--- a/Docs/Project_Report_VineyardML.docx
+++ b/Docs/Project_Report_VineyardML.docx
@@ -153,6 +153,7 @@
       </w:pPr>
       <w:r>
         <w:rPr>
+          <w:noProof/>
           <w:color w:val="000000"/>
         </w:rPr>
         <w:drawing>
@@ -453,32 +454,14 @@
         <w:rPr>
           <w:color w:val="000000"/>
         </w:rPr>
-        <w:t xml:space="preserve">Name </w:t>
-      </w:r>
-      <w:r>
-        <w:rPr>
-          <w:color w:val="000000"/>
-        </w:rPr>
-        <w:t>: Sparsh Bhalla</w:t>
+        <w:t>Name : Sparsh Bhalla</w:t>
       </w:r>
       <w:r>
         <w:rPr>
           <w:color w:val="000000"/>
         </w:rPr>
         <w:br/>
-        <w:t>Roll Number</w:t>
-      </w:r>
-      <w:r>
-        <w:rPr>
-          <w:color w:val="000000"/>
-        </w:rPr>
-        <w:t xml:space="preserve"> </w:t>
-      </w:r>
-      <w:r>
-        <w:rPr>
-          <w:color w:val="000000"/>
-        </w:rPr>
-        <w:t>: 2301331530173</w:t>
+        <w:t>Roll Number : 2301331530173</w:t>
       </w:r>
       <w:r>
         <w:rPr>
@@ -923,1250 +906,17 @@
           <w:sz w:val="28"/>
           <w:szCs w:val="24"/>
         </w:rPr>
-        <w:t>Mr. Ritesh Rajput, Professor, Department of AIML, NIET</w:t>
-      </w:r>
-      <w:r>
-        <w:rPr>
-          <w:sz w:val="28"/>
-          <w:szCs w:val="24"/>
-        </w:rPr>
-        <w:t>, for his valuable guidance, encouragement, continuous inspiration, and insightful suggestions throughout our project work. We are highly indebted to him for his meticulous supervision at every phase of the project whenever required. His guidance and support inspired us in numerous ways to successfully accomplish this work.</w:t>
-      </w:r>
-    </w:p>
-    <w:p>
-      <w:pPr>
-        <w:jc w:val="both"/>
-        <w:rPr>
-          <w:sz w:val="28"/>
-          <w:szCs w:val="24"/>
-        </w:rPr>
-      </w:pPr>
-      <w:r>
-        <w:rPr>
-          <w:sz w:val="28"/>
-          <w:szCs w:val="24"/>
-        </w:rPr>
-        <w:t>We also express our sincere thanks to all the faculty and staff members of the Department of AIML for their continuous encouragement.</w:t>
-      </w:r>
-    </w:p>
-    <w:p>
-      <w:pPr>
-        <w:jc w:val="both"/>
-        <w:rPr>
-          <w:sz w:val="28"/>
-          <w:szCs w:val="24"/>
-        </w:rPr>
-      </w:pPr>
-      <w:r>
-        <w:rPr>
-          <w:sz w:val="28"/>
-          <w:szCs w:val="24"/>
-        </w:rPr>
-        <w:t>Finally, we would like to express our gratitude to all those who have directly or indirectly assisted us and whose help and cooperation contributed to the successful completion of this research work.</w:t>
-      </w:r>
-    </w:p>
-    <w:p>
-      <w:pPr>
-        <w:rPr>
-          <w:sz w:val="28"/>
-          <w:szCs w:val="24"/>
-        </w:rPr>
-      </w:pPr>
-      <w:r>
-        <w:rPr>
-          <w:sz w:val="28"/>
-          <w:szCs w:val="24"/>
-        </w:rPr>
-        <w:t>.</w:t>
-      </w:r>
-    </w:p>
-    <w:p>
-      <w:r>
-        <w:br w:type="page"/>
-      </w:r>
-    </w:p>
-    <w:p>
-      <w:pPr>
-        <w:pStyle w:val="Heading1"/>
-        <w:jc w:val="center"/>
-      </w:pPr>
-      <w:r>
-        <w:rPr>
-          <w:rFonts w:ascii="Times New Roman" w:hAnsi="Times New Roman"/>
-          <w:color w:val="000000"/>
-          <w:sz w:val="32"/>
-        </w:rPr>
-        <w:lastRenderedPageBreak/>
-        <w:t>ABSTRACT</w:t>
-      </w:r>
-    </w:p>
-    <w:p>
-      <w:r>
-        <w:br/>
-      </w:r>
-    </w:p>
-    <w:p>
-      <w:pPr>
-        <w:jc w:val="both"/>
-        <w:rPr>
-          <w:color w:val="000000"/>
-          <w:sz w:val="28"/>
-        </w:rPr>
-      </w:pPr>
-      <w:r>
-        <w:rPr>
-          <w:color w:val="000000"/>
-          <w:sz w:val="28"/>
-        </w:rPr>
-        <w:t xml:space="preserve">The quality of wine and vineyard yield is highly dependent on a delicate balance of chemical properties including pH, alcohol concentration, acidity, and sulfites. Traditional assessment relies heavily on human sensory evaluation and complex laboratory analysis, which can be time-consuming, expensive, and often inconsistent. This project introduces a robust and automated </w:t>
-      </w:r>
-      <w:r>
-        <w:rPr>
-          <w:b/>
-          <w:bCs/>
-          <w:color w:val="000000"/>
-          <w:sz w:val="28"/>
-        </w:rPr>
-        <w:t>"Vineyard Quality Assessment Model"</w:t>
-      </w:r>
-      <w:r>
-        <w:rPr>
-          <w:color w:val="000000"/>
-          <w:sz w:val="28"/>
-        </w:rPr>
-        <w:t xml:space="preserve"> that leverages Machine Learning, specifically the </w:t>
-      </w:r>
-      <w:proofErr w:type="spellStart"/>
-      <w:r>
-        <w:rPr>
-          <w:color w:val="000000"/>
-          <w:sz w:val="28"/>
-        </w:rPr>
-        <w:t>XGBoost</w:t>
-      </w:r>
-      <w:proofErr w:type="spellEnd"/>
-      <w:r>
-        <w:rPr>
-          <w:color w:val="000000"/>
-          <w:sz w:val="28"/>
-        </w:rPr>
-        <w:t xml:space="preserve"> regression algorithm, to accurately predict the quality of wine based on its physicochemical properties.</w:t>
-      </w:r>
-    </w:p>
-    <w:p>
-      <w:pPr>
-        <w:jc w:val="both"/>
-        <w:rPr>
-          <w:color w:val="000000"/>
-          <w:sz w:val="28"/>
-        </w:rPr>
-      </w:pPr>
-      <w:r>
-        <w:rPr>
-          <w:color w:val="000000"/>
-          <w:sz w:val="28"/>
-        </w:rPr>
-        <w:t xml:space="preserve">Utilizing the UCI Wine Quality Dataset, our system performs comprehensive data preprocessing, including normalization and feature scaling, followed by hyperparameter tuning using </w:t>
-      </w:r>
-      <w:proofErr w:type="spellStart"/>
-      <w:r>
-        <w:rPr>
-          <w:color w:val="000000"/>
-          <w:sz w:val="28"/>
-        </w:rPr>
-        <w:t>GridSearchCV</w:t>
-      </w:r>
-      <w:proofErr w:type="spellEnd"/>
-      <w:r>
-        <w:rPr>
-          <w:color w:val="000000"/>
-          <w:sz w:val="28"/>
-        </w:rPr>
-        <w:t xml:space="preserve"> to optimize model performance. The trained model demonstrates strong predictive capability and generalization by effectively capturing complex, non-linear relationships between chemical attributes and quality scores.</w:t>
-      </w:r>
-    </w:p>
-    <w:p>
-      <w:pPr>
-        <w:jc w:val="both"/>
-        <w:rPr>
-          <w:color w:val="000000"/>
-          <w:sz w:val="28"/>
-        </w:rPr>
-      </w:pPr>
-      <w:r>
-        <w:rPr>
-          <w:color w:val="000000"/>
-          <w:sz w:val="28"/>
-        </w:rPr>
-        <w:t xml:space="preserve">In addition to the backend model, we developed an intuitive and visually appealing graphical user interface (GUI) using </w:t>
-      </w:r>
-      <w:proofErr w:type="spellStart"/>
-      <w:r>
-        <w:rPr>
-          <w:color w:val="000000"/>
-          <w:sz w:val="28"/>
-        </w:rPr>
-        <w:t>Streamlit</w:t>
-      </w:r>
-      <w:proofErr w:type="spellEnd"/>
-      <w:r>
-        <w:rPr>
-          <w:color w:val="000000"/>
-          <w:sz w:val="28"/>
-        </w:rPr>
-        <w:t>. This interface enables vineyard owners and viticulturists to input chemical parameters manually or upload batch CSV files for large-scale predictions. The system provides instant outputs including predicted quality scores, maturity indicators, risk severity levels, and actionable recommendations based on feature importance analysis.</w:t>
-      </w:r>
-    </w:p>
-    <w:p>
-      <w:pPr>
-        <w:jc w:val="both"/>
-        <w:rPr>
-          <w:color w:val="000000"/>
-          <w:sz w:val="28"/>
-        </w:rPr>
-      </w:pPr>
-      <w:r>
-        <w:rPr>
-          <w:color w:val="000000"/>
-          <w:sz w:val="28"/>
-        </w:rPr>
-        <w:t>Overall, the proposed system bridges the gap between raw chemical data and practical agricultural decision-making. It offers a scalable, efficient, and user-friendly solution that enhances traditional viticulture practices through data-driven insights and real-time analysis</w:t>
-      </w:r>
-    </w:p>
-    <w:p>
-      <w:r>
-        <w:br w:type="page"/>
-      </w:r>
-    </w:p>
-    <w:p>
-      <w:pPr>
-        <w:pStyle w:val="Heading1"/>
-        <w:jc w:val="center"/>
-      </w:pPr>
-      <w:r>
-        <w:rPr>
-          <w:rFonts w:ascii="Times New Roman" w:hAnsi="Times New Roman"/>
-          <w:color w:val="000000"/>
-          <w:sz w:val="32"/>
-        </w:rPr>
-        <w:lastRenderedPageBreak/>
-        <w:t>TABLE OF CONTENTS</w:t>
-      </w:r>
-    </w:p>
-    <w:p>
-      <w:pPr>
-        <w:jc w:val="both"/>
-        <w:rPr>
-          <w:color w:val="000000"/>
-        </w:rPr>
-      </w:pPr>
-      <w:r>
-        <w:rPr>
-          <w:color w:val="000000"/>
-        </w:rPr>
-        <w:br/>
-      </w:r>
-      <w:r>
-        <w:rPr>
-          <w:color w:val="000000"/>
-        </w:rPr>
-        <w:t>Declaration .........................................................................................</w:t>
-      </w:r>
-      <w:r>
-        <w:rPr>
-          <w:color w:val="000000"/>
-        </w:rPr>
-        <w:t>.................................</w:t>
-      </w:r>
-      <w:r>
-        <w:rPr>
-          <w:color w:val="000000"/>
-        </w:rPr>
-        <w:t xml:space="preserve"> </w:t>
-      </w:r>
-      <w:proofErr w:type="spellStart"/>
-      <w:r>
-        <w:rPr>
-          <w:color w:val="000000"/>
-        </w:rPr>
-        <w:t>i</w:t>
-      </w:r>
-      <w:proofErr w:type="spellEnd"/>
-      <w:r>
-        <w:rPr>
-          <w:color w:val="000000"/>
-        </w:rPr>
-        <w:br/>
-        <w:t>Certificate ...........................................................................................</w:t>
-      </w:r>
-      <w:r>
-        <w:rPr>
-          <w:color w:val="000000"/>
-        </w:rPr>
-        <w:t>...............................</w:t>
-      </w:r>
-      <w:r>
-        <w:rPr>
-          <w:color w:val="000000"/>
-        </w:rPr>
-        <w:t xml:space="preserve"> ii</w:t>
-      </w:r>
-      <w:r>
-        <w:rPr>
-          <w:color w:val="000000"/>
-        </w:rPr>
-        <w:br/>
-        <w:t>Acknowledgements ..................................................................</w:t>
-      </w:r>
-      <w:r>
-        <w:rPr>
-          <w:color w:val="000000"/>
-        </w:rPr>
-        <w:t>............................</w:t>
-      </w:r>
-      <w:r>
-        <w:rPr>
-          <w:color w:val="000000"/>
-        </w:rPr>
-        <w:t>............ iii</w:t>
-      </w:r>
-      <w:r>
-        <w:rPr>
-          <w:color w:val="000000"/>
-        </w:rPr>
-        <w:br/>
-        <w:t>Abstract ...................................................................</w:t>
-      </w:r>
-      <w:r>
-        <w:rPr>
-          <w:color w:val="000000"/>
-        </w:rPr>
-        <w:t>...............................</w:t>
-      </w:r>
-      <w:r>
-        <w:rPr>
-          <w:color w:val="000000"/>
-        </w:rPr>
-        <w:t>........................... iv</w:t>
-      </w:r>
-      <w:r>
-        <w:rPr>
-          <w:color w:val="000000"/>
-        </w:rPr>
-        <w:br/>
-        <w:t>List of Tables .....................................</w:t>
-      </w:r>
-      <w:r>
-        <w:rPr>
-          <w:color w:val="000000"/>
-        </w:rPr>
-        <w:t>.............................</w:t>
-      </w:r>
-      <w:r>
-        <w:rPr>
-          <w:color w:val="000000"/>
-        </w:rPr>
-        <w:t>................................................. vii</w:t>
-      </w:r>
-      <w:r>
-        <w:rPr>
-          <w:color w:val="000000"/>
-        </w:rPr>
-        <w:br/>
-        <w:t>List of Figures ............................................</w:t>
-      </w:r>
-      <w:r>
-        <w:rPr>
-          <w:color w:val="000000"/>
-        </w:rPr>
-        <w:t>............................</w:t>
-      </w:r>
-      <w:r>
-        <w:rPr>
-          <w:color w:val="000000"/>
-        </w:rPr>
-        <w:t>......................................... viii</w:t>
-      </w:r>
-      <w:r>
-        <w:rPr>
-          <w:color w:val="000000"/>
-        </w:rPr>
-        <w:br/>
-        <w:t>List of Abbreviations .............................................</w:t>
-      </w:r>
-      <w:r>
-        <w:rPr>
-          <w:color w:val="000000"/>
-        </w:rPr>
-        <w:t>............................</w:t>
-      </w:r>
-      <w:r>
-        <w:rPr>
-          <w:color w:val="000000"/>
-        </w:rPr>
-        <w:t>............................... ix</w:t>
-      </w:r>
-    </w:p>
-    <w:p>
-      <w:pPr>
-        <w:jc w:val="both"/>
-        <w:rPr>
-          <w:color w:val="000000"/>
-        </w:rPr>
-      </w:pPr>
-      <w:r>
-        <w:rPr>
-          <w:color w:val="000000"/>
-        </w:rPr>
-        <w:t>CHAPTER 1: INTRODUCTION ......................</w:t>
-      </w:r>
-      <w:r>
-        <w:rPr>
-          <w:color w:val="000000"/>
-        </w:rPr>
-        <w:t>.................</w:t>
-      </w:r>
-      <w:r>
-        <w:rPr>
-          <w:color w:val="000000"/>
-        </w:rPr>
-        <w:t>........................................... 1–5</w:t>
-      </w:r>
-      <w:r>
-        <w:rPr>
-          <w:color w:val="000000"/>
-        </w:rPr>
-        <w:br/>
-      </w:r>
-      <w:r>
-        <w:rPr>
-          <w:color w:val="000000"/>
-        </w:rPr>
-        <w:t xml:space="preserve"> </w:t>
-      </w:r>
-      <w:r>
-        <w:rPr>
-          <w:color w:val="000000"/>
-        </w:rPr>
-        <w:tab/>
-      </w:r>
-      <w:r>
-        <w:rPr>
-          <w:color w:val="000000"/>
-        </w:rPr>
-        <w:t>1.1 BACKGROUND .......................</w:t>
-      </w:r>
-      <w:r>
-        <w:rPr>
-          <w:color w:val="000000"/>
-        </w:rPr>
-        <w:t>.............</w:t>
-      </w:r>
-      <w:r>
-        <w:rPr>
-          <w:color w:val="000000"/>
-        </w:rPr>
-        <w:t>......................................................... 1</w:t>
-      </w:r>
-      <w:r>
-        <w:rPr>
-          <w:color w:val="000000"/>
-        </w:rPr>
-        <w:br/>
-      </w:r>
-      <w:r>
-        <w:rPr>
-          <w:color w:val="000000"/>
-        </w:rPr>
-        <w:t xml:space="preserve"> </w:t>
-      </w:r>
-      <w:r>
-        <w:rPr>
-          <w:color w:val="000000"/>
-        </w:rPr>
-        <w:tab/>
-      </w:r>
-      <w:r>
-        <w:rPr>
-          <w:color w:val="000000"/>
-        </w:rPr>
-        <w:t xml:space="preserve">1.2 IDENTIFIED ISSUES/RESEARCH GAPS </w:t>
-      </w:r>
-      <w:r>
-        <w:rPr>
-          <w:color w:val="000000"/>
-        </w:rPr>
-        <w:t>……..</w:t>
-      </w:r>
-      <w:r>
-        <w:rPr>
-          <w:color w:val="000000"/>
-        </w:rPr>
-        <w:t>.......................................... 3</w:t>
-      </w:r>
-      <w:r>
-        <w:rPr>
-          <w:color w:val="000000"/>
-        </w:rPr>
-        <w:br/>
-      </w:r>
-      <w:r>
-        <w:rPr>
-          <w:color w:val="000000"/>
-        </w:rPr>
-        <w:t xml:space="preserve"> </w:t>
-      </w:r>
-      <w:r>
-        <w:rPr>
-          <w:color w:val="000000"/>
-        </w:rPr>
-        <w:tab/>
-      </w:r>
-      <w:r>
-        <w:rPr>
-          <w:color w:val="000000"/>
-        </w:rPr>
-        <w:t>1.3 OBJECTIVE AND SCOPE ..........................</w:t>
-      </w:r>
-      <w:r>
-        <w:rPr>
-          <w:color w:val="000000"/>
-        </w:rPr>
-        <w:t>............</w:t>
-      </w:r>
-      <w:r>
-        <w:rPr>
-          <w:color w:val="000000"/>
-        </w:rPr>
-        <w:t>....................................... 4</w:t>
-      </w:r>
-      <w:r>
-        <w:rPr>
-          <w:color w:val="000000"/>
-        </w:rPr>
-        <w:br/>
-      </w:r>
-      <w:r>
-        <w:rPr>
-          <w:color w:val="000000"/>
-        </w:rPr>
-        <w:t xml:space="preserve"> </w:t>
-      </w:r>
-      <w:r>
-        <w:rPr>
-          <w:color w:val="000000"/>
-        </w:rPr>
-        <w:tab/>
-      </w:r>
-      <w:r>
-        <w:rPr>
-          <w:color w:val="000000"/>
-        </w:rPr>
-        <w:t>1.4 PROJECT REPORT ORGANIZATION .......................................</w:t>
-      </w:r>
-      <w:r>
-        <w:rPr>
-          <w:color w:val="000000"/>
-        </w:rPr>
-        <w:t>...........</w:t>
-      </w:r>
-      <w:r>
-        <w:rPr>
-          <w:color w:val="000000"/>
-        </w:rPr>
-        <w:t>....... 5</w:t>
-      </w:r>
-    </w:p>
-    <w:p>
-      <w:pPr>
-        <w:jc w:val="both"/>
-        <w:rPr>
-          <w:color w:val="000000"/>
-        </w:rPr>
-      </w:pPr>
-      <w:r>
-        <w:rPr>
-          <w:color w:val="000000"/>
-        </w:rPr>
-        <w:t>CHAPTER 2: LITERATURE REVIEW ............................</w:t>
-      </w:r>
-      <w:r>
-        <w:rPr>
-          <w:color w:val="000000"/>
-        </w:rPr>
-        <w:t>..............</w:t>
-      </w:r>
-      <w:r>
-        <w:rPr>
-          <w:color w:val="000000"/>
-        </w:rPr>
-        <w:t>............................. 6–8</w:t>
-      </w:r>
-      <w:r>
-        <w:rPr>
-          <w:color w:val="000000"/>
-        </w:rPr>
-        <w:br/>
-      </w:r>
-      <w:r>
-        <w:rPr>
-          <w:color w:val="000000"/>
-        </w:rPr>
-        <w:t xml:space="preserve"> </w:t>
-      </w:r>
-      <w:r>
-        <w:rPr>
-          <w:color w:val="000000"/>
-        </w:rPr>
-        <w:tab/>
-      </w:r>
-      <w:r>
-        <w:rPr>
-          <w:color w:val="000000"/>
-        </w:rPr>
-        <w:t>2.1 Existing Viticulture ML Models ............</w:t>
-      </w:r>
-      <w:r>
-        <w:rPr>
-          <w:color w:val="000000"/>
-        </w:rPr>
-        <w:t>.............</w:t>
-      </w:r>
-      <w:r>
-        <w:rPr>
-          <w:color w:val="000000"/>
-        </w:rPr>
-        <w:t>............................................. 6</w:t>
-      </w:r>
-      <w:r>
-        <w:rPr>
-          <w:color w:val="000000"/>
-        </w:rPr>
-        <w:br/>
-      </w:r>
-      <w:r>
-        <w:rPr>
-          <w:color w:val="000000"/>
-        </w:rPr>
-        <w:t xml:space="preserve"> </w:t>
-      </w:r>
-      <w:r>
-        <w:rPr>
-          <w:color w:val="000000"/>
-        </w:rPr>
-        <w:tab/>
-      </w:r>
-      <w:r>
-        <w:rPr>
-          <w:color w:val="000000"/>
-        </w:rPr>
-        <w:t>2.2</w:t>
-      </w:r>
-      <w:r>
-        <w:rPr>
-          <w:color w:val="000000"/>
-        </w:rPr>
-        <w:t xml:space="preserve"> </w:t>
-      </w:r>
-      <w:r>
-        <w:rPr>
-          <w:color w:val="000000"/>
-        </w:rPr>
-        <w:t>The Rise of Gradient Boosting</w:t>
-      </w:r>
-      <w:r>
-        <w:rPr>
-          <w:color w:val="000000"/>
-        </w:rPr>
-        <w:t xml:space="preserve"> </w:t>
-      </w:r>
-      <w:r>
-        <w:rPr>
-          <w:color w:val="000000"/>
-        </w:rPr>
-        <w:t>.................................</w:t>
-      </w:r>
-      <w:r>
-        <w:rPr>
-          <w:color w:val="000000"/>
-        </w:rPr>
-        <w:t>...............</w:t>
-      </w:r>
-      <w:r>
-        <w:rPr>
-          <w:color w:val="000000"/>
-        </w:rPr>
-        <w:t>........................</w:t>
-      </w:r>
-      <w:r>
-        <w:rPr>
-          <w:color w:val="000000"/>
-        </w:rPr>
-        <w:t>.</w:t>
-      </w:r>
-      <w:r>
-        <w:rPr>
-          <w:color w:val="000000"/>
-        </w:rPr>
-        <w:t>7</w:t>
-      </w:r>
-    </w:p>
-    <w:p>
-      <w:pPr>
-        <w:jc w:val="both"/>
-        <w:rPr>
-          <w:color w:val="000000"/>
-        </w:rPr>
-      </w:pPr>
-      <w:r>
-        <w:rPr>
-          <w:color w:val="000000"/>
-        </w:rPr>
-        <w:t>CHAPTER 3: REQUIREMENTS AND ANALYSIS ..........................</w:t>
-      </w:r>
-      <w:r>
-        <w:rPr>
-          <w:color w:val="000000"/>
-        </w:rPr>
-        <w:t>........</w:t>
-      </w:r>
-      <w:r>
-        <w:rPr>
-          <w:color w:val="000000"/>
-        </w:rPr>
-        <w:t>............... 9–11</w:t>
-      </w:r>
-      <w:r>
-        <w:rPr>
-          <w:color w:val="000000"/>
-        </w:rPr>
-        <w:br/>
-      </w:r>
-      <w:r>
-        <w:rPr>
-          <w:color w:val="000000"/>
-        </w:rPr>
-        <w:t xml:space="preserve"> </w:t>
-      </w:r>
-      <w:r>
-        <w:rPr>
-          <w:color w:val="000000"/>
-        </w:rPr>
-        <w:tab/>
-      </w:r>
-      <w:r>
-        <w:rPr>
-          <w:color w:val="000000"/>
-        </w:rPr>
-        <w:t>3.1 Hardware Requirements .........................</w:t>
-      </w:r>
-      <w:r>
-        <w:rPr>
-          <w:color w:val="000000"/>
-        </w:rPr>
-        <w:t>..................</w:t>
-      </w:r>
-      <w:r>
-        <w:rPr>
-          <w:color w:val="000000"/>
-        </w:rPr>
-        <w:t>........................................ 9</w:t>
-      </w:r>
-      <w:r>
-        <w:rPr>
-          <w:color w:val="000000"/>
-        </w:rPr>
-        <w:br/>
-      </w:r>
-      <w:r>
-        <w:rPr>
-          <w:color w:val="000000"/>
-        </w:rPr>
-        <w:t xml:space="preserve"> </w:t>
-      </w:r>
-      <w:r>
-        <w:rPr>
-          <w:color w:val="000000"/>
-        </w:rPr>
-        <w:tab/>
-      </w:r>
-      <w:r>
-        <w:rPr>
-          <w:color w:val="000000"/>
-        </w:rPr>
-        <w:t>3.2 Software Requirements ...............................</w:t>
-      </w:r>
-      <w:r>
-        <w:rPr>
-          <w:color w:val="000000"/>
-        </w:rPr>
-        <w:t>.................</w:t>
-      </w:r>
-      <w:r>
-        <w:rPr>
-          <w:color w:val="000000"/>
-        </w:rPr>
-        <w:t>.................................. 10</w:t>
-      </w:r>
-      <w:r>
-        <w:rPr>
-          <w:color w:val="000000"/>
-        </w:rPr>
-        <w:br/>
-      </w:r>
-      <w:r>
-        <w:rPr>
-          <w:color w:val="000000"/>
-        </w:rPr>
-        <w:t xml:space="preserve"> </w:t>
-      </w:r>
-      <w:r>
-        <w:rPr>
-          <w:color w:val="000000"/>
-        </w:rPr>
-        <w:tab/>
-      </w:r>
-      <w:r>
-        <w:rPr>
-          <w:color w:val="000000"/>
-        </w:rPr>
-        <w:t>3.3 Dataset Analysis ....................................................................</w:t>
-      </w:r>
-      <w:r>
-        <w:rPr>
-          <w:color w:val="000000"/>
-        </w:rPr>
-        <w:t>.................</w:t>
-      </w:r>
-      <w:r>
-        <w:rPr>
-          <w:color w:val="000000"/>
-        </w:rPr>
-        <w:t>........ 11</w:t>
-      </w:r>
-    </w:p>
-    <w:p>
-      <w:pPr>
-        <w:jc w:val="both"/>
-        <w:rPr>
-          <w:color w:val="000000"/>
-        </w:rPr>
-      </w:pPr>
-      <w:r>
-        <w:rPr>
-          <w:color w:val="000000"/>
-        </w:rPr>
-        <w:t>CHAPTER 4: PROPOSED METHODOLOGY ............................</w:t>
-      </w:r>
-      <w:r>
-        <w:rPr>
-          <w:color w:val="000000"/>
-        </w:rPr>
-        <w:t>..........</w:t>
-      </w:r>
-      <w:r>
-        <w:rPr>
-          <w:color w:val="000000"/>
-        </w:rPr>
-        <w:t>.................. 12–16</w:t>
-      </w:r>
-      <w:r>
-        <w:rPr>
-          <w:color w:val="000000"/>
-        </w:rPr>
-        <w:br/>
-      </w:r>
-      <w:r>
-        <w:rPr>
-          <w:color w:val="000000"/>
-        </w:rPr>
-        <w:t xml:space="preserve"> </w:t>
-      </w:r>
-      <w:r>
-        <w:rPr>
-          <w:color w:val="000000"/>
-        </w:rPr>
-        <w:tab/>
-      </w:r>
-      <w:r>
-        <w:rPr>
-          <w:color w:val="000000"/>
-        </w:rPr>
-        <w:t>4.1 System Architecture .........................................</w:t>
-      </w:r>
-      <w:r>
-        <w:rPr>
-          <w:color w:val="000000"/>
-        </w:rPr>
-        <w:t>................</w:t>
-      </w:r>
-      <w:r>
-        <w:rPr>
-          <w:color w:val="000000"/>
-        </w:rPr>
-        <w:t>.............................. 12</w:t>
-      </w:r>
-      <w:r>
-        <w:rPr>
-          <w:color w:val="000000"/>
-        </w:rPr>
-        <w:br/>
-      </w:r>
-      <w:r>
-        <w:rPr>
-          <w:color w:val="000000"/>
-        </w:rPr>
-        <w:t xml:space="preserve"> </w:t>
-      </w:r>
-      <w:r>
-        <w:rPr>
-          <w:color w:val="000000"/>
-        </w:rPr>
-        <w:tab/>
-      </w:r>
-      <w:r>
-        <w:rPr>
-          <w:color w:val="000000"/>
-        </w:rPr>
-        <w:t>4.2 Data Preprocessing ..............................................</w:t>
-      </w:r>
-      <w:r>
-        <w:rPr>
-          <w:color w:val="000000"/>
-        </w:rPr>
-        <w:t>..................</w:t>
-      </w:r>
-      <w:r>
-        <w:rPr>
-          <w:color w:val="000000"/>
-        </w:rPr>
-        <w:t>......................... 13</w:t>
-      </w:r>
-      <w:r>
-        <w:rPr>
-          <w:color w:val="000000"/>
-        </w:rPr>
-        <w:br/>
-      </w:r>
-      <w:r>
-        <w:rPr>
-          <w:color w:val="000000"/>
-        </w:rPr>
-        <w:t xml:space="preserve"> </w:t>
-      </w:r>
-      <w:r>
-        <w:rPr>
-          <w:color w:val="000000"/>
-        </w:rPr>
-        <w:tab/>
-      </w:r>
-      <w:r>
-        <w:rPr>
-          <w:color w:val="000000"/>
-        </w:rPr>
-        <w:t>4.3 Model Training and Tuning ......................................</w:t>
-      </w:r>
-      <w:r>
-        <w:rPr>
-          <w:color w:val="000000"/>
-        </w:rPr>
-        <w:t>...............</w:t>
-      </w:r>
-      <w:r>
-        <w:rPr>
-          <w:color w:val="000000"/>
-        </w:rPr>
-        <w:t>...................... 14</w:t>
-      </w:r>
-      <w:r>
-        <w:rPr>
-          <w:color w:val="000000"/>
-        </w:rPr>
-        <w:br/>
-      </w:r>
-      <w:r>
-        <w:rPr>
-          <w:color w:val="000000"/>
-        </w:rPr>
-        <w:t xml:space="preserve"> </w:t>
-      </w:r>
-      <w:r>
-        <w:rPr>
-          <w:color w:val="000000"/>
-        </w:rPr>
-        <w:tab/>
-      </w:r>
-      <w:r>
-        <w:rPr>
-          <w:color w:val="000000"/>
-        </w:rPr>
-        <w:t>4.4 Graphical User Interface (GUI) ................................................</w:t>
-      </w:r>
-      <w:r>
-        <w:rPr>
-          <w:color w:val="000000"/>
-        </w:rPr>
-        <w:t>...............</w:t>
-      </w:r>
-      <w:r>
-        <w:rPr>
-          <w:color w:val="000000"/>
-        </w:rPr>
-        <w:t>...... 15</w:t>
-      </w:r>
-    </w:p>
-    <w:p>
-      <w:pPr>
-        <w:jc w:val="both"/>
-        <w:rPr>
-          <w:color w:val="000000"/>
-        </w:rPr>
-      </w:pPr>
-      <w:r>
-        <w:rPr>
-          <w:color w:val="000000"/>
-        </w:rPr>
-        <w:t>CHAPTER 5: RESULTS .............................................................................</w:t>
-      </w:r>
-      <w:r>
-        <w:rPr>
-          <w:color w:val="000000"/>
-        </w:rPr>
-        <w:t>..............</w:t>
-      </w:r>
-      <w:r>
-        <w:rPr>
-          <w:color w:val="000000"/>
-        </w:rPr>
-        <w:t xml:space="preserve"> 17–19</w:t>
-      </w:r>
-      <w:r>
-        <w:rPr>
-          <w:color w:val="000000"/>
-        </w:rPr>
-        <w:br/>
-      </w:r>
-      <w:r>
-        <w:rPr>
-          <w:color w:val="000000"/>
-        </w:rPr>
-        <w:t xml:space="preserve"> </w:t>
-      </w:r>
-      <w:r>
-        <w:rPr>
-          <w:color w:val="000000"/>
-        </w:rPr>
-        <w:tab/>
-      </w:r>
-      <w:r>
-        <w:rPr>
-          <w:color w:val="000000"/>
-        </w:rPr>
-        <w:t>5.1 Model Evaluation Metrics ............................................................</w:t>
-      </w:r>
-      <w:r>
-        <w:rPr>
-          <w:color w:val="000000"/>
-        </w:rPr>
-        <w:t>...............</w:t>
-      </w:r>
-      <w:r>
-        <w:rPr>
-          <w:color w:val="000000"/>
-        </w:rPr>
-        <w:t>... 17</w:t>
-      </w:r>
-      <w:r>
-        <w:rPr>
-          <w:color w:val="000000"/>
-        </w:rPr>
-        <w:br/>
-      </w:r>
-      <w:r>
-        <w:rPr>
-          <w:color w:val="000000"/>
-        </w:rPr>
-        <w:t xml:space="preserve"> </w:t>
-      </w:r>
-      <w:r>
-        <w:rPr>
-          <w:color w:val="000000"/>
-        </w:rPr>
-        <w:tab/>
-      </w:r>
-      <w:r>
-        <w:rPr>
-          <w:color w:val="000000"/>
-        </w:rPr>
-        <w:t>5.2 Feature Importance Analysis .........................................................</w:t>
-      </w:r>
-      <w:r>
-        <w:rPr>
-          <w:color w:val="000000"/>
-        </w:rPr>
-        <w:t>................</w:t>
-      </w:r>
-      <w:r>
-        <w:rPr>
-          <w:color w:val="000000"/>
-        </w:rPr>
-        <w:t xml:space="preserve"> 18</w:t>
-      </w:r>
-    </w:p>
-    <w:p>
-      <w:pPr>
-        <w:jc w:val="both"/>
-        <w:rPr>
-          <w:color w:val="000000"/>
-        </w:rPr>
-      </w:pPr>
-      <w:r>
-        <w:rPr>
-          <w:color w:val="000000"/>
-        </w:rPr>
-        <w:t>CHAPTER 6: CONCLUSION AND FUTURE WORK ....................................</w:t>
-      </w:r>
-      <w:r>
-        <w:rPr>
-          <w:color w:val="000000"/>
-        </w:rPr>
-        <w:t>.......</w:t>
-      </w:r>
-      <w:r>
-        <w:rPr>
-          <w:color w:val="000000"/>
-        </w:rPr>
-        <w:t xml:space="preserve"> 20–21</w:t>
-      </w:r>
-      <w:r>
-        <w:rPr>
-          <w:color w:val="000000"/>
-        </w:rPr>
-        <w:br/>
-      </w:r>
-      <w:r>
-        <w:rPr>
-          <w:color w:val="000000"/>
-        </w:rPr>
-        <w:t xml:space="preserve"> </w:t>
-      </w:r>
-      <w:r>
-        <w:rPr>
-          <w:color w:val="000000"/>
-        </w:rPr>
-        <w:tab/>
-      </w:r>
-      <w:r>
-        <w:rPr>
-          <w:color w:val="000000"/>
-        </w:rPr>
-        <w:t>6.1 Conclusion .....................................................................................</w:t>
-      </w:r>
-      <w:r>
-        <w:rPr>
-          <w:color w:val="000000"/>
-        </w:rPr>
-        <w:t>................</w:t>
-      </w:r>
-      <w:r>
-        <w:rPr>
-          <w:color w:val="000000"/>
-        </w:rPr>
-        <w:t xml:space="preserve"> 20</w:t>
-      </w:r>
-      <w:r>
-        <w:rPr>
-          <w:color w:val="000000"/>
-        </w:rPr>
-        <w:br/>
-      </w:r>
-      <w:r>
-        <w:rPr>
-          <w:color w:val="000000"/>
-        </w:rPr>
-        <w:t xml:space="preserve"> </w:t>
-      </w:r>
-      <w:r>
-        <w:rPr>
-          <w:color w:val="000000"/>
-        </w:rPr>
-        <w:tab/>
-      </w:r>
-      <w:r>
-        <w:rPr>
-          <w:color w:val="000000"/>
-        </w:rPr>
-        <w:t>6.2 Future Scope .................................................................................</w:t>
-      </w:r>
-      <w:r>
-        <w:rPr>
-          <w:color w:val="000000"/>
-        </w:rPr>
-        <w:t>.………….</w:t>
-      </w:r>
-      <w:r>
-        <w:rPr>
-          <w:color w:val="000000"/>
-        </w:rPr>
-        <w:t>21</w:t>
-      </w:r>
-    </w:p>
-    <w:p>
-      <w:pPr>
-        <w:jc w:val="both"/>
-        <w:rPr>
-          <w:color w:val="000000"/>
-        </w:rPr>
-      </w:pPr>
-      <w:r>
-        <w:rPr>
-          <w:color w:val="000000"/>
-        </w:rPr>
-        <w:t>REFERENCES ....................................................................................</w:t>
-      </w:r>
-      <w:r>
-        <w:rPr>
-          <w:color w:val="000000"/>
-        </w:rPr>
-        <w:t>.......................</w:t>
-      </w:r>
-      <w:r>
-        <w:rPr>
-          <w:color w:val="000000"/>
-        </w:rPr>
-        <w:t>..... 22</w:t>
-      </w:r>
-      <w:r>
-        <w:rPr>
-          <w:color w:val="000000"/>
-        </w:rPr>
-        <w:br/>
-        <w:t>APPENDICES / ANNEXURES .................................................................</w:t>
-      </w:r>
-      <w:r>
-        <w:rPr>
-          <w:color w:val="000000"/>
-        </w:rPr>
-        <w:t>......................</w:t>
-      </w:r>
-      <w:r>
-        <w:rPr>
-          <w:color w:val="000000"/>
-        </w:rPr>
-        <w:t>23</w:t>
-      </w:r>
-    </w:p>
-    <w:p/>
-    <w:p>
-      <w:pPr>
-        <w:jc w:val="center"/>
+        <w:t xml:space="preserve">Mr. Ritesh Rajput, </w:t>
+      </w:r>
+      <w:r>
         <w:rPr>
           <w:b/>
           <w:bCs/>
           <w:sz w:val="28"/>
           <w:szCs w:val="24"/>
         </w:rPr>
-      </w:pPr>
+        <w:t xml:space="preserve">Assistant </w:t>
+      </w:r>
       <w:r>
         <w:rPr>
           <w:b/>
@@ -2174,12 +924,1273 @@
           <w:sz w:val="28"/>
           <w:szCs w:val="24"/>
         </w:rPr>
+        <w:t>Professor</w:t>
+      </w:r>
+      <w:r>
+        <w:rPr>
+          <w:b/>
+          <w:bCs/>
+          <w:sz w:val="28"/>
+          <w:szCs w:val="24"/>
+        </w:rPr>
+        <w:t>, Department of AIML, NIET</w:t>
+      </w:r>
+      <w:r>
+        <w:rPr>
+          <w:sz w:val="28"/>
+          <w:szCs w:val="24"/>
+        </w:rPr>
+        <w:t>, for his valuable guidance, encouragement, continuous inspiration, and insightful suggestions throughout our project work. We are highly indebted to him for his meticulous supervision at every phase of the project whenever required. His guidance and support inspired us in numerous ways to successfully accomplish this work.</w:t>
+      </w:r>
+    </w:p>
+    <w:p>
+      <w:pPr>
+        <w:jc w:val="both"/>
+        <w:rPr>
+          <w:sz w:val="28"/>
+          <w:szCs w:val="24"/>
+        </w:rPr>
+      </w:pPr>
+      <w:r>
+        <w:rPr>
+          <w:sz w:val="28"/>
+          <w:szCs w:val="24"/>
+        </w:rPr>
+        <w:t>We also express our sincere thanks to all the faculty and staff members of the Department of AIML for their continuous encouragement.</w:t>
+      </w:r>
+    </w:p>
+    <w:p>
+      <w:pPr>
+        <w:jc w:val="both"/>
+        <w:rPr>
+          <w:sz w:val="28"/>
+          <w:szCs w:val="24"/>
+        </w:rPr>
+      </w:pPr>
+      <w:r>
+        <w:rPr>
+          <w:sz w:val="28"/>
+          <w:szCs w:val="24"/>
+        </w:rPr>
+        <w:t>Finally, we would like to express our gratitude to all those who have directly or indirectly assisted us and whose help and cooperation contributed to the successful completion of this research work.</w:t>
+      </w:r>
+    </w:p>
+    <w:p>
+      <w:pPr>
+        <w:rPr>
+          <w:sz w:val="28"/>
+          <w:szCs w:val="24"/>
+        </w:rPr>
+      </w:pPr>
+      <w:r>
+        <w:rPr>
+          <w:sz w:val="28"/>
+          <w:szCs w:val="24"/>
+        </w:rPr>
+        <w:t>.</w:t>
+      </w:r>
+    </w:p>
+    <w:p>
+      <w:r>
+        <w:br w:type="page"/>
+      </w:r>
+    </w:p>
+    <w:p>
+      <w:pPr>
+        <w:pStyle w:val="Heading1"/>
+        <w:jc w:val="center"/>
+      </w:pPr>
+      <w:r>
+        <w:rPr>
+          <w:rFonts w:ascii="Times New Roman" w:hAnsi="Times New Roman"/>
+          <w:color w:val="000000"/>
+          <w:sz w:val="32"/>
+        </w:rPr>
+        <w:lastRenderedPageBreak/>
+        <w:t>ABSTRACT</w:t>
+      </w:r>
+    </w:p>
+    <w:p>
+      <w:r>
+        <w:br/>
+      </w:r>
+    </w:p>
+    <w:p>
+      <w:pPr>
+        <w:jc w:val="both"/>
+        <w:rPr>
+          <w:color w:val="000000"/>
+          <w:sz w:val="28"/>
+        </w:rPr>
+      </w:pPr>
+      <w:r>
+        <w:rPr>
+          <w:color w:val="000000"/>
+          <w:sz w:val="28"/>
+        </w:rPr>
+        <w:t xml:space="preserve">The quality of wine and vineyard yield is highly dependent on a delicate balance of chemical properties including pH, alcohol concentration, acidity, and sulfites. Traditional assessment relies heavily on human sensory evaluation and complex laboratory analysis, which can be time-consuming, expensive, and often inconsistent. This project introduces a robust and automated </w:t>
+      </w:r>
+      <w:r>
+        <w:rPr>
+          <w:b/>
+          <w:bCs/>
+          <w:color w:val="000000"/>
+          <w:sz w:val="28"/>
+        </w:rPr>
+        <w:t>"Vineyard Quality Assessment Model"</w:t>
+      </w:r>
+      <w:r>
+        <w:rPr>
+          <w:color w:val="000000"/>
+          <w:sz w:val="28"/>
+        </w:rPr>
+        <w:t xml:space="preserve"> that leverages Machine Learning, specifically the </w:t>
+      </w:r>
+      <w:proofErr w:type="spellStart"/>
+      <w:r>
+        <w:rPr>
+          <w:color w:val="000000"/>
+          <w:sz w:val="28"/>
+        </w:rPr>
+        <w:t>XGBoost</w:t>
+      </w:r>
+      <w:proofErr w:type="spellEnd"/>
+      <w:r>
+        <w:rPr>
+          <w:color w:val="000000"/>
+          <w:sz w:val="28"/>
+        </w:rPr>
+        <w:t xml:space="preserve"> regression algorithm, to accurately predict the quality of wine based on its physicochemical properties.</w:t>
+      </w:r>
+    </w:p>
+    <w:p>
+      <w:pPr>
+        <w:jc w:val="both"/>
+        <w:rPr>
+          <w:color w:val="000000"/>
+          <w:sz w:val="28"/>
+        </w:rPr>
+      </w:pPr>
+      <w:r>
+        <w:rPr>
+          <w:color w:val="000000"/>
+          <w:sz w:val="28"/>
+        </w:rPr>
+        <w:t xml:space="preserve">Utilizing the UCI Wine Quality Dataset, our system performs comprehensive data preprocessing, including normalization and feature scaling, followed by hyperparameter tuning using </w:t>
+      </w:r>
+      <w:proofErr w:type="spellStart"/>
+      <w:r>
+        <w:rPr>
+          <w:color w:val="000000"/>
+          <w:sz w:val="28"/>
+        </w:rPr>
+        <w:t>GridSearchCV</w:t>
+      </w:r>
+      <w:proofErr w:type="spellEnd"/>
+      <w:r>
+        <w:rPr>
+          <w:color w:val="000000"/>
+          <w:sz w:val="28"/>
+        </w:rPr>
+        <w:t xml:space="preserve"> to optimize model performance. The trained model demonstrates strong predictive capability and generalization by effectively capturing complex, non-linear relationships between chemical attributes and quality scores.</w:t>
+      </w:r>
+    </w:p>
+    <w:p>
+      <w:pPr>
+        <w:jc w:val="both"/>
+        <w:rPr>
+          <w:color w:val="000000"/>
+          <w:sz w:val="28"/>
+        </w:rPr>
+      </w:pPr>
+      <w:r>
+        <w:rPr>
+          <w:color w:val="000000"/>
+          <w:sz w:val="28"/>
+        </w:rPr>
+        <w:t xml:space="preserve">In addition to the backend model, we developed an intuitive and visually appealing graphical user interface (GUI) using </w:t>
+      </w:r>
+      <w:proofErr w:type="spellStart"/>
+      <w:r>
+        <w:rPr>
+          <w:color w:val="000000"/>
+          <w:sz w:val="28"/>
+        </w:rPr>
+        <w:t>Streamlit</w:t>
+      </w:r>
+      <w:proofErr w:type="spellEnd"/>
+      <w:r>
+        <w:rPr>
+          <w:color w:val="000000"/>
+          <w:sz w:val="28"/>
+        </w:rPr>
+        <w:t>. This interface enables vineyard owners and viticulturists to input chemical parameters manually or upload batch CSV files for large-scale predictions. The system provides instant outputs including predicted quality scores, maturity indicators, risk severity levels, and actionable recommendations based on feature importance analysis.</w:t>
+      </w:r>
+    </w:p>
+    <w:p>
+      <w:pPr>
+        <w:jc w:val="both"/>
+        <w:rPr>
+          <w:color w:val="000000"/>
+          <w:sz w:val="28"/>
+        </w:rPr>
+      </w:pPr>
+      <w:r>
+        <w:rPr>
+          <w:color w:val="000000"/>
+          <w:sz w:val="28"/>
+        </w:rPr>
+        <w:t>Overall, the proposed system bridges the gap between raw chemical data and practical agricultural decision-making. It offers a scalable, efficient, and user-friendly solution that enhances traditional viticulture practices through data-driven insights and real-time analysis</w:t>
+      </w:r>
+    </w:p>
+    <w:p>
+      <w:r>
+        <w:br w:type="page"/>
+      </w:r>
+    </w:p>
+    <w:p>
+      <w:pPr>
+        <w:pStyle w:val="Heading1"/>
+        <w:jc w:val="center"/>
+      </w:pPr>
+      <w:r>
+        <w:rPr>
+          <w:rFonts w:ascii="Times New Roman" w:hAnsi="Times New Roman"/>
+          <w:color w:val="000000"/>
+          <w:sz w:val="32"/>
+        </w:rPr>
+        <w:lastRenderedPageBreak/>
+        <w:t>TABLE OF CONTENTS</w:t>
+      </w:r>
+    </w:p>
+    <w:p>
+      <w:pPr>
+        <w:jc w:val="both"/>
+        <w:rPr>
+          <w:color w:val="000000"/>
+        </w:rPr>
+      </w:pPr>
+      <w:r>
+        <w:rPr>
+          <w:color w:val="000000"/>
+        </w:rPr>
+        <w:br/>
+      </w:r>
+      <w:r>
+        <w:rPr>
+          <w:color w:val="000000"/>
+        </w:rPr>
+        <w:t>Declaration .........................................................................................</w:t>
+      </w:r>
+      <w:r>
+        <w:rPr>
+          <w:color w:val="000000"/>
+        </w:rPr>
+        <w:t>.................................</w:t>
+      </w:r>
+      <w:r>
+        <w:rPr>
+          <w:color w:val="000000"/>
+        </w:rPr>
+        <w:t xml:space="preserve"> </w:t>
+      </w:r>
+      <w:proofErr w:type="spellStart"/>
+      <w:r>
+        <w:rPr>
+          <w:color w:val="000000"/>
+        </w:rPr>
+        <w:t>i</w:t>
+      </w:r>
+      <w:proofErr w:type="spellEnd"/>
+      <w:r>
+        <w:rPr>
+          <w:color w:val="000000"/>
+        </w:rPr>
+        <w:br/>
+        <w:t>Certificate ...........................................................................................</w:t>
+      </w:r>
+      <w:r>
+        <w:rPr>
+          <w:color w:val="000000"/>
+        </w:rPr>
+        <w:t>...............................</w:t>
+      </w:r>
+      <w:r>
+        <w:rPr>
+          <w:color w:val="000000"/>
+        </w:rPr>
+        <w:t xml:space="preserve"> ii</w:t>
+      </w:r>
+      <w:r>
+        <w:rPr>
+          <w:color w:val="000000"/>
+        </w:rPr>
+        <w:br/>
+        <w:t>Acknowledgements ..................................................................</w:t>
+      </w:r>
+      <w:r>
+        <w:rPr>
+          <w:color w:val="000000"/>
+        </w:rPr>
+        <w:t>............................</w:t>
+      </w:r>
+      <w:r>
+        <w:rPr>
+          <w:color w:val="000000"/>
+        </w:rPr>
+        <w:t>............ iii</w:t>
+      </w:r>
+      <w:r>
+        <w:rPr>
+          <w:color w:val="000000"/>
+        </w:rPr>
+        <w:br/>
+        <w:t>Abstract ...................................................................</w:t>
+      </w:r>
+      <w:r>
+        <w:rPr>
+          <w:color w:val="000000"/>
+        </w:rPr>
+        <w:t>...............................</w:t>
+      </w:r>
+      <w:r>
+        <w:rPr>
+          <w:color w:val="000000"/>
+        </w:rPr>
+        <w:t>........................... iv</w:t>
+      </w:r>
+      <w:r>
+        <w:rPr>
+          <w:color w:val="000000"/>
+        </w:rPr>
+        <w:br/>
+        <w:t>List of Tables .....................................</w:t>
+      </w:r>
+      <w:r>
+        <w:rPr>
+          <w:color w:val="000000"/>
+        </w:rPr>
+        <w:t>.............................</w:t>
+      </w:r>
+      <w:r>
+        <w:rPr>
+          <w:color w:val="000000"/>
+        </w:rPr>
+        <w:t>................................................. vii</w:t>
+      </w:r>
+      <w:r>
+        <w:rPr>
+          <w:color w:val="000000"/>
+        </w:rPr>
+        <w:br/>
+        <w:t>List of Figures ............................................</w:t>
+      </w:r>
+      <w:r>
+        <w:rPr>
+          <w:color w:val="000000"/>
+        </w:rPr>
+        <w:t>............................</w:t>
+      </w:r>
+      <w:r>
+        <w:rPr>
+          <w:color w:val="000000"/>
+        </w:rPr>
+        <w:t>......................................... viii</w:t>
+      </w:r>
+      <w:r>
+        <w:rPr>
+          <w:color w:val="000000"/>
+        </w:rPr>
+        <w:br/>
+        <w:t>List of Abbreviations .............................................</w:t>
+      </w:r>
+      <w:r>
+        <w:rPr>
+          <w:color w:val="000000"/>
+        </w:rPr>
+        <w:t>............................</w:t>
+      </w:r>
+      <w:r>
+        <w:rPr>
+          <w:color w:val="000000"/>
+        </w:rPr>
+        <w:t>............................... ix</w:t>
+      </w:r>
+    </w:p>
+    <w:p>
+      <w:pPr>
+        <w:jc w:val="both"/>
+        <w:rPr>
+          <w:color w:val="000000"/>
+        </w:rPr>
+      </w:pPr>
+      <w:r>
+        <w:rPr>
+          <w:color w:val="000000"/>
+        </w:rPr>
+        <w:t>CHAPTER 1: INTRODUCTION ......................</w:t>
+      </w:r>
+      <w:r>
+        <w:rPr>
+          <w:color w:val="000000"/>
+        </w:rPr>
+        <w:t>.................</w:t>
+      </w:r>
+      <w:r>
+        <w:rPr>
+          <w:color w:val="000000"/>
+        </w:rPr>
+        <w:t>........................................... 1–5</w:t>
+      </w:r>
+      <w:r>
+        <w:rPr>
+          <w:color w:val="000000"/>
+        </w:rPr>
+        <w:br/>
+      </w:r>
+      <w:r>
+        <w:rPr>
+          <w:color w:val="000000"/>
+        </w:rPr>
+        <w:t xml:space="preserve"> </w:t>
+      </w:r>
+      <w:r>
+        <w:rPr>
+          <w:color w:val="000000"/>
+        </w:rPr>
+        <w:tab/>
+      </w:r>
+      <w:r>
+        <w:rPr>
+          <w:color w:val="000000"/>
+        </w:rPr>
+        <w:t>1.1 BACKGROUND .......................</w:t>
+      </w:r>
+      <w:r>
+        <w:rPr>
+          <w:color w:val="000000"/>
+        </w:rPr>
+        <w:t>.............</w:t>
+      </w:r>
+      <w:r>
+        <w:rPr>
+          <w:color w:val="000000"/>
+        </w:rPr>
+        <w:t>......................................................... 1</w:t>
+      </w:r>
+      <w:r>
+        <w:rPr>
+          <w:color w:val="000000"/>
+        </w:rPr>
+        <w:br/>
+      </w:r>
+      <w:r>
+        <w:rPr>
+          <w:color w:val="000000"/>
+        </w:rPr>
+        <w:t xml:space="preserve"> </w:t>
+      </w:r>
+      <w:r>
+        <w:rPr>
+          <w:color w:val="000000"/>
+        </w:rPr>
+        <w:tab/>
+      </w:r>
+      <w:r>
+        <w:rPr>
+          <w:color w:val="000000"/>
+        </w:rPr>
+        <w:t xml:space="preserve">1.2 IDENTIFIED ISSUES/RESEARCH GAPS </w:t>
+      </w:r>
+      <w:r>
+        <w:rPr>
+          <w:color w:val="000000"/>
+        </w:rPr>
+        <w:t>……..</w:t>
+      </w:r>
+      <w:r>
+        <w:rPr>
+          <w:color w:val="000000"/>
+        </w:rPr>
+        <w:t>.......................................... 3</w:t>
+      </w:r>
+      <w:r>
+        <w:rPr>
+          <w:color w:val="000000"/>
+        </w:rPr>
+        <w:br/>
+      </w:r>
+      <w:r>
+        <w:rPr>
+          <w:color w:val="000000"/>
+        </w:rPr>
+        <w:t xml:space="preserve"> </w:t>
+      </w:r>
+      <w:r>
+        <w:rPr>
+          <w:color w:val="000000"/>
+        </w:rPr>
+        <w:tab/>
+      </w:r>
+      <w:r>
+        <w:rPr>
+          <w:color w:val="000000"/>
+        </w:rPr>
+        <w:t>1.3 OBJECTIVE AND SCOPE ..........................</w:t>
+      </w:r>
+      <w:r>
+        <w:rPr>
+          <w:color w:val="000000"/>
+        </w:rPr>
+        <w:t>............</w:t>
+      </w:r>
+      <w:r>
+        <w:rPr>
+          <w:color w:val="000000"/>
+        </w:rPr>
+        <w:t>....................................... 4</w:t>
+      </w:r>
+      <w:r>
+        <w:rPr>
+          <w:color w:val="000000"/>
+        </w:rPr>
+        <w:br/>
+      </w:r>
+      <w:r>
+        <w:rPr>
+          <w:color w:val="000000"/>
+        </w:rPr>
+        <w:t xml:space="preserve"> </w:t>
+      </w:r>
+      <w:r>
+        <w:rPr>
+          <w:color w:val="000000"/>
+        </w:rPr>
+        <w:tab/>
+      </w:r>
+      <w:r>
+        <w:rPr>
+          <w:color w:val="000000"/>
+        </w:rPr>
+        <w:t>1.4 PROJECT REPORT ORGANIZATION .......................................</w:t>
+      </w:r>
+      <w:r>
+        <w:rPr>
+          <w:color w:val="000000"/>
+        </w:rPr>
+        <w:t>...........</w:t>
+      </w:r>
+      <w:r>
+        <w:rPr>
+          <w:color w:val="000000"/>
+        </w:rPr>
+        <w:t>....... 5</w:t>
+      </w:r>
+    </w:p>
+    <w:p>
+      <w:pPr>
+        <w:jc w:val="both"/>
+        <w:rPr>
+          <w:color w:val="000000"/>
+        </w:rPr>
+      </w:pPr>
+      <w:r>
+        <w:rPr>
+          <w:color w:val="000000"/>
+        </w:rPr>
+        <w:t>CHAPTER 2: LITERATURE REVIEW ............................</w:t>
+      </w:r>
+      <w:r>
+        <w:rPr>
+          <w:color w:val="000000"/>
+        </w:rPr>
+        <w:t>..............</w:t>
+      </w:r>
+      <w:r>
+        <w:rPr>
+          <w:color w:val="000000"/>
+        </w:rPr>
+        <w:t>............................. 6–8</w:t>
+      </w:r>
+      <w:r>
+        <w:rPr>
+          <w:color w:val="000000"/>
+        </w:rPr>
+        <w:br/>
+      </w:r>
+      <w:r>
+        <w:rPr>
+          <w:color w:val="000000"/>
+        </w:rPr>
+        <w:t xml:space="preserve"> </w:t>
+      </w:r>
+      <w:r>
+        <w:rPr>
+          <w:color w:val="000000"/>
+        </w:rPr>
+        <w:tab/>
+      </w:r>
+      <w:r>
+        <w:rPr>
+          <w:color w:val="000000"/>
+        </w:rPr>
+        <w:t>2.1 Existing Viticulture ML Models ............</w:t>
+      </w:r>
+      <w:r>
+        <w:rPr>
+          <w:color w:val="000000"/>
+        </w:rPr>
+        <w:t>.............</w:t>
+      </w:r>
+      <w:r>
+        <w:rPr>
+          <w:color w:val="000000"/>
+        </w:rPr>
+        <w:t>............................................. 6</w:t>
+      </w:r>
+      <w:r>
+        <w:rPr>
+          <w:color w:val="000000"/>
+        </w:rPr>
+        <w:br/>
+      </w:r>
+      <w:r>
+        <w:rPr>
+          <w:color w:val="000000"/>
+        </w:rPr>
+        <w:t xml:space="preserve"> </w:t>
+      </w:r>
+      <w:r>
+        <w:rPr>
+          <w:color w:val="000000"/>
+        </w:rPr>
+        <w:tab/>
+      </w:r>
+      <w:r>
+        <w:rPr>
+          <w:color w:val="000000"/>
+        </w:rPr>
+        <w:t>2.2</w:t>
+      </w:r>
+      <w:r>
+        <w:rPr>
+          <w:color w:val="000000"/>
+        </w:rPr>
+        <w:t xml:space="preserve"> </w:t>
+      </w:r>
+      <w:r>
+        <w:rPr>
+          <w:color w:val="000000"/>
+        </w:rPr>
+        <w:t>The Rise of Gradient Boosting</w:t>
+      </w:r>
+      <w:r>
+        <w:rPr>
+          <w:color w:val="000000"/>
+        </w:rPr>
+        <w:t xml:space="preserve"> </w:t>
+      </w:r>
+      <w:r>
+        <w:rPr>
+          <w:color w:val="000000"/>
+        </w:rPr>
+        <w:t>.................................</w:t>
+      </w:r>
+      <w:r>
+        <w:rPr>
+          <w:color w:val="000000"/>
+        </w:rPr>
+        <w:t>...............</w:t>
+      </w:r>
+      <w:r>
+        <w:rPr>
+          <w:color w:val="000000"/>
+        </w:rPr>
+        <w:t>........................</w:t>
+      </w:r>
+      <w:r>
+        <w:rPr>
+          <w:color w:val="000000"/>
+        </w:rPr>
+        <w:t>.</w:t>
+      </w:r>
+      <w:r>
+        <w:rPr>
+          <w:color w:val="000000"/>
+        </w:rPr>
+        <w:t>7</w:t>
+      </w:r>
+    </w:p>
+    <w:p>
+      <w:pPr>
+        <w:jc w:val="both"/>
+        <w:rPr>
+          <w:color w:val="000000"/>
+        </w:rPr>
+      </w:pPr>
+      <w:r>
+        <w:rPr>
+          <w:color w:val="000000"/>
+        </w:rPr>
+        <w:t>CHAPTER 3: REQUIREMENTS AND ANALYSIS ..........................</w:t>
+      </w:r>
+      <w:r>
+        <w:rPr>
+          <w:color w:val="000000"/>
+        </w:rPr>
+        <w:t>........</w:t>
+      </w:r>
+      <w:r>
+        <w:rPr>
+          <w:color w:val="000000"/>
+        </w:rPr>
+        <w:t>............... 9–11</w:t>
+      </w:r>
+      <w:r>
+        <w:rPr>
+          <w:color w:val="000000"/>
+        </w:rPr>
+        <w:br/>
+      </w:r>
+      <w:r>
+        <w:rPr>
+          <w:color w:val="000000"/>
+        </w:rPr>
+        <w:t xml:space="preserve"> </w:t>
+      </w:r>
+      <w:r>
+        <w:rPr>
+          <w:color w:val="000000"/>
+        </w:rPr>
+        <w:tab/>
+      </w:r>
+      <w:r>
+        <w:rPr>
+          <w:color w:val="000000"/>
+        </w:rPr>
+        <w:t>3.1 Hardware Requirements .........................</w:t>
+      </w:r>
+      <w:r>
+        <w:rPr>
+          <w:color w:val="000000"/>
+        </w:rPr>
+        <w:t>..................</w:t>
+      </w:r>
+      <w:r>
+        <w:rPr>
+          <w:color w:val="000000"/>
+        </w:rPr>
+        <w:t>........................................ 9</w:t>
+      </w:r>
+      <w:r>
+        <w:rPr>
+          <w:color w:val="000000"/>
+        </w:rPr>
+        <w:br/>
+      </w:r>
+      <w:r>
+        <w:rPr>
+          <w:color w:val="000000"/>
+        </w:rPr>
+        <w:t xml:space="preserve"> </w:t>
+      </w:r>
+      <w:r>
+        <w:rPr>
+          <w:color w:val="000000"/>
+        </w:rPr>
+        <w:tab/>
+      </w:r>
+      <w:r>
+        <w:rPr>
+          <w:color w:val="000000"/>
+        </w:rPr>
+        <w:t>3.2 Software Requirements ...............................</w:t>
+      </w:r>
+      <w:r>
+        <w:rPr>
+          <w:color w:val="000000"/>
+        </w:rPr>
+        <w:t>.................</w:t>
+      </w:r>
+      <w:r>
+        <w:rPr>
+          <w:color w:val="000000"/>
+        </w:rPr>
+        <w:t>.................................. 10</w:t>
+      </w:r>
+      <w:r>
+        <w:rPr>
+          <w:color w:val="000000"/>
+        </w:rPr>
+        <w:br/>
+      </w:r>
+      <w:r>
+        <w:rPr>
+          <w:color w:val="000000"/>
+        </w:rPr>
+        <w:t xml:space="preserve"> </w:t>
+      </w:r>
+      <w:r>
+        <w:rPr>
+          <w:color w:val="000000"/>
+        </w:rPr>
+        <w:tab/>
+      </w:r>
+      <w:r>
+        <w:rPr>
+          <w:color w:val="000000"/>
+        </w:rPr>
+        <w:t>3.3 Dataset Analysis ....................................................................</w:t>
+      </w:r>
+      <w:r>
+        <w:rPr>
+          <w:color w:val="000000"/>
+        </w:rPr>
+        <w:t>.................</w:t>
+      </w:r>
+      <w:r>
+        <w:rPr>
+          <w:color w:val="000000"/>
+        </w:rPr>
+        <w:t>........ 11</w:t>
+      </w:r>
+    </w:p>
+    <w:p>
+      <w:pPr>
+        <w:jc w:val="both"/>
+        <w:rPr>
+          <w:color w:val="000000"/>
+        </w:rPr>
+      </w:pPr>
+      <w:r>
+        <w:rPr>
+          <w:color w:val="000000"/>
+        </w:rPr>
+        <w:t>CHAPTER 4: PROPOSED METHODOLOGY ............................</w:t>
+      </w:r>
+      <w:r>
+        <w:rPr>
+          <w:color w:val="000000"/>
+        </w:rPr>
+        <w:t>..........</w:t>
+      </w:r>
+      <w:r>
+        <w:rPr>
+          <w:color w:val="000000"/>
+        </w:rPr>
+        <w:t>.................. 12–16</w:t>
+      </w:r>
+      <w:r>
+        <w:rPr>
+          <w:color w:val="000000"/>
+        </w:rPr>
+        <w:br/>
+      </w:r>
+      <w:r>
+        <w:rPr>
+          <w:color w:val="000000"/>
+        </w:rPr>
+        <w:t xml:space="preserve"> </w:t>
+      </w:r>
+      <w:r>
+        <w:rPr>
+          <w:color w:val="000000"/>
+        </w:rPr>
+        <w:tab/>
+      </w:r>
+      <w:r>
+        <w:rPr>
+          <w:color w:val="000000"/>
+        </w:rPr>
+        <w:t>4.1 System Architecture .........................................</w:t>
+      </w:r>
+      <w:r>
+        <w:rPr>
+          <w:color w:val="000000"/>
+        </w:rPr>
+        <w:t>................</w:t>
+      </w:r>
+      <w:r>
+        <w:rPr>
+          <w:color w:val="000000"/>
+        </w:rPr>
+        <w:t>.............................. 12</w:t>
+      </w:r>
+      <w:r>
+        <w:rPr>
+          <w:color w:val="000000"/>
+        </w:rPr>
+        <w:br/>
+      </w:r>
+      <w:r>
+        <w:rPr>
+          <w:color w:val="000000"/>
+        </w:rPr>
+        <w:t xml:space="preserve"> </w:t>
+      </w:r>
+      <w:r>
+        <w:rPr>
+          <w:color w:val="000000"/>
+        </w:rPr>
+        <w:tab/>
+      </w:r>
+      <w:r>
+        <w:rPr>
+          <w:color w:val="000000"/>
+        </w:rPr>
+        <w:t>4.2 Data Preprocessing ..............................................</w:t>
+      </w:r>
+      <w:r>
+        <w:rPr>
+          <w:color w:val="000000"/>
+        </w:rPr>
+        <w:t>..................</w:t>
+      </w:r>
+      <w:r>
+        <w:rPr>
+          <w:color w:val="000000"/>
+        </w:rPr>
+        <w:t>......................... 13</w:t>
+      </w:r>
+      <w:r>
+        <w:rPr>
+          <w:color w:val="000000"/>
+        </w:rPr>
+        <w:br/>
+      </w:r>
+      <w:r>
+        <w:rPr>
+          <w:color w:val="000000"/>
+        </w:rPr>
+        <w:t xml:space="preserve"> </w:t>
+      </w:r>
+      <w:r>
+        <w:rPr>
+          <w:color w:val="000000"/>
+        </w:rPr>
+        <w:tab/>
+      </w:r>
+      <w:r>
+        <w:rPr>
+          <w:color w:val="000000"/>
+        </w:rPr>
+        <w:t>4.3 Model Training and Tuning ......................................</w:t>
+      </w:r>
+      <w:r>
+        <w:rPr>
+          <w:color w:val="000000"/>
+        </w:rPr>
+        <w:t>...............</w:t>
+      </w:r>
+      <w:r>
+        <w:rPr>
+          <w:color w:val="000000"/>
+        </w:rPr>
+        <w:t>...................... 14</w:t>
+      </w:r>
+      <w:r>
+        <w:rPr>
+          <w:color w:val="000000"/>
+        </w:rPr>
+        <w:br/>
+      </w:r>
+      <w:r>
+        <w:rPr>
+          <w:color w:val="000000"/>
+        </w:rPr>
+        <w:t xml:space="preserve"> </w:t>
+      </w:r>
+      <w:r>
+        <w:rPr>
+          <w:color w:val="000000"/>
+        </w:rPr>
+        <w:tab/>
+      </w:r>
+      <w:r>
+        <w:rPr>
+          <w:color w:val="000000"/>
+        </w:rPr>
+        <w:t>4.4 Graphical User Interface (GUI) ................................................</w:t>
+      </w:r>
+      <w:r>
+        <w:rPr>
+          <w:color w:val="000000"/>
+        </w:rPr>
+        <w:t>...............</w:t>
+      </w:r>
+      <w:r>
+        <w:rPr>
+          <w:color w:val="000000"/>
+        </w:rPr>
+        <w:t>...... 15</w:t>
+      </w:r>
+    </w:p>
+    <w:p>
+      <w:pPr>
+        <w:jc w:val="both"/>
+        <w:rPr>
+          <w:color w:val="000000"/>
+        </w:rPr>
+      </w:pPr>
+      <w:r>
+        <w:rPr>
+          <w:color w:val="000000"/>
+        </w:rPr>
+        <w:t>CHAPTER 5: RESULTS .............................................................................</w:t>
+      </w:r>
+      <w:r>
+        <w:rPr>
+          <w:color w:val="000000"/>
+        </w:rPr>
+        <w:t>..............</w:t>
+      </w:r>
+      <w:r>
+        <w:rPr>
+          <w:color w:val="000000"/>
+        </w:rPr>
+        <w:t xml:space="preserve"> 17–19</w:t>
+      </w:r>
+      <w:r>
+        <w:rPr>
+          <w:color w:val="000000"/>
+        </w:rPr>
+        <w:br/>
+      </w:r>
+      <w:r>
+        <w:rPr>
+          <w:color w:val="000000"/>
+        </w:rPr>
+        <w:t xml:space="preserve"> </w:t>
+      </w:r>
+      <w:r>
+        <w:rPr>
+          <w:color w:val="000000"/>
+        </w:rPr>
+        <w:tab/>
+      </w:r>
+      <w:r>
+        <w:rPr>
+          <w:color w:val="000000"/>
+        </w:rPr>
+        <w:t>5.1 Model Evaluation Metrics ............................................................</w:t>
+      </w:r>
+      <w:r>
+        <w:rPr>
+          <w:color w:val="000000"/>
+        </w:rPr>
+        <w:t>...............</w:t>
+      </w:r>
+      <w:r>
+        <w:rPr>
+          <w:color w:val="000000"/>
+        </w:rPr>
+        <w:t>... 17</w:t>
+      </w:r>
+      <w:r>
+        <w:rPr>
+          <w:color w:val="000000"/>
+        </w:rPr>
+        <w:br/>
+      </w:r>
+      <w:r>
+        <w:rPr>
+          <w:color w:val="000000"/>
+        </w:rPr>
+        <w:t xml:space="preserve"> </w:t>
+      </w:r>
+      <w:r>
+        <w:rPr>
+          <w:color w:val="000000"/>
+        </w:rPr>
+        <w:tab/>
+      </w:r>
+      <w:r>
+        <w:rPr>
+          <w:color w:val="000000"/>
+        </w:rPr>
+        <w:t>5.2 Feature Importance Analysis .........................................................</w:t>
+      </w:r>
+      <w:r>
+        <w:rPr>
+          <w:color w:val="000000"/>
+        </w:rPr>
+        <w:t>................</w:t>
+      </w:r>
+      <w:r>
+        <w:rPr>
+          <w:color w:val="000000"/>
+        </w:rPr>
+        <w:t xml:space="preserve"> 18</w:t>
+      </w:r>
+    </w:p>
+    <w:p>
+      <w:pPr>
+        <w:jc w:val="both"/>
+        <w:rPr>
+          <w:color w:val="000000"/>
+        </w:rPr>
+      </w:pPr>
+      <w:r>
+        <w:rPr>
+          <w:color w:val="000000"/>
+        </w:rPr>
+        <w:t>CHAPTER 6: CONCLUSION AND FUTURE WORK ....................................</w:t>
+      </w:r>
+      <w:r>
+        <w:rPr>
+          <w:color w:val="000000"/>
+        </w:rPr>
+        <w:t>.......</w:t>
+      </w:r>
+      <w:r>
+        <w:rPr>
+          <w:color w:val="000000"/>
+        </w:rPr>
+        <w:t xml:space="preserve"> 20–21</w:t>
+      </w:r>
+      <w:r>
+        <w:rPr>
+          <w:color w:val="000000"/>
+        </w:rPr>
+        <w:br/>
+      </w:r>
+      <w:r>
+        <w:rPr>
+          <w:color w:val="000000"/>
+        </w:rPr>
+        <w:t xml:space="preserve"> </w:t>
+      </w:r>
+      <w:r>
+        <w:rPr>
+          <w:color w:val="000000"/>
+        </w:rPr>
+        <w:tab/>
+      </w:r>
+      <w:r>
+        <w:rPr>
+          <w:color w:val="000000"/>
+        </w:rPr>
+        <w:t>6.1 Conclusion .....................................................................................</w:t>
+      </w:r>
+      <w:r>
+        <w:rPr>
+          <w:color w:val="000000"/>
+        </w:rPr>
+        <w:t>................</w:t>
+      </w:r>
+      <w:r>
+        <w:rPr>
+          <w:color w:val="000000"/>
+        </w:rPr>
+        <w:t xml:space="preserve"> 20</w:t>
+      </w:r>
+      <w:r>
+        <w:rPr>
+          <w:color w:val="000000"/>
+        </w:rPr>
+        <w:br/>
+      </w:r>
+      <w:r>
+        <w:rPr>
+          <w:color w:val="000000"/>
+        </w:rPr>
+        <w:t xml:space="preserve"> </w:t>
+      </w:r>
+      <w:r>
+        <w:rPr>
+          <w:color w:val="000000"/>
+        </w:rPr>
+        <w:tab/>
+      </w:r>
+      <w:r>
+        <w:rPr>
+          <w:color w:val="000000"/>
+        </w:rPr>
+        <w:t>6.2 Future Scope .................................................................................</w:t>
+      </w:r>
+      <w:r>
+        <w:rPr>
+          <w:color w:val="000000"/>
+        </w:rPr>
+        <w:t>.………….</w:t>
+      </w:r>
+      <w:r>
+        <w:rPr>
+          <w:color w:val="000000"/>
+        </w:rPr>
+        <w:t>21</w:t>
+      </w:r>
+    </w:p>
+    <w:p>
+      <w:pPr>
+        <w:jc w:val="both"/>
+        <w:rPr>
+          <w:color w:val="000000"/>
+        </w:rPr>
+      </w:pPr>
+      <w:r>
+        <w:rPr>
+          <w:color w:val="000000"/>
+        </w:rPr>
+        <w:t>REFERENCES ....................................................................................</w:t>
+      </w:r>
+      <w:r>
+        <w:rPr>
+          <w:color w:val="000000"/>
+        </w:rPr>
+        <w:t>.......................</w:t>
+      </w:r>
+      <w:r>
+        <w:rPr>
+          <w:color w:val="000000"/>
+        </w:rPr>
+        <w:t>..... 22</w:t>
+      </w:r>
+      <w:r>
+        <w:rPr>
+          <w:color w:val="000000"/>
+        </w:rPr>
+        <w:br/>
+        <w:t>APPENDICES / ANNEXURES .................................................................</w:t>
+      </w:r>
+      <w:r>
+        <w:rPr>
+          <w:color w:val="000000"/>
+        </w:rPr>
+        <w:t>......................</w:t>
+      </w:r>
+      <w:r>
+        <w:rPr>
+          <w:color w:val="000000"/>
+        </w:rPr>
+        <w:t>23</w:t>
+      </w:r>
+    </w:p>
+    <w:p/>
+    <w:p>
+      <w:pPr>
+        <w:jc w:val="center"/>
+        <w:rPr>
+          <w:b/>
+          <w:bCs/>
+          <w:sz w:val="28"/>
+          <w:szCs w:val="24"/>
+        </w:rPr>
+      </w:pPr>
+      <w:r>
+        <w:rPr>
+          <w:b/>
+          <w:bCs/>
+          <w:sz w:val="28"/>
+          <w:szCs w:val="24"/>
+        </w:rPr>
         <w:lastRenderedPageBreak/>
         <w:t>CHAPTER 1</w:t>
       </w:r>
     </w:p>
     <w:p>
       <w:pPr>
+        <w:jc w:val="center"/>
         <w:rPr>
           <w:b/>
           <w:bCs/>
@@ -3189,6 +3200,9 @@
     </w:p>
     <w:p>
       <w:r>
+        <w:rPr>
+          <w:noProof/>
+        </w:rPr>
         <w:drawing>
           <wp:anchor distT="0" distB="0" distL="114300" distR="114300" simplePos="0" relativeHeight="251653632" behindDoc="0" locked="0" layoutInCell="1" allowOverlap="1" wp14:anchorId="7B89E327" wp14:editId="35D6F0CA">
             <wp:simplePos x="0" y="0"/>
@@ -3326,6 +3340,9 @@
         <w:jc w:val="both"/>
       </w:pPr>
       <w:r>
+        <w:rPr>
+          <w:noProof/>
+        </w:rPr>
         <w:drawing>
           <wp:anchor distT="0" distB="0" distL="114300" distR="114300" simplePos="0" relativeHeight="251657728" behindDoc="0" locked="0" layoutInCell="1" allowOverlap="1" wp14:anchorId="3DFE0493" wp14:editId="75855CA2">
             <wp:simplePos x="0" y="0"/>
@@ -3702,6 +3719,9 @@
     </w:p>
     <w:p>
       <w:r>
+        <w:rPr>
+          <w:noProof/>
+        </w:rPr>
         <w:lastRenderedPageBreak/>
         <w:drawing>
           <wp:anchor distT="0" distB="0" distL="114300" distR="114300" simplePos="0" relativeHeight="251659776" behindDoc="0" locked="0" layoutInCell="1" allowOverlap="1" wp14:anchorId="34365E70" wp14:editId="1360031A">
@@ -3748,6 +3768,9 @@
         </w:drawing>
       </w:r>
       <w:r>
+        <w:rPr>
+          <w:noProof/>
+        </w:rPr>
         <w:drawing>
           <wp:inline distT="0" distB="0" distL="0" distR="0" wp14:anchorId="3F34CE48" wp14:editId="72B516B2">
             <wp:extent cx="5486400" cy="4041775"/>
@@ -3925,6 +3948,9 @@
         <w:jc w:val="both"/>
       </w:pPr>
       <w:r>
+        <w:rPr>
+          <w:noProof/>
+        </w:rPr>
         <w:drawing>
           <wp:anchor distT="0" distB="0" distL="114300" distR="114300" simplePos="0" relativeHeight="251661824" behindDoc="0" locked="0" layoutInCell="1" allowOverlap="1" wp14:anchorId="00FA733A" wp14:editId="2E1DBA02">
             <wp:simplePos x="0" y="0"/>
@@ -4118,6 +4144,9 @@
         <w:jc w:val="both"/>
       </w:pPr>
       <w:r>
+        <w:rPr>
+          <w:noProof/>
+        </w:rPr>
         <w:drawing>
           <wp:anchor distT="0" distB="0" distL="114300" distR="114300" simplePos="0" relativeHeight="251663872" behindDoc="0" locked="0" layoutInCell="1" allowOverlap="1" wp14:anchorId="7E1182F5" wp14:editId="102B9172">
             <wp:simplePos x="0" y="0"/>
@@ -4809,15 +4838,7 @@
           <w:bCs/>
           <w:color w:val="FFFFFF" w:themeColor="background1"/>
         </w:rPr>
-        <w:t>:</w:t>
-      </w:r>
-      <w:r>
-        <w:rPr>
-          <w:b/>
-          <w:bCs/>
-          <w:color w:val="FFFFFF" w:themeColor="background1"/>
-        </w:rPr>
-        <w:t>………………………………………………..</w:t>
+        <w:t>:………………………………………………..</w:t>
       </w:r>
       <w:r>
         <w:br/>
@@ -4874,15 +4895,7 @@
           <w:bCs/>
           <w:color w:val="FFFFFF" w:themeColor="background1"/>
         </w:rPr>
-        <w:t xml:space="preserve"> </w:t>
-      </w:r>
-      <w:r>
-        <w:rPr>
-          <w:b/>
-          <w:bCs/>
-          <w:color w:val="FFFFFF" w:themeColor="background1"/>
-        </w:rPr>
-        <w:t>………………………………………………</w:t>
+        <w:t xml:space="preserve"> ………………………………………………</w:t>
       </w:r>
       <w:r>
         <w:rPr>
@@ -4925,15 +4938,7 @@
           <w:bCs/>
           <w:color w:val="FFFFFF" w:themeColor="background1"/>
         </w:rPr>
-        <w:t xml:space="preserve"> </w:t>
-      </w:r>
-      <w:r>
-        <w:rPr>
-          <w:b/>
-          <w:bCs/>
-          <w:color w:val="FFFFFF" w:themeColor="background1"/>
-        </w:rPr>
-        <w:t>…………………………………………</w:t>
+        <w:t xml:space="preserve"> …………………………………………</w:t>
       </w:r>
       <w:r>
         <w:br/>
@@ -4961,15 +4966,7 @@
           <w:bCs/>
           <w:color w:val="FFFFFF" w:themeColor="background1"/>
         </w:rPr>
-        <w:t xml:space="preserve"> </w:t>
-      </w:r>
-      <w:r>
-        <w:rPr>
-          <w:b/>
-          <w:bCs/>
-          <w:color w:val="FFFFFF" w:themeColor="background1"/>
-        </w:rPr>
-        <w:t>…………………………………………</w:t>
+        <w:t xml:space="preserve"> …………………………………………</w:t>
       </w:r>
       <w:r>
         <w:rPr>
@@ -7454,6 +7451,7 @@
   <w:style w:type="character" w:default="1" w:styleId="DefaultParagraphFont">
     <w:name w:val="Default Paragraph Font"/>
     <w:uiPriority w:val="1"/>
+    <w:semiHidden/>
     <w:unhideWhenUsed/>
   </w:style>
   <w:style w:type="table" w:default="1" w:styleId="TableNormal">

--- a/Docs/Project_Report_VineyardML.docx
+++ b/Docs/Project_Report_VineyardML.docx
@@ -13,7 +13,31 @@
           <w:color w:val="000000"/>
           <w:sz w:val="40"/>
         </w:rPr>
-        <w:t>VINEYARD QUALITY ASSESMENT MODEL</w:t>
+        <w:t xml:space="preserve">VINEYARD QUALITY </w:t>
+      </w:r>
+      <w:r>
+        <w:rPr>
+          <w:rFonts w:ascii="Times New Roman" w:hAnsi="Times New Roman"/>
+          <w:color w:val="000000"/>
+          <w:sz w:val="40"/>
+        </w:rPr>
+        <w:t>ASSESSMENT</w:t>
+      </w:r>
+      <w:r>
+        <w:rPr>
+          <w:rFonts w:ascii="Times New Roman" w:hAnsi="Times New Roman"/>
+          <w:color w:val="000000"/>
+          <w:sz w:val="40"/>
+        </w:rPr>
+        <w:t xml:space="preserve"> </w:t>
+      </w:r>
+      <w:r>
+        <w:rPr>
+          <w:rFonts w:ascii="Times New Roman" w:hAnsi="Times New Roman"/>
+          <w:color w:val="000000"/>
+          <w:sz w:val="40"/>
+        </w:rPr>
+        <w:t>MODEL</w:t>
       </w:r>
     </w:p>
     <w:p>
@@ -222,7 +246,7 @@
           <w:color w:val="000000"/>
           <w:sz w:val="28"/>
         </w:rPr>
-        <w:t>Prof. Mr. Ritesh Rajput</w:t>
+        <w:t>Mr. Ritesh Rajput</w:t>
       </w:r>
       <w:r>
         <w:rPr>
@@ -340,7 +364,30 @@
           <w:szCs w:val="20"/>
         </w:rPr>
         <w:br/>
-        <w:t>June, 2025</w:t>
+      </w:r>
+      <w:r>
+        <w:rPr>
+          <w:b/>
+          <w:color w:val="000000"/>
+          <w:szCs w:val="20"/>
+        </w:rPr>
+        <w:t>May</w:t>
+      </w:r>
+      <w:r>
+        <w:rPr>
+          <w:b/>
+          <w:color w:val="000000"/>
+          <w:szCs w:val="20"/>
+        </w:rPr>
+        <w:t>, 202</w:t>
+      </w:r>
+      <w:r>
+        <w:rPr>
+          <w:b/>
+          <w:color w:val="000000"/>
+          <w:szCs w:val="20"/>
+        </w:rPr>
+        <w:t>6</w:t>
       </w:r>
       <w:r>
         <w:br w:type="page"/>
@@ -355,7 +402,6 @@
         <w:rPr>
           <w:rFonts w:ascii="Times New Roman" w:hAnsi="Times New Roman"/>
           <w:color w:val="000000"/>
-          <w:sz w:val="32"/>
         </w:rPr>
         <w:lastRenderedPageBreak/>
         <w:t>DECLARATION</w:t>
@@ -366,49 +412,41 @@
       <w:pPr>
         <w:jc w:val="both"/>
         <w:rPr>
-          <w:sz w:val="26"/>
-          <w:szCs w:val="26"/>
-        </w:rPr>
-      </w:pPr>
-      <w:r>
-        <w:rPr>
-          <w:color w:val="000000"/>
-          <w:sz w:val="26"/>
-          <w:szCs w:val="26"/>
-        </w:rPr>
-        <w:t xml:space="preserve">We hereby declare that the work presented in this report entitled "VINEYARD QUALITY ASSESMENT MODEL" was carried out by us at Department of Artificial Intelligence &amp; Machine Learning (AIML), Noida Institute of Engineering and Technology (an Autonomous Institute) affiliated to Dr. A.P.J. Abdul Kalam Technical University, Lucknow. We have not submitted the matter embodied in this report for the award of any other degree or diploma </w:t>
-      </w:r>
-      <w:proofErr w:type="gramStart"/>
-      <w:r>
-        <w:rPr>
-          <w:color w:val="000000"/>
-          <w:sz w:val="26"/>
-          <w:szCs w:val="26"/>
-        </w:rPr>
-        <w:t>of</w:t>
-      </w:r>
-      <w:proofErr w:type="gramEnd"/>
-      <w:r>
-        <w:rPr>
-          <w:color w:val="000000"/>
-          <w:sz w:val="26"/>
-          <w:szCs w:val="26"/>
-        </w:rPr>
-        <w:t xml:space="preserve"> any other University or Institute. We have given due credit to the original authors/sources for all the words, ideas, diagrams, graphics, computer programs, experiments, results, that are not my original contribution. We have used quotation marks to identify verbatim sentences and given credit to the original authors/sources.</w:t>
-      </w:r>
-      <w:r>
-        <w:rPr>
-          <w:color w:val="000000"/>
-          <w:sz w:val="26"/>
-          <w:szCs w:val="26"/>
+          <w:szCs w:val="24"/>
+        </w:rPr>
+      </w:pPr>
+      <w:r>
+        <w:rPr>
+          <w:color w:val="000000"/>
+          <w:szCs w:val="24"/>
+        </w:rPr>
+        <w:t xml:space="preserve">We hereby declare that the work presented in this report entitled "VINEYARD QUALITY </w:t>
+      </w:r>
+      <w:r>
+        <w:rPr>
+          <w:color w:val="000000"/>
+          <w:szCs w:val="24"/>
+        </w:rPr>
+        <w:t xml:space="preserve">ASSESSMENT </w:t>
+      </w:r>
+      <w:r>
+        <w:rPr>
+          <w:color w:val="000000"/>
+          <w:szCs w:val="24"/>
+        </w:rPr>
+        <w:t>MODEL" was carried out by us at Department of Artificial Intelligence &amp; Machine Learning (AIML), Noida Institute of Engineering and Technology (an Autonomous Institute) affiliated to Dr. A.P.J. Abdul Kalam Technical University, Lucknow. We have not submitted the matter embodied in this report for the award of any other degree or diploma of any other University or Institute. We have given due credit to the original authors/sources for all the words, ideas, diagrams, graphics, computer programs, experiments, results, that are not my original contribution. We have used quotation marks to identify verbatim sentences and given credit to the original authors/sources.</w:t>
+      </w:r>
+      <w:r>
+        <w:rPr>
+          <w:color w:val="000000"/>
+          <w:szCs w:val="24"/>
         </w:rPr>
         <w:br/>
       </w:r>
       <w:r>
         <w:rPr>
           <w:color w:val="000000"/>
-          <w:sz w:val="26"/>
-          <w:szCs w:val="26"/>
+          <w:szCs w:val="24"/>
         </w:rPr>
         <w:br/>
         <w:t>We affirm that no portion of our work is plagiarized, and the experiments and results reported in the report are not manipulated. In the event of a complaint of plagiarism and the manipulation of the experiments and results, we shall be fully responsible and answerable.</w:t>
@@ -542,7 +580,6 @@
         <w:rPr>
           <w:rFonts w:ascii="Times New Roman" w:hAnsi="Times New Roman"/>
           <w:color w:val="000000"/>
-          <w:sz w:val="32"/>
         </w:rPr>
         <w:lastRenderedPageBreak/>
         <w:t>CERTIFICATE</w:t>
@@ -556,71 +593,101 @@
     <w:p>
       <w:pPr>
         <w:jc w:val="both"/>
-      </w:pPr>
-      <w:r>
-        <w:rPr>
-          <w:color w:val="000000"/>
-          <w:sz w:val="28"/>
+        <w:rPr>
+          <w:szCs w:val="24"/>
+        </w:rPr>
+      </w:pPr>
+      <w:r>
+        <w:rPr>
+          <w:color w:val="000000"/>
+          <w:szCs w:val="24"/>
         </w:rPr>
         <w:t>Certified that Sudhanshu Shukla</w:t>
       </w:r>
       <w:r>
         <w:rPr>
           <w:color w:val="000000"/>
-          <w:sz w:val="28"/>
+          <w:szCs w:val="24"/>
         </w:rPr>
         <w:t xml:space="preserve"> </w:t>
       </w:r>
       <w:r>
         <w:rPr>
           <w:color w:val="000000"/>
-          <w:sz w:val="28"/>
+          <w:szCs w:val="24"/>
         </w:rPr>
         <w:t>(Roll No: 2301331530176), Sparsh Bhalla</w:t>
       </w:r>
       <w:r>
         <w:rPr>
           <w:color w:val="000000"/>
-          <w:sz w:val="28"/>
+          <w:szCs w:val="24"/>
         </w:rPr>
         <w:t xml:space="preserve">  </w:t>
       </w:r>
       <w:r>
         <w:rPr>
           <w:color w:val="000000"/>
-          <w:sz w:val="28"/>
+          <w:szCs w:val="24"/>
         </w:rPr>
         <w:t>(Roll No: 2301331530173), Srijan Yadav</w:t>
       </w:r>
       <w:r>
         <w:rPr>
           <w:color w:val="000000"/>
-          <w:sz w:val="28"/>
+          <w:szCs w:val="24"/>
         </w:rPr>
         <w:t xml:space="preserve"> </w:t>
       </w:r>
       <w:r>
         <w:rPr>
           <w:color w:val="000000"/>
-          <w:sz w:val="28"/>
+          <w:szCs w:val="24"/>
         </w:rPr>
         <w:t>(Roll No: 2301331530174), Sriom Kant</w:t>
       </w:r>
       <w:r>
         <w:rPr>
           <w:color w:val="000000"/>
-          <w:sz w:val="28"/>
+          <w:szCs w:val="24"/>
         </w:rPr>
         <w:t xml:space="preserve"> </w:t>
       </w:r>
       <w:r>
         <w:rPr>
           <w:color w:val="000000"/>
-          <w:sz w:val="28"/>
-        </w:rPr>
-        <w:t>(Roll No: 2301331530175) have carried out the research work presented in this Project Report entitled "VINEYARD QUALITY ASSESMENT MODEL" for the award of Bachelor of Technology, Computer Science &amp; Engineering from Dr. APJ Abdul Kalam Technical University, Lucknow under our supervision. The Project Report embodies results of original work, and studies are carried out by the students herself/himself. The contents of the Project Report do not form the basis for the award of any other degree to the candidate or to anybody else from this or any other University/Institution.</w:t>
-      </w:r>
-    </w:p>
+          <w:szCs w:val="24"/>
+        </w:rPr>
+        <w:t xml:space="preserve">(Roll No: 2301331530175) have carried out the research work presented in this Project Report entitled "VINEYARD QUALITY </w:t>
+      </w:r>
+      <w:r>
+        <w:rPr>
+          <w:color w:val="000000"/>
+          <w:szCs w:val="24"/>
+        </w:rPr>
+        <w:t>ASSESSMENT</w:t>
+      </w:r>
+      <w:r>
+        <w:rPr>
+          <w:color w:val="000000"/>
+          <w:szCs w:val="24"/>
+        </w:rPr>
+        <w:t xml:space="preserve"> MODEL" for the award of Bachelor of Technology, Computer Science &amp; Engineering from Dr. APJ Abdul Kalam Technical University, Lucknow under our supervision. The Project Report embodies results of original work, and studies are carried out by the students herself/himself. The contents of the Project Report do not form the basis for the award of any other degree to the candidate or to anybody else from this or any other University/Institution.</w:t>
+      </w:r>
+    </w:p>
+    <w:p>
+      <w:r>
+        <w:br/>
+      </w:r>
+      <w:r>
+        <w:br/>
+      </w:r>
+      <w:r>
+        <w:br/>
+      </w:r>
+    </w:p>
+    <w:p/>
+    <w:p/>
     <w:p>
       <w:pPr>
         <w:rPr>
@@ -628,15 +695,6 @@
           <w:szCs w:val="24"/>
         </w:rPr>
       </w:pPr>
-      <w:r>
-        <w:br/>
-      </w:r>
-      <w:r>
-        <w:br/>
-      </w:r>
-      <w:r>
-        <w:br/>
-      </w:r>
       <w:r>
         <w:br/>
       </w:r>
@@ -682,7 +740,7 @@
                 <w:szCs w:val="24"/>
               </w:rPr>
               <w:br/>
-              <w:t>(Mr. Ritesh Rajput)</w:t>
+              <w:t>Mr. Ritesh Rajput</w:t>
             </w:r>
             <w:r>
               <w:rPr>
@@ -690,7 +748,24 @@
                 <w:szCs w:val="24"/>
               </w:rPr>
               <w:br/>
-              <w:t>(Professor)</w:t>
+            </w:r>
+            <w:r>
+              <w:rPr>
+                <w:i/>
+                <w:iCs/>
+                <w:sz w:val="28"/>
+                <w:szCs w:val="24"/>
+              </w:rPr>
+              <w:t xml:space="preserve">Assistant </w:t>
+            </w:r>
+            <w:r>
+              <w:rPr>
+                <w:i/>
+                <w:iCs/>
+                <w:sz w:val="28"/>
+                <w:szCs w:val="24"/>
+              </w:rPr>
+              <w:t>Professor</w:t>
             </w:r>
             <w:r>
               <w:rPr>
@@ -781,7 +856,7 @@
                 <w:szCs w:val="24"/>
               </w:rPr>
               <w:br/>
-              <w:t>(Dr. Raju)</w:t>
+              <w:t>Dr. Raju</w:t>
             </w:r>
             <w:r>
               <w:rPr>
@@ -789,7 +864,60 @@
                 <w:szCs w:val="24"/>
               </w:rPr>
               <w:br/>
-              <w:t>(HOD)</w:t>
+            </w:r>
+            <w:r>
+              <w:rPr>
+                <w:i/>
+                <w:iCs/>
+                <w:sz w:val="28"/>
+                <w:szCs w:val="24"/>
+              </w:rPr>
+              <w:t>H</w:t>
+            </w:r>
+            <w:r>
+              <w:rPr>
+                <w:i/>
+                <w:iCs/>
+                <w:sz w:val="28"/>
+                <w:szCs w:val="24"/>
+              </w:rPr>
+              <w:t xml:space="preserve">ead </w:t>
+            </w:r>
+            <w:r>
+              <w:rPr>
+                <w:i/>
+                <w:iCs/>
+                <w:sz w:val="28"/>
+                <w:szCs w:val="24"/>
+              </w:rPr>
+              <w:t>O</w:t>
+            </w:r>
+            <w:r>
+              <w:rPr>
+                <w:i/>
+                <w:iCs/>
+                <w:sz w:val="28"/>
+                <w:szCs w:val="24"/>
+              </w:rPr>
+              <w:t xml:space="preserve">f </w:t>
+            </w:r>
+            <w:r>
+              <w:rPr>
+                <w:i/>
+                <w:iCs/>
+                <w:sz w:val="28"/>
+                <w:szCs w:val="24"/>
+              </w:rPr>
+              <w:t>D</w:t>
+            </w:r>
+            <w:r>
+              <w:rPr>
+                <w:i/>
+                <w:iCs/>
+                <w:sz w:val="28"/>
+                <w:szCs w:val="24"/>
+              </w:rPr>
+              <w:t>epartment</w:t>
             </w:r>
             <w:r>
               <w:rPr>
@@ -849,23 +977,7 @@
           <w:sz w:val="28"/>
           <w:szCs w:val="24"/>
         </w:rPr>
-        <w:t>We would like to express our sincere gratitude to Mr. Ritesh Rajput for his guidance, constant supervision, and for providing the necessary information regarding the project, as well as for his continuous support in completing this work.</w:t>
-      </w:r>
-    </w:p>
-    <w:p>
-      <w:pPr>
-        <w:jc w:val="both"/>
-        <w:rPr>
-          <w:sz w:val="28"/>
-          <w:szCs w:val="24"/>
-        </w:rPr>
-      </w:pPr>
-      <w:r>
-        <w:rPr>
-          <w:sz w:val="28"/>
-          <w:szCs w:val="24"/>
-        </w:rPr>
-        <w:t xml:space="preserve">Our thanks and appreciation to the respected </w:t>
+        <w:t xml:space="preserve">We would like to express our sincere gratitude to </w:t>
       </w:r>
       <w:r>
         <w:rPr>
@@ -874,14 +986,14 @@
           <w:sz w:val="28"/>
           <w:szCs w:val="24"/>
         </w:rPr>
-        <w:t>HOD, Dr. Raju</w:t>
+        <w:t>Mr. Ritesh Rajput</w:t>
       </w:r>
       <w:r>
         <w:rPr>
           <w:sz w:val="28"/>
           <w:szCs w:val="24"/>
         </w:rPr>
-        <w:t>, for his motivation and support throughout the project.</w:t>
+        <w:t xml:space="preserve"> for his guidance, constant supervision, and for providing the necessary information regarding the project, as well as for his continuous support in completing this work.</w:t>
       </w:r>
     </w:p>
     <w:p>
@@ -897,7 +1009,7 @@
           <w:sz w:val="28"/>
           <w:szCs w:val="24"/>
         </w:rPr>
-        <w:t xml:space="preserve">We would like to express our deep gratitude and indebtedness to our supervisor </w:t>
+        <w:t xml:space="preserve">Our thanks and appreciation to the respected </w:t>
       </w:r>
       <w:r>
         <w:rPr>
@@ -906,8 +1018,1233 @@
           <w:sz w:val="28"/>
           <w:szCs w:val="24"/>
         </w:rPr>
-        <w:t xml:space="preserve">Mr. Ritesh Rajput, </w:t>
-      </w:r>
+        <w:t>HOD, Dr. Raju</w:t>
+      </w:r>
+      <w:r>
+        <w:rPr>
+          <w:sz w:val="28"/>
+          <w:szCs w:val="24"/>
+        </w:rPr>
+        <w:t>, for his motivation and support throughout the project.</w:t>
+      </w:r>
+    </w:p>
+    <w:p>
+      <w:pPr>
+        <w:jc w:val="both"/>
+        <w:rPr>
+          <w:sz w:val="28"/>
+          <w:szCs w:val="24"/>
+        </w:rPr>
+      </w:pPr>
+      <w:r>
+        <w:rPr>
+          <w:sz w:val="28"/>
+          <w:szCs w:val="24"/>
+        </w:rPr>
+        <w:t>We are deeply indebted to our supervisor, Assistant Professor, Department of AIML, NIET, for his valuable guidance, encouragement, continuous inspiration, and insightful suggestions throughout our project work. We are highly grateful for his meticulous supervision at every stage of the project. His guidance and support inspired us in numerous ways to successfully accomplish this work.</w:t>
+      </w:r>
+    </w:p>
+    <w:p>
+      <w:pPr>
+        <w:jc w:val="both"/>
+        <w:rPr>
+          <w:sz w:val="28"/>
+          <w:szCs w:val="24"/>
+        </w:rPr>
+      </w:pPr>
+      <w:r>
+        <w:rPr>
+          <w:sz w:val="28"/>
+          <w:szCs w:val="24"/>
+        </w:rPr>
+        <w:t>We also express our sincere thanks to all the faculty and staff members of the Department of AIML for their continuous encouragement and support.</w:t>
+      </w:r>
+    </w:p>
+    <w:p>
+      <w:pPr>
+        <w:jc w:val="both"/>
+        <w:rPr>
+          <w:sz w:val="28"/>
+          <w:szCs w:val="24"/>
+        </w:rPr>
+      </w:pPr>
+      <w:r>
+        <w:rPr>
+          <w:sz w:val="28"/>
+          <w:szCs w:val="24"/>
+        </w:rPr>
+        <w:t>Finally, we would like to express our gratitude to all those who have directly or indirectly assisted us and whose help and cooperation contributed to the successful completion of this research work.</w:t>
+      </w:r>
+    </w:p>
+    <w:p>
+      <w:r>
+        <w:br w:type="page"/>
+      </w:r>
+    </w:p>
+    <w:p>
+      <w:pPr>
+        <w:pStyle w:val="Heading1"/>
+        <w:jc w:val="center"/>
+      </w:pPr>
+      <w:r>
+        <w:rPr>
+          <w:rFonts w:ascii="Times New Roman" w:hAnsi="Times New Roman"/>
+          <w:color w:val="000000"/>
+          <w:sz w:val="32"/>
+        </w:rPr>
+        <w:lastRenderedPageBreak/>
+        <w:t>ABSTRACT</w:t>
+      </w:r>
+    </w:p>
+    <w:p>
+      <w:r>
+        <w:br/>
+      </w:r>
+    </w:p>
+    <w:p>
+      <w:pPr>
+        <w:jc w:val="both"/>
+        <w:rPr>
+          <w:color w:val="000000"/>
+          <w:sz w:val="28"/>
+        </w:rPr>
+      </w:pPr>
+      <w:r>
+        <w:rPr>
+          <w:color w:val="000000"/>
+          <w:sz w:val="28"/>
+        </w:rPr>
+        <w:t xml:space="preserve">The quality of wine and vineyard yield is highly dependent on a delicate balance of chemical properties including pH, alcohol concentration, acidity, and sulfites. Traditional assessment relies heavily on human sensory evaluation and complex laboratory analysis, which can be time-consuming, expensive, and often inconsistent. This project introduces a robust and automated </w:t>
+      </w:r>
+      <w:r>
+        <w:rPr>
+          <w:b/>
+          <w:bCs/>
+          <w:color w:val="000000"/>
+          <w:sz w:val="28"/>
+        </w:rPr>
+        <w:t>"Vineyard Quality Assessment Model"</w:t>
+      </w:r>
+      <w:r>
+        <w:rPr>
+          <w:color w:val="000000"/>
+          <w:sz w:val="28"/>
+        </w:rPr>
+        <w:t xml:space="preserve"> that leverages Machine Learning, specifically the </w:t>
+      </w:r>
+      <w:proofErr w:type="spellStart"/>
+      <w:r>
+        <w:rPr>
+          <w:color w:val="000000"/>
+          <w:sz w:val="28"/>
+        </w:rPr>
+        <w:t>XGBoost</w:t>
+      </w:r>
+      <w:proofErr w:type="spellEnd"/>
+      <w:r>
+        <w:rPr>
+          <w:color w:val="000000"/>
+          <w:sz w:val="28"/>
+        </w:rPr>
+        <w:t xml:space="preserve"> regression algorithm, to accurately predict the quality of wine based on its physicochemical properties.</w:t>
+      </w:r>
+    </w:p>
+    <w:p>
+      <w:pPr>
+        <w:jc w:val="both"/>
+        <w:rPr>
+          <w:color w:val="000000"/>
+          <w:sz w:val="28"/>
+        </w:rPr>
+      </w:pPr>
+      <w:r>
+        <w:rPr>
+          <w:color w:val="000000"/>
+          <w:sz w:val="28"/>
+        </w:rPr>
+        <w:t xml:space="preserve">Utilizing the UCI Wine Quality Dataset, our system performs comprehensive data preprocessing, including normalization and feature scaling, followed by hyperparameter tuning using </w:t>
+      </w:r>
+      <w:proofErr w:type="spellStart"/>
+      <w:r>
+        <w:rPr>
+          <w:color w:val="000000"/>
+          <w:sz w:val="28"/>
+        </w:rPr>
+        <w:t>GridSearchCV</w:t>
+      </w:r>
+      <w:proofErr w:type="spellEnd"/>
+      <w:r>
+        <w:rPr>
+          <w:color w:val="000000"/>
+          <w:sz w:val="28"/>
+        </w:rPr>
+        <w:t xml:space="preserve"> to optimize model performance. The trained model demonstrates strong predictive capability and generalization by effectively capturing complex, non-linear relationships between chemical attributes and quality scores.</w:t>
+      </w:r>
+    </w:p>
+    <w:p>
+      <w:pPr>
+        <w:jc w:val="both"/>
+        <w:rPr>
+          <w:color w:val="000000"/>
+          <w:sz w:val="28"/>
+        </w:rPr>
+      </w:pPr>
+      <w:r>
+        <w:rPr>
+          <w:color w:val="000000"/>
+          <w:sz w:val="28"/>
+        </w:rPr>
+        <w:t>In addition to the backend model, we developed an intuitive and visually appealing graphical user interface (GUI) using Streamlit. This interface enables vineyard owners and viticulturists to input chemical parameters manually or upload batch CSV files for large-scale predictions. The system provides instant outputs including predicted quality scores, maturity indicators, risk severity levels, and actionable recommendations based on feature importance analysis.</w:t>
+      </w:r>
+    </w:p>
+    <w:p>
+      <w:pPr>
+        <w:jc w:val="both"/>
+        <w:rPr>
+          <w:color w:val="000000"/>
+          <w:sz w:val="28"/>
+        </w:rPr>
+      </w:pPr>
+      <w:r>
+        <w:rPr>
+          <w:color w:val="000000"/>
+          <w:sz w:val="28"/>
+        </w:rPr>
+        <w:t>Overall, the proposed system bridges the gap between raw chemical data and practical agricultural decision-making. It offers a scalable, efficient, and user-friendly solution that enhances traditional viticulture practices through data-driven insights and real-time analysis</w:t>
+      </w:r>
+    </w:p>
+    <w:p>
+      <w:r>
+        <w:br w:type="page"/>
+      </w:r>
+    </w:p>
+    <w:p>
+      <w:pPr>
+        <w:pStyle w:val="Heading1"/>
+        <w:jc w:val="center"/>
+      </w:pPr>
+      <w:r>
+        <w:rPr>
+          <w:rFonts w:ascii="Times New Roman" w:hAnsi="Times New Roman"/>
+          <w:color w:val="000000"/>
+          <w:sz w:val="32"/>
+        </w:rPr>
+        <w:lastRenderedPageBreak/>
+        <w:t>TABLE OF CONTENTS</w:t>
+      </w:r>
+    </w:p>
+    <w:p>
+      <w:pPr>
+        <w:jc w:val="both"/>
+        <w:rPr>
+          <w:color w:val="000000"/>
+        </w:rPr>
+      </w:pPr>
+      <w:r>
+        <w:rPr>
+          <w:color w:val="000000"/>
+        </w:rPr>
+        <w:br/>
+      </w:r>
+      <w:r>
+        <w:rPr>
+          <w:color w:val="000000"/>
+        </w:rPr>
+        <w:t>Declaration .........................................................................................</w:t>
+      </w:r>
+      <w:r>
+        <w:rPr>
+          <w:color w:val="000000"/>
+        </w:rPr>
+        <w:t>.................................</w:t>
+      </w:r>
+      <w:r>
+        <w:rPr>
+          <w:color w:val="000000"/>
+        </w:rPr>
+        <w:t xml:space="preserve"> </w:t>
+      </w:r>
+      <w:proofErr w:type="spellStart"/>
+      <w:r>
+        <w:rPr>
+          <w:color w:val="000000"/>
+        </w:rPr>
+        <w:t>i</w:t>
+      </w:r>
+      <w:proofErr w:type="spellEnd"/>
+      <w:r>
+        <w:rPr>
+          <w:color w:val="000000"/>
+        </w:rPr>
+        <w:br/>
+        <w:t>Certificate ...........................................................................................</w:t>
+      </w:r>
+      <w:r>
+        <w:rPr>
+          <w:color w:val="000000"/>
+        </w:rPr>
+        <w:t>...............................</w:t>
+      </w:r>
+      <w:r>
+        <w:rPr>
+          <w:color w:val="000000"/>
+        </w:rPr>
+        <w:t xml:space="preserve"> ii</w:t>
+      </w:r>
+      <w:r>
+        <w:rPr>
+          <w:color w:val="000000"/>
+        </w:rPr>
+        <w:br/>
+        <w:t>Acknowledgements ..................................................................</w:t>
+      </w:r>
+      <w:r>
+        <w:rPr>
+          <w:color w:val="000000"/>
+        </w:rPr>
+        <w:t>............................</w:t>
+      </w:r>
+      <w:r>
+        <w:rPr>
+          <w:color w:val="000000"/>
+        </w:rPr>
+        <w:t>............ iii</w:t>
+      </w:r>
+      <w:r>
+        <w:rPr>
+          <w:color w:val="000000"/>
+        </w:rPr>
+        <w:br/>
+        <w:t>Abstract ...................................................................</w:t>
+      </w:r>
+      <w:r>
+        <w:rPr>
+          <w:color w:val="000000"/>
+        </w:rPr>
+        <w:t>...............................</w:t>
+      </w:r>
+      <w:r>
+        <w:rPr>
+          <w:color w:val="000000"/>
+        </w:rPr>
+        <w:t>........................... iv</w:t>
+      </w:r>
+      <w:r>
+        <w:rPr>
+          <w:color w:val="000000"/>
+        </w:rPr>
+        <w:br/>
+        <w:t>List of Tables .....................................</w:t>
+      </w:r>
+      <w:r>
+        <w:rPr>
+          <w:color w:val="000000"/>
+        </w:rPr>
+        <w:t>.............................</w:t>
+      </w:r>
+      <w:r>
+        <w:rPr>
+          <w:color w:val="000000"/>
+        </w:rPr>
+        <w:t>................................................. vii</w:t>
+      </w:r>
+      <w:r>
+        <w:rPr>
+          <w:color w:val="000000"/>
+        </w:rPr>
+        <w:br/>
+        <w:t>List of Figures ............................................</w:t>
+      </w:r>
+      <w:r>
+        <w:rPr>
+          <w:color w:val="000000"/>
+        </w:rPr>
+        <w:t>............................</w:t>
+      </w:r>
+      <w:r>
+        <w:rPr>
+          <w:color w:val="000000"/>
+        </w:rPr>
+        <w:t>......................................... viii</w:t>
+      </w:r>
+      <w:r>
+        <w:rPr>
+          <w:color w:val="000000"/>
+        </w:rPr>
+        <w:br/>
+        <w:t>List of Abbreviations .............................................</w:t>
+      </w:r>
+      <w:r>
+        <w:rPr>
+          <w:color w:val="000000"/>
+        </w:rPr>
+        <w:t>............................</w:t>
+      </w:r>
+      <w:r>
+        <w:rPr>
+          <w:color w:val="000000"/>
+        </w:rPr>
+        <w:t>............................... ix</w:t>
+      </w:r>
+    </w:p>
+    <w:p>
+      <w:pPr>
+        <w:jc w:val="both"/>
+        <w:rPr>
+          <w:color w:val="000000"/>
+        </w:rPr>
+      </w:pPr>
+      <w:r>
+        <w:rPr>
+          <w:color w:val="000000"/>
+        </w:rPr>
+        <w:t>CHAPTER 1: INTRODUCTION ......................</w:t>
+      </w:r>
+      <w:r>
+        <w:rPr>
+          <w:color w:val="000000"/>
+        </w:rPr>
+        <w:t>.................</w:t>
+      </w:r>
+      <w:r>
+        <w:rPr>
+          <w:color w:val="000000"/>
+        </w:rPr>
+        <w:t>........................................... 1–5</w:t>
+      </w:r>
+      <w:r>
+        <w:rPr>
+          <w:color w:val="000000"/>
+        </w:rPr>
+        <w:br/>
+      </w:r>
+      <w:r>
+        <w:rPr>
+          <w:color w:val="000000"/>
+        </w:rPr>
+        <w:t xml:space="preserve"> </w:t>
+      </w:r>
+      <w:r>
+        <w:rPr>
+          <w:color w:val="000000"/>
+        </w:rPr>
+        <w:tab/>
+      </w:r>
+      <w:r>
+        <w:rPr>
+          <w:color w:val="000000"/>
+        </w:rPr>
+        <w:t>1.1 BACKGROUND .......................</w:t>
+      </w:r>
+      <w:r>
+        <w:rPr>
+          <w:color w:val="000000"/>
+        </w:rPr>
+        <w:t>.............</w:t>
+      </w:r>
+      <w:r>
+        <w:rPr>
+          <w:color w:val="000000"/>
+        </w:rPr>
+        <w:t>......................................................... 1</w:t>
+      </w:r>
+      <w:r>
+        <w:rPr>
+          <w:color w:val="000000"/>
+        </w:rPr>
+        <w:br/>
+      </w:r>
+      <w:r>
+        <w:rPr>
+          <w:color w:val="000000"/>
+        </w:rPr>
+        <w:t xml:space="preserve"> </w:t>
+      </w:r>
+      <w:r>
+        <w:rPr>
+          <w:color w:val="000000"/>
+        </w:rPr>
+        <w:tab/>
+      </w:r>
+      <w:r>
+        <w:rPr>
+          <w:color w:val="000000"/>
+        </w:rPr>
+        <w:t xml:space="preserve">1.2 IDENTIFIED ISSUES/RESEARCH GAPS </w:t>
+      </w:r>
+      <w:r>
+        <w:rPr>
+          <w:color w:val="000000"/>
+        </w:rPr>
+        <w:t>……..</w:t>
+      </w:r>
+      <w:r>
+        <w:rPr>
+          <w:color w:val="000000"/>
+        </w:rPr>
+        <w:t>.......................................... 3</w:t>
+      </w:r>
+      <w:r>
+        <w:rPr>
+          <w:color w:val="000000"/>
+        </w:rPr>
+        <w:br/>
+      </w:r>
+      <w:r>
+        <w:rPr>
+          <w:color w:val="000000"/>
+        </w:rPr>
+        <w:t xml:space="preserve"> </w:t>
+      </w:r>
+      <w:r>
+        <w:rPr>
+          <w:color w:val="000000"/>
+        </w:rPr>
+        <w:tab/>
+      </w:r>
+      <w:r>
+        <w:rPr>
+          <w:color w:val="000000"/>
+        </w:rPr>
+        <w:t>1.3 OBJECTIVE AND SCOPE ..........................</w:t>
+      </w:r>
+      <w:r>
+        <w:rPr>
+          <w:color w:val="000000"/>
+        </w:rPr>
+        <w:t>............</w:t>
+      </w:r>
+      <w:r>
+        <w:rPr>
+          <w:color w:val="000000"/>
+        </w:rPr>
+        <w:t>....................................... 4</w:t>
+      </w:r>
+      <w:r>
+        <w:rPr>
+          <w:color w:val="000000"/>
+        </w:rPr>
+        <w:br/>
+      </w:r>
+      <w:r>
+        <w:rPr>
+          <w:color w:val="000000"/>
+        </w:rPr>
+        <w:t xml:space="preserve"> </w:t>
+      </w:r>
+      <w:r>
+        <w:rPr>
+          <w:color w:val="000000"/>
+        </w:rPr>
+        <w:tab/>
+      </w:r>
+      <w:r>
+        <w:rPr>
+          <w:color w:val="000000"/>
+        </w:rPr>
+        <w:t>1.4 PROJECT REPORT ORGANIZATION .......................................</w:t>
+      </w:r>
+      <w:r>
+        <w:rPr>
+          <w:color w:val="000000"/>
+        </w:rPr>
+        <w:t>...........</w:t>
+      </w:r>
+      <w:r>
+        <w:rPr>
+          <w:color w:val="000000"/>
+        </w:rPr>
+        <w:t>....... 5</w:t>
+      </w:r>
+    </w:p>
+    <w:p>
+      <w:pPr>
+        <w:jc w:val="both"/>
+        <w:rPr>
+          <w:color w:val="000000"/>
+        </w:rPr>
+      </w:pPr>
+      <w:r>
+        <w:rPr>
+          <w:color w:val="000000"/>
+        </w:rPr>
+        <w:t>CHAPTER 2: LITERATURE REVIEW ............................</w:t>
+      </w:r>
+      <w:r>
+        <w:rPr>
+          <w:color w:val="000000"/>
+        </w:rPr>
+        <w:t>..............</w:t>
+      </w:r>
+      <w:r>
+        <w:rPr>
+          <w:color w:val="000000"/>
+        </w:rPr>
+        <w:t>............................. 6–8</w:t>
+      </w:r>
+      <w:r>
+        <w:rPr>
+          <w:color w:val="000000"/>
+        </w:rPr>
+        <w:br/>
+      </w:r>
+      <w:r>
+        <w:rPr>
+          <w:color w:val="000000"/>
+        </w:rPr>
+        <w:t xml:space="preserve"> </w:t>
+      </w:r>
+      <w:r>
+        <w:rPr>
+          <w:color w:val="000000"/>
+        </w:rPr>
+        <w:tab/>
+      </w:r>
+      <w:r>
+        <w:rPr>
+          <w:color w:val="000000"/>
+        </w:rPr>
+        <w:t>2.1 Existing Viticulture ML Models ............</w:t>
+      </w:r>
+      <w:r>
+        <w:rPr>
+          <w:color w:val="000000"/>
+        </w:rPr>
+        <w:t>.............</w:t>
+      </w:r>
+      <w:r>
+        <w:rPr>
+          <w:color w:val="000000"/>
+        </w:rPr>
+        <w:t>............................................. 6</w:t>
+      </w:r>
+      <w:r>
+        <w:rPr>
+          <w:color w:val="000000"/>
+        </w:rPr>
+        <w:br/>
+      </w:r>
+      <w:r>
+        <w:rPr>
+          <w:color w:val="000000"/>
+        </w:rPr>
+        <w:t xml:space="preserve"> </w:t>
+      </w:r>
+      <w:r>
+        <w:rPr>
+          <w:color w:val="000000"/>
+        </w:rPr>
+        <w:tab/>
+      </w:r>
+      <w:r>
+        <w:rPr>
+          <w:color w:val="000000"/>
+        </w:rPr>
+        <w:t>2.2</w:t>
+      </w:r>
+      <w:r>
+        <w:rPr>
+          <w:color w:val="000000"/>
+        </w:rPr>
+        <w:t xml:space="preserve"> </w:t>
+      </w:r>
+      <w:r>
+        <w:rPr>
+          <w:color w:val="000000"/>
+        </w:rPr>
+        <w:t>The Rise of Gradient Boosting</w:t>
+      </w:r>
+      <w:r>
+        <w:rPr>
+          <w:color w:val="000000"/>
+        </w:rPr>
+        <w:t xml:space="preserve"> </w:t>
+      </w:r>
+      <w:r>
+        <w:rPr>
+          <w:color w:val="000000"/>
+        </w:rPr>
+        <w:t>.................................</w:t>
+      </w:r>
+      <w:r>
+        <w:rPr>
+          <w:color w:val="000000"/>
+        </w:rPr>
+        <w:t>...............</w:t>
+      </w:r>
+      <w:r>
+        <w:rPr>
+          <w:color w:val="000000"/>
+        </w:rPr>
+        <w:t>........................</w:t>
+      </w:r>
+      <w:r>
+        <w:rPr>
+          <w:color w:val="000000"/>
+        </w:rPr>
+        <w:t>.</w:t>
+      </w:r>
+      <w:r>
+        <w:rPr>
+          <w:color w:val="000000"/>
+        </w:rPr>
+        <w:t>7</w:t>
+      </w:r>
+    </w:p>
+    <w:p>
+      <w:pPr>
+        <w:jc w:val="both"/>
+        <w:rPr>
+          <w:color w:val="000000"/>
+        </w:rPr>
+      </w:pPr>
+      <w:r>
+        <w:rPr>
+          <w:color w:val="000000"/>
+        </w:rPr>
+        <w:t>CHAPTER 3: REQUIREMENTS AND ANALYSIS ..........................</w:t>
+      </w:r>
+      <w:r>
+        <w:rPr>
+          <w:color w:val="000000"/>
+        </w:rPr>
+        <w:t>........</w:t>
+      </w:r>
+      <w:r>
+        <w:rPr>
+          <w:color w:val="000000"/>
+        </w:rPr>
+        <w:t>............... 9–11</w:t>
+      </w:r>
+      <w:r>
+        <w:rPr>
+          <w:color w:val="000000"/>
+        </w:rPr>
+        <w:br/>
+      </w:r>
+      <w:r>
+        <w:rPr>
+          <w:color w:val="000000"/>
+        </w:rPr>
+        <w:t xml:space="preserve"> </w:t>
+      </w:r>
+      <w:r>
+        <w:rPr>
+          <w:color w:val="000000"/>
+        </w:rPr>
+        <w:tab/>
+      </w:r>
+      <w:r>
+        <w:rPr>
+          <w:color w:val="000000"/>
+        </w:rPr>
+        <w:t>3.1 Hardware Requirements .........................</w:t>
+      </w:r>
+      <w:r>
+        <w:rPr>
+          <w:color w:val="000000"/>
+        </w:rPr>
+        <w:t>..................</w:t>
+      </w:r>
+      <w:r>
+        <w:rPr>
+          <w:color w:val="000000"/>
+        </w:rPr>
+        <w:t>........................................ 9</w:t>
+      </w:r>
+      <w:r>
+        <w:rPr>
+          <w:color w:val="000000"/>
+        </w:rPr>
+        <w:br/>
+      </w:r>
+      <w:r>
+        <w:rPr>
+          <w:color w:val="000000"/>
+        </w:rPr>
+        <w:t xml:space="preserve"> </w:t>
+      </w:r>
+      <w:r>
+        <w:rPr>
+          <w:color w:val="000000"/>
+        </w:rPr>
+        <w:tab/>
+      </w:r>
+      <w:r>
+        <w:rPr>
+          <w:color w:val="000000"/>
+        </w:rPr>
+        <w:t>3.2 Software Requirements ...............................</w:t>
+      </w:r>
+      <w:r>
+        <w:rPr>
+          <w:color w:val="000000"/>
+        </w:rPr>
+        <w:t>.................</w:t>
+      </w:r>
+      <w:r>
+        <w:rPr>
+          <w:color w:val="000000"/>
+        </w:rPr>
+        <w:t>.................................. 10</w:t>
+      </w:r>
+      <w:r>
+        <w:rPr>
+          <w:color w:val="000000"/>
+        </w:rPr>
+        <w:br/>
+      </w:r>
+      <w:r>
+        <w:rPr>
+          <w:color w:val="000000"/>
+        </w:rPr>
+        <w:t xml:space="preserve"> </w:t>
+      </w:r>
+      <w:r>
+        <w:rPr>
+          <w:color w:val="000000"/>
+        </w:rPr>
+        <w:tab/>
+      </w:r>
+      <w:r>
+        <w:rPr>
+          <w:color w:val="000000"/>
+        </w:rPr>
+        <w:t>3.3 Dataset Analysis ....................................................................</w:t>
+      </w:r>
+      <w:r>
+        <w:rPr>
+          <w:color w:val="000000"/>
+        </w:rPr>
+        <w:t>.................</w:t>
+      </w:r>
+      <w:r>
+        <w:rPr>
+          <w:color w:val="000000"/>
+        </w:rPr>
+        <w:t>........ 11</w:t>
+      </w:r>
+    </w:p>
+    <w:p>
+      <w:pPr>
+        <w:jc w:val="both"/>
+        <w:rPr>
+          <w:color w:val="000000"/>
+        </w:rPr>
+      </w:pPr>
+      <w:r>
+        <w:rPr>
+          <w:color w:val="000000"/>
+        </w:rPr>
+        <w:t>CHAPTER 4: PROPOSED METHODOLOGY ............................</w:t>
+      </w:r>
+      <w:r>
+        <w:rPr>
+          <w:color w:val="000000"/>
+        </w:rPr>
+        <w:t>..........</w:t>
+      </w:r>
+      <w:r>
+        <w:rPr>
+          <w:color w:val="000000"/>
+        </w:rPr>
+        <w:t>.................. 12–16</w:t>
+      </w:r>
+      <w:r>
+        <w:rPr>
+          <w:color w:val="000000"/>
+        </w:rPr>
+        <w:br/>
+      </w:r>
+      <w:r>
+        <w:rPr>
+          <w:color w:val="000000"/>
+        </w:rPr>
+        <w:t xml:space="preserve"> </w:t>
+      </w:r>
+      <w:r>
+        <w:rPr>
+          <w:color w:val="000000"/>
+        </w:rPr>
+        <w:tab/>
+      </w:r>
+      <w:r>
+        <w:rPr>
+          <w:color w:val="000000"/>
+        </w:rPr>
+        <w:t>4.1 System Architecture .........................................</w:t>
+      </w:r>
+      <w:r>
+        <w:rPr>
+          <w:color w:val="000000"/>
+        </w:rPr>
+        <w:t>................</w:t>
+      </w:r>
+      <w:r>
+        <w:rPr>
+          <w:color w:val="000000"/>
+        </w:rPr>
+        <w:t>.............................. 12</w:t>
+      </w:r>
+      <w:r>
+        <w:rPr>
+          <w:color w:val="000000"/>
+        </w:rPr>
+        <w:br/>
+      </w:r>
+      <w:r>
+        <w:rPr>
+          <w:color w:val="000000"/>
+        </w:rPr>
+        <w:t xml:space="preserve"> </w:t>
+      </w:r>
+      <w:r>
+        <w:rPr>
+          <w:color w:val="000000"/>
+        </w:rPr>
+        <w:tab/>
+      </w:r>
+      <w:r>
+        <w:rPr>
+          <w:color w:val="000000"/>
+        </w:rPr>
+        <w:t>4.2 Data Preprocessing ..............................................</w:t>
+      </w:r>
+      <w:r>
+        <w:rPr>
+          <w:color w:val="000000"/>
+        </w:rPr>
+        <w:t>..................</w:t>
+      </w:r>
+      <w:r>
+        <w:rPr>
+          <w:color w:val="000000"/>
+        </w:rPr>
+        <w:t>......................... 13</w:t>
+      </w:r>
+      <w:r>
+        <w:rPr>
+          <w:color w:val="000000"/>
+        </w:rPr>
+        <w:br/>
+      </w:r>
+      <w:r>
+        <w:rPr>
+          <w:color w:val="000000"/>
+        </w:rPr>
+        <w:t xml:space="preserve"> </w:t>
+      </w:r>
+      <w:r>
+        <w:rPr>
+          <w:color w:val="000000"/>
+        </w:rPr>
+        <w:tab/>
+      </w:r>
+      <w:r>
+        <w:rPr>
+          <w:color w:val="000000"/>
+        </w:rPr>
+        <w:t>4.3 Model Training and Tuning ......................................</w:t>
+      </w:r>
+      <w:r>
+        <w:rPr>
+          <w:color w:val="000000"/>
+        </w:rPr>
+        <w:t>...............</w:t>
+      </w:r>
+      <w:r>
+        <w:rPr>
+          <w:color w:val="000000"/>
+        </w:rPr>
+        <w:t>...................... 14</w:t>
+      </w:r>
+      <w:r>
+        <w:rPr>
+          <w:color w:val="000000"/>
+        </w:rPr>
+        <w:br/>
+      </w:r>
+      <w:r>
+        <w:rPr>
+          <w:color w:val="000000"/>
+        </w:rPr>
+        <w:t xml:space="preserve"> </w:t>
+      </w:r>
+      <w:r>
+        <w:rPr>
+          <w:color w:val="000000"/>
+        </w:rPr>
+        <w:tab/>
+      </w:r>
+      <w:r>
+        <w:rPr>
+          <w:color w:val="000000"/>
+        </w:rPr>
+        <w:t>4.4 Graphical User Interface (GUI) ................................................</w:t>
+      </w:r>
+      <w:r>
+        <w:rPr>
+          <w:color w:val="000000"/>
+        </w:rPr>
+        <w:t>...............</w:t>
+      </w:r>
+      <w:r>
+        <w:rPr>
+          <w:color w:val="000000"/>
+        </w:rPr>
+        <w:t>...... 15</w:t>
+      </w:r>
+    </w:p>
+    <w:p>
+      <w:pPr>
+        <w:jc w:val="both"/>
+        <w:rPr>
+          <w:color w:val="000000"/>
+        </w:rPr>
+      </w:pPr>
+      <w:r>
+        <w:rPr>
+          <w:color w:val="000000"/>
+        </w:rPr>
+        <w:t>CHAPTER 5: RESULTS .............................................................................</w:t>
+      </w:r>
+      <w:r>
+        <w:rPr>
+          <w:color w:val="000000"/>
+        </w:rPr>
+        <w:t>..............</w:t>
+      </w:r>
+      <w:r>
+        <w:rPr>
+          <w:color w:val="000000"/>
+        </w:rPr>
+        <w:t xml:space="preserve"> 17–19</w:t>
+      </w:r>
+      <w:r>
+        <w:rPr>
+          <w:color w:val="000000"/>
+        </w:rPr>
+        <w:br/>
+      </w:r>
+      <w:r>
+        <w:rPr>
+          <w:color w:val="000000"/>
+        </w:rPr>
+        <w:t xml:space="preserve"> </w:t>
+      </w:r>
+      <w:r>
+        <w:rPr>
+          <w:color w:val="000000"/>
+        </w:rPr>
+        <w:tab/>
+      </w:r>
+      <w:r>
+        <w:rPr>
+          <w:color w:val="000000"/>
+        </w:rPr>
+        <w:t>5.1 Model Evaluation Metrics ............................................................</w:t>
+      </w:r>
+      <w:r>
+        <w:rPr>
+          <w:color w:val="000000"/>
+        </w:rPr>
+        <w:t>...............</w:t>
+      </w:r>
+      <w:r>
+        <w:rPr>
+          <w:color w:val="000000"/>
+        </w:rPr>
+        <w:t>... 17</w:t>
+      </w:r>
+      <w:r>
+        <w:rPr>
+          <w:color w:val="000000"/>
+        </w:rPr>
+        <w:br/>
+      </w:r>
+      <w:r>
+        <w:rPr>
+          <w:color w:val="000000"/>
+        </w:rPr>
+        <w:t xml:space="preserve"> </w:t>
+      </w:r>
+      <w:r>
+        <w:rPr>
+          <w:color w:val="000000"/>
+        </w:rPr>
+        <w:tab/>
+      </w:r>
+      <w:r>
+        <w:rPr>
+          <w:color w:val="000000"/>
+        </w:rPr>
+        <w:t>5.2 Feature Importance Analysis .........................................................</w:t>
+      </w:r>
+      <w:r>
+        <w:rPr>
+          <w:color w:val="000000"/>
+        </w:rPr>
+        <w:t>................</w:t>
+      </w:r>
+      <w:r>
+        <w:rPr>
+          <w:color w:val="000000"/>
+        </w:rPr>
+        <w:t xml:space="preserve"> 18</w:t>
+      </w:r>
+    </w:p>
+    <w:p>
+      <w:pPr>
+        <w:jc w:val="both"/>
+        <w:rPr>
+          <w:color w:val="000000"/>
+        </w:rPr>
+      </w:pPr>
+      <w:r>
+        <w:rPr>
+          <w:color w:val="000000"/>
+        </w:rPr>
+        <w:t>CHAPTER 6: CONCLUSION AND FUTURE WORK ....................................</w:t>
+      </w:r>
+      <w:r>
+        <w:rPr>
+          <w:color w:val="000000"/>
+        </w:rPr>
+        <w:t>.......</w:t>
+      </w:r>
+      <w:r>
+        <w:rPr>
+          <w:color w:val="000000"/>
+        </w:rPr>
+        <w:t xml:space="preserve"> 20–21</w:t>
+      </w:r>
+      <w:r>
+        <w:rPr>
+          <w:color w:val="000000"/>
+        </w:rPr>
+        <w:br/>
+      </w:r>
+      <w:r>
+        <w:rPr>
+          <w:color w:val="000000"/>
+        </w:rPr>
+        <w:t xml:space="preserve"> </w:t>
+      </w:r>
+      <w:r>
+        <w:rPr>
+          <w:color w:val="000000"/>
+        </w:rPr>
+        <w:tab/>
+      </w:r>
+      <w:r>
+        <w:rPr>
+          <w:color w:val="000000"/>
+        </w:rPr>
+        <w:t>6.1 Conclusion .....................................................................................</w:t>
+      </w:r>
+      <w:r>
+        <w:rPr>
+          <w:color w:val="000000"/>
+        </w:rPr>
+        <w:t>................</w:t>
+      </w:r>
+      <w:r>
+        <w:rPr>
+          <w:color w:val="000000"/>
+        </w:rPr>
+        <w:t xml:space="preserve"> 20</w:t>
+      </w:r>
+      <w:r>
+        <w:rPr>
+          <w:color w:val="000000"/>
+        </w:rPr>
+        <w:br/>
+      </w:r>
+      <w:r>
+        <w:rPr>
+          <w:color w:val="000000"/>
+        </w:rPr>
+        <w:t xml:space="preserve"> </w:t>
+      </w:r>
+      <w:r>
+        <w:rPr>
+          <w:color w:val="000000"/>
+        </w:rPr>
+        <w:tab/>
+      </w:r>
+      <w:r>
+        <w:rPr>
+          <w:color w:val="000000"/>
+        </w:rPr>
+        <w:t>6.2 Future Scope .................................................................................</w:t>
+      </w:r>
+      <w:r>
+        <w:rPr>
+          <w:color w:val="000000"/>
+        </w:rPr>
+        <w:t>.………….</w:t>
+      </w:r>
+      <w:r>
+        <w:rPr>
+          <w:color w:val="000000"/>
+        </w:rPr>
+        <w:t>21</w:t>
+      </w:r>
+    </w:p>
+    <w:p>
+      <w:pPr>
+        <w:jc w:val="both"/>
+        <w:rPr>
+          <w:color w:val="000000"/>
+        </w:rPr>
+      </w:pPr>
+      <w:r>
+        <w:rPr>
+          <w:color w:val="000000"/>
+        </w:rPr>
+        <w:t>REFERENCES ....................................................................................</w:t>
+      </w:r>
+      <w:r>
+        <w:rPr>
+          <w:color w:val="000000"/>
+        </w:rPr>
+        <w:t>.......................</w:t>
+      </w:r>
+      <w:r>
+        <w:rPr>
+          <w:color w:val="000000"/>
+        </w:rPr>
+        <w:t>..... 22</w:t>
+      </w:r>
+      <w:r>
+        <w:rPr>
+          <w:color w:val="000000"/>
+        </w:rPr>
+        <w:br/>
+        <w:t>APPENDICES / ANNEXURES .................................................................</w:t>
+      </w:r>
+      <w:r>
+        <w:rPr>
+          <w:color w:val="000000"/>
+        </w:rPr>
+        <w:t>......................</w:t>
+      </w:r>
+      <w:r>
+        <w:rPr>
+          <w:color w:val="000000"/>
+        </w:rPr>
+        <w:t>23</w:t>
+      </w:r>
+    </w:p>
+    <w:p/>
+    <w:p>
+      <w:pPr>
+        <w:rPr>
+          <w:b/>
+          <w:bCs/>
+          <w:szCs w:val="24"/>
+        </w:rPr>
+      </w:pPr>
       <w:r>
         <w:rPr>
           <w:b/>
@@ -915,1258 +2252,1016 @@
           <w:sz w:val="28"/>
           <w:szCs w:val="24"/>
         </w:rPr>
-        <w:t xml:space="preserve">Assistant </w:t>
-      </w:r>
-      <w:r>
+        <w:br w:type="page"/>
+      </w:r>
+      <w:r>
+        <w:rPr>
+          <w:b/>
+          <w:bCs/>
+          <w:sz w:val="28"/>
+          <w:szCs w:val="28"/>
+        </w:rPr>
+        <w:lastRenderedPageBreak/>
+        <w:t>LIST OF TABLES</w:t>
+      </w:r>
+    </w:p>
+    <w:tbl>
+      <w:tblPr>
+        <w:tblStyle w:val="PlainTable1"/>
+        <w:tblW w:w="0" w:type="auto"/>
+        <w:tblLook w:val="04A0" w:firstRow="1" w:lastRow="0" w:firstColumn="1" w:lastColumn="0" w:noHBand="0" w:noVBand="1"/>
+      </w:tblPr>
+      <w:tblGrid>
+        <w:gridCol w:w="1217"/>
+        <w:gridCol w:w="3969"/>
+        <w:gridCol w:w="1123"/>
+      </w:tblGrid>
+      <w:tr>
+        <w:trPr>
+          <w:cnfStyle w:val="100000000000" w:firstRow="1" w:lastRow="0" w:firstColumn="0" w:lastColumn="0" w:oddVBand="0" w:evenVBand="0" w:oddHBand="0" w:evenHBand="0" w:firstRowFirstColumn="0" w:firstRowLastColumn="0" w:lastRowFirstColumn="0" w:lastRowLastColumn="0"/>
+        </w:trPr>
+        <w:tc>
+          <w:tcPr>
+            <w:cnfStyle w:val="001000000000" w:firstRow="0" w:lastRow="0" w:firstColumn="1" w:lastColumn="0" w:oddVBand="0" w:evenVBand="0" w:oddHBand="0" w:evenHBand="0" w:firstRowFirstColumn="0" w:firstRowLastColumn="0" w:lastRowFirstColumn="0" w:lastRowLastColumn="0"/>
+            <w:tcW w:w="0" w:type="auto"/>
+            <w:hideMark/>
+          </w:tcPr>
+          <w:p>
+            <w:pPr>
+              <w:spacing w:after="200" w:line="276" w:lineRule="auto"/>
+            </w:pPr>
+            <w:r>
+              <w:t>Table No.</w:t>
+            </w:r>
+          </w:p>
+        </w:tc>
+        <w:tc>
+          <w:tcPr>
+            <w:tcW w:w="0" w:type="auto"/>
+            <w:hideMark/>
+          </w:tcPr>
+          <w:p>
+            <w:pPr>
+              <w:spacing w:after="200" w:line="276" w:lineRule="auto"/>
+              <w:cnfStyle w:val="100000000000" w:firstRow="1" w:lastRow="0" w:firstColumn="0" w:lastColumn="0" w:oddVBand="0" w:evenVBand="0" w:oddHBand="0" w:evenHBand="0" w:firstRowFirstColumn="0" w:firstRowLastColumn="0" w:lastRowFirstColumn="0" w:lastRowLastColumn="0"/>
+            </w:pPr>
+            <w:r>
+              <w:t>Title</w:t>
+            </w:r>
+          </w:p>
+        </w:tc>
+        <w:tc>
+          <w:tcPr>
+            <w:tcW w:w="0" w:type="auto"/>
+            <w:hideMark/>
+          </w:tcPr>
+          <w:p>
+            <w:pPr>
+              <w:spacing w:after="200" w:line="276" w:lineRule="auto"/>
+              <w:cnfStyle w:val="100000000000" w:firstRow="1" w:lastRow="0" w:firstColumn="0" w:lastColumn="0" w:oddVBand="0" w:evenVBand="0" w:oddHBand="0" w:evenHBand="0" w:firstRowFirstColumn="0" w:firstRowLastColumn="0" w:lastRowFirstColumn="0" w:lastRowLastColumn="0"/>
+            </w:pPr>
+            <w:r>
+              <w:t>Page No.</w:t>
+            </w:r>
+          </w:p>
+        </w:tc>
+      </w:tr>
+      <w:tr>
+        <w:trPr>
+          <w:cnfStyle w:val="000000100000" w:firstRow="0" w:lastRow="0" w:firstColumn="0" w:lastColumn="0" w:oddVBand="0" w:evenVBand="0" w:oddHBand="1" w:evenHBand="0" w:firstRowFirstColumn="0" w:firstRowLastColumn="0" w:lastRowFirstColumn="0" w:lastRowLastColumn="0"/>
+        </w:trPr>
+        <w:tc>
+          <w:tcPr>
+            <w:cnfStyle w:val="001000000000" w:firstRow="0" w:lastRow="0" w:firstColumn="1" w:lastColumn="0" w:oddVBand="0" w:evenVBand="0" w:oddHBand="0" w:evenHBand="0" w:firstRowFirstColumn="0" w:firstRowLastColumn="0" w:lastRowFirstColumn="0" w:lastRowLastColumn="0"/>
+            <w:tcW w:w="0" w:type="auto"/>
+            <w:hideMark/>
+          </w:tcPr>
+          <w:p>
+            <w:pPr>
+              <w:spacing w:after="200" w:line="276" w:lineRule="auto"/>
+              <w:rPr>
+                <w:b w:val="0"/>
+                <w:bCs w:val="0"/>
+              </w:rPr>
+            </w:pPr>
+            <w:r>
+              <w:rPr>
+                <w:b w:val="0"/>
+                <w:bCs w:val="0"/>
+              </w:rPr>
+              <w:t>Table 3.1</w:t>
+            </w:r>
+          </w:p>
+        </w:tc>
+        <w:tc>
+          <w:tcPr>
+            <w:tcW w:w="0" w:type="auto"/>
+            <w:hideMark/>
+          </w:tcPr>
+          <w:p>
+            <w:pPr>
+              <w:spacing w:after="200" w:line="276" w:lineRule="auto"/>
+              <w:cnfStyle w:val="000000100000" w:firstRow="0" w:lastRow="0" w:firstColumn="0" w:lastColumn="0" w:oddVBand="0" w:evenVBand="0" w:oddHBand="1" w:evenHBand="0" w:firstRowFirstColumn="0" w:firstRowLastColumn="0" w:lastRowFirstColumn="0" w:lastRowLastColumn="0"/>
+            </w:pPr>
+            <w:r>
+              <w:t>UCI Wine Quality Dataset Sample</w:t>
+            </w:r>
+          </w:p>
+        </w:tc>
+        <w:tc>
+          <w:tcPr>
+            <w:tcW w:w="0" w:type="auto"/>
+            <w:hideMark/>
+          </w:tcPr>
+          <w:p>
+            <w:pPr>
+              <w:spacing w:after="200" w:line="276" w:lineRule="auto"/>
+              <w:cnfStyle w:val="000000100000" w:firstRow="0" w:lastRow="0" w:firstColumn="0" w:lastColumn="0" w:oddVBand="0" w:evenVBand="0" w:oddHBand="1" w:evenHBand="0" w:firstRowFirstColumn="0" w:firstRowLastColumn="0" w:lastRowFirstColumn="0" w:lastRowLastColumn="0"/>
+            </w:pPr>
+            <w:r>
+              <w:t>11</w:t>
+            </w:r>
+          </w:p>
+        </w:tc>
+      </w:tr>
+      <w:tr>
+        <w:tc>
+          <w:tcPr>
+            <w:cnfStyle w:val="001000000000" w:firstRow="0" w:lastRow="0" w:firstColumn="1" w:lastColumn="0" w:oddVBand="0" w:evenVBand="0" w:oddHBand="0" w:evenHBand="0" w:firstRowFirstColumn="0" w:firstRowLastColumn="0" w:lastRowFirstColumn="0" w:lastRowLastColumn="0"/>
+            <w:tcW w:w="0" w:type="auto"/>
+            <w:hideMark/>
+          </w:tcPr>
+          <w:p>
+            <w:pPr>
+              <w:spacing w:after="200" w:line="276" w:lineRule="auto"/>
+              <w:rPr>
+                <w:b w:val="0"/>
+                <w:bCs w:val="0"/>
+              </w:rPr>
+            </w:pPr>
+            <w:r>
+              <w:rPr>
+                <w:b w:val="0"/>
+                <w:bCs w:val="0"/>
+              </w:rPr>
+              <w:t>Table 5.1</w:t>
+            </w:r>
+          </w:p>
+        </w:tc>
+        <w:tc>
+          <w:tcPr>
+            <w:tcW w:w="0" w:type="auto"/>
+            <w:hideMark/>
+          </w:tcPr>
+          <w:p>
+            <w:pPr>
+              <w:spacing w:after="200" w:line="276" w:lineRule="auto"/>
+              <w:cnfStyle w:val="000000000000" w:firstRow="0" w:lastRow="0" w:firstColumn="0" w:lastColumn="0" w:oddVBand="0" w:evenVBand="0" w:oddHBand="0" w:evenHBand="0" w:firstRowFirstColumn="0" w:firstRowLastColumn="0" w:lastRowFirstColumn="0" w:lastRowLastColumn="0"/>
+            </w:pPr>
+            <w:r>
+              <w:t>Model Evaluation Metrics Comparison</w:t>
+            </w:r>
+          </w:p>
+        </w:tc>
+        <w:tc>
+          <w:tcPr>
+            <w:tcW w:w="0" w:type="auto"/>
+            <w:hideMark/>
+          </w:tcPr>
+          <w:p>
+            <w:pPr>
+              <w:spacing w:after="200" w:line="276" w:lineRule="auto"/>
+              <w:cnfStyle w:val="000000000000" w:firstRow="0" w:lastRow="0" w:firstColumn="0" w:lastColumn="0" w:oddVBand="0" w:evenVBand="0" w:oddHBand="0" w:evenHBand="0" w:firstRowFirstColumn="0" w:firstRowLastColumn="0" w:lastRowFirstColumn="0" w:lastRowLastColumn="0"/>
+            </w:pPr>
+            <w:r>
+              <w:t>17</w:t>
+            </w:r>
+          </w:p>
+        </w:tc>
+      </w:tr>
+    </w:tbl>
+    <w:p>
+      <w:pPr>
+        <w:rPr>
+          <w:sz w:val="28"/>
+          <w:szCs w:val="24"/>
+        </w:rPr>
+      </w:pPr>
+    </w:p>
+    <w:p>
+      <w:pPr>
+        <w:rPr>
+          <w:b/>
+          <w:bCs/>
+          <w:szCs w:val="24"/>
+        </w:rPr>
+      </w:pPr>
+      <w:r>
+        <w:rPr>
+          <w:b/>
+          <w:bCs/>
+          <w:sz w:val="28"/>
+          <w:szCs w:val="28"/>
+        </w:rPr>
+        <w:t>LIST OF FIGURES</w:t>
+      </w:r>
+    </w:p>
+    <w:tbl>
+      <w:tblPr>
+        <w:tblStyle w:val="PlainTable1"/>
+        <w:tblW w:w="0" w:type="auto"/>
+        <w:tblLook w:val="04A0" w:firstRow="1" w:lastRow="0" w:firstColumn="1" w:lastColumn="0" w:noHBand="0" w:noVBand="1"/>
+      </w:tblPr>
+      <w:tblGrid>
+        <w:gridCol w:w="963"/>
+        <w:gridCol w:w="4248"/>
+        <w:gridCol w:w="1123"/>
+      </w:tblGrid>
+      <w:tr>
+        <w:trPr>
+          <w:cnfStyle w:val="100000000000" w:firstRow="1" w:lastRow="0" w:firstColumn="0" w:lastColumn="0" w:oddVBand="0" w:evenVBand="0" w:oddHBand="0" w:evenHBand="0" w:firstRowFirstColumn="0" w:firstRowLastColumn="0" w:lastRowFirstColumn="0" w:lastRowLastColumn="0"/>
+        </w:trPr>
+        <w:tc>
+          <w:tcPr>
+            <w:cnfStyle w:val="001000000000" w:firstRow="0" w:lastRow="0" w:firstColumn="1" w:lastColumn="0" w:oddVBand="0" w:evenVBand="0" w:oddHBand="0" w:evenHBand="0" w:firstRowFirstColumn="0" w:firstRowLastColumn="0" w:lastRowFirstColumn="0" w:lastRowLastColumn="0"/>
+            <w:tcW w:w="0" w:type="auto"/>
+            <w:hideMark/>
+          </w:tcPr>
+          <w:p>
+            <w:pPr>
+              <w:spacing w:after="200" w:line="276" w:lineRule="auto"/>
+            </w:pPr>
+            <w:r>
+              <w:t>Fig No.</w:t>
+            </w:r>
+          </w:p>
+        </w:tc>
+        <w:tc>
+          <w:tcPr>
+            <w:tcW w:w="0" w:type="auto"/>
+            <w:hideMark/>
+          </w:tcPr>
+          <w:p>
+            <w:pPr>
+              <w:spacing w:after="200" w:line="276" w:lineRule="auto"/>
+              <w:cnfStyle w:val="100000000000" w:firstRow="1" w:lastRow="0" w:firstColumn="0" w:lastColumn="0" w:oddVBand="0" w:evenVBand="0" w:oddHBand="0" w:evenHBand="0" w:firstRowFirstColumn="0" w:firstRowLastColumn="0" w:lastRowFirstColumn="0" w:lastRowLastColumn="0"/>
+            </w:pPr>
+            <w:r>
+              <w:t>Title</w:t>
+            </w:r>
+          </w:p>
+        </w:tc>
+        <w:tc>
+          <w:tcPr>
+            <w:tcW w:w="0" w:type="auto"/>
+            <w:hideMark/>
+          </w:tcPr>
+          <w:p>
+            <w:pPr>
+              <w:spacing w:after="200" w:line="276" w:lineRule="auto"/>
+              <w:cnfStyle w:val="100000000000" w:firstRow="1" w:lastRow="0" w:firstColumn="0" w:lastColumn="0" w:oddVBand="0" w:evenVBand="0" w:oddHBand="0" w:evenHBand="0" w:firstRowFirstColumn="0" w:firstRowLastColumn="0" w:lastRowFirstColumn="0" w:lastRowLastColumn="0"/>
+            </w:pPr>
+            <w:r>
+              <w:t>Page No.</w:t>
+            </w:r>
+          </w:p>
+        </w:tc>
+      </w:tr>
+      <w:tr>
+        <w:trPr>
+          <w:cnfStyle w:val="000000100000" w:firstRow="0" w:lastRow="0" w:firstColumn="0" w:lastColumn="0" w:oddVBand="0" w:evenVBand="0" w:oddHBand="1" w:evenHBand="0" w:firstRowFirstColumn="0" w:firstRowLastColumn="0" w:lastRowFirstColumn="0" w:lastRowLastColumn="0"/>
+        </w:trPr>
+        <w:tc>
+          <w:tcPr>
+            <w:cnfStyle w:val="001000000000" w:firstRow="0" w:lastRow="0" w:firstColumn="1" w:lastColumn="0" w:oddVBand="0" w:evenVBand="0" w:oddHBand="0" w:evenHBand="0" w:firstRowFirstColumn="0" w:firstRowLastColumn="0" w:lastRowFirstColumn="0" w:lastRowLastColumn="0"/>
+            <w:tcW w:w="0" w:type="auto"/>
+            <w:hideMark/>
+          </w:tcPr>
+          <w:p>
+            <w:pPr>
+              <w:spacing w:after="200" w:line="276" w:lineRule="auto"/>
+              <w:rPr>
+                <w:b w:val="0"/>
+                <w:bCs w:val="0"/>
+              </w:rPr>
+            </w:pPr>
+            <w:r>
+              <w:rPr>
+                <w:b w:val="0"/>
+                <w:bCs w:val="0"/>
+              </w:rPr>
+              <w:t>Fig 3.1</w:t>
+            </w:r>
+          </w:p>
+        </w:tc>
+        <w:tc>
+          <w:tcPr>
+            <w:tcW w:w="0" w:type="auto"/>
+            <w:hideMark/>
+          </w:tcPr>
+          <w:p>
+            <w:pPr>
+              <w:spacing w:after="200" w:line="276" w:lineRule="auto"/>
+              <w:cnfStyle w:val="000000100000" w:firstRow="0" w:lastRow="0" w:firstColumn="0" w:lastColumn="0" w:oddVBand="0" w:evenVBand="0" w:oddHBand="1" w:evenHBand="0" w:firstRowFirstColumn="0" w:firstRowLastColumn="0" w:lastRowFirstColumn="0" w:lastRowLastColumn="0"/>
+            </w:pPr>
+            <w:r>
+              <w:t>UCI Dataset Sample Rows</w:t>
+            </w:r>
+          </w:p>
+        </w:tc>
+        <w:tc>
+          <w:tcPr>
+            <w:tcW w:w="0" w:type="auto"/>
+            <w:hideMark/>
+          </w:tcPr>
+          <w:p>
+            <w:pPr>
+              <w:spacing w:after="200" w:line="276" w:lineRule="auto"/>
+              <w:cnfStyle w:val="000000100000" w:firstRow="0" w:lastRow="0" w:firstColumn="0" w:lastColumn="0" w:oddVBand="0" w:evenVBand="0" w:oddHBand="1" w:evenHBand="0" w:firstRowFirstColumn="0" w:firstRowLastColumn="0" w:lastRowFirstColumn="0" w:lastRowLastColumn="0"/>
+            </w:pPr>
+            <w:r>
+              <w:t>11</w:t>
+            </w:r>
+          </w:p>
+        </w:tc>
+      </w:tr>
+      <w:tr>
+        <w:tc>
+          <w:tcPr>
+            <w:cnfStyle w:val="001000000000" w:firstRow="0" w:lastRow="0" w:firstColumn="1" w:lastColumn="0" w:oddVBand="0" w:evenVBand="0" w:oddHBand="0" w:evenHBand="0" w:firstRowFirstColumn="0" w:firstRowLastColumn="0" w:lastRowFirstColumn="0" w:lastRowLastColumn="0"/>
+            <w:tcW w:w="0" w:type="auto"/>
+            <w:hideMark/>
+          </w:tcPr>
+          <w:p>
+            <w:pPr>
+              <w:spacing w:after="200" w:line="276" w:lineRule="auto"/>
+              <w:rPr>
+                <w:b w:val="0"/>
+                <w:bCs w:val="0"/>
+              </w:rPr>
+            </w:pPr>
+            <w:r>
+              <w:rPr>
+                <w:b w:val="0"/>
+                <w:bCs w:val="0"/>
+              </w:rPr>
+              <w:t>Fig 4.1</w:t>
+            </w:r>
+          </w:p>
+        </w:tc>
+        <w:tc>
+          <w:tcPr>
+            <w:tcW w:w="0" w:type="auto"/>
+            <w:hideMark/>
+          </w:tcPr>
+          <w:p>
+            <w:pPr>
+              <w:spacing w:after="200" w:line="276" w:lineRule="auto"/>
+              <w:cnfStyle w:val="000000000000" w:firstRow="0" w:lastRow="0" w:firstColumn="0" w:lastColumn="0" w:oddVBand="0" w:evenVBand="0" w:oddHBand="0" w:evenHBand="0" w:firstRowFirstColumn="0" w:firstRowLastColumn="0" w:lastRowFirstColumn="0" w:lastRowLastColumn="0"/>
+            </w:pPr>
+            <w:r>
+              <w:t>High-Level System Architecture Diagram</w:t>
+            </w:r>
+          </w:p>
+        </w:tc>
+        <w:tc>
+          <w:tcPr>
+            <w:tcW w:w="0" w:type="auto"/>
+            <w:hideMark/>
+          </w:tcPr>
+          <w:p>
+            <w:pPr>
+              <w:spacing w:after="200" w:line="276" w:lineRule="auto"/>
+              <w:cnfStyle w:val="000000000000" w:firstRow="0" w:lastRow="0" w:firstColumn="0" w:lastColumn="0" w:oddVBand="0" w:evenVBand="0" w:oddHBand="0" w:evenHBand="0" w:firstRowFirstColumn="0" w:firstRowLastColumn="0" w:lastRowFirstColumn="0" w:lastRowLastColumn="0"/>
+            </w:pPr>
+            <w:r>
+              <w:t>12</w:t>
+            </w:r>
+          </w:p>
+        </w:tc>
+      </w:tr>
+      <w:tr>
+        <w:trPr>
+          <w:cnfStyle w:val="000000100000" w:firstRow="0" w:lastRow="0" w:firstColumn="0" w:lastColumn="0" w:oddVBand="0" w:evenVBand="0" w:oddHBand="1" w:evenHBand="0" w:firstRowFirstColumn="0" w:firstRowLastColumn="0" w:lastRowFirstColumn="0" w:lastRowLastColumn="0"/>
+        </w:trPr>
+        <w:tc>
+          <w:tcPr>
+            <w:cnfStyle w:val="001000000000" w:firstRow="0" w:lastRow="0" w:firstColumn="1" w:lastColumn="0" w:oddVBand="0" w:evenVBand="0" w:oddHBand="0" w:evenHBand="0" w:firstRowFirstColumn="0" w:firstRowLastColumn="0" w:lastRowFirstColumn="0" w:lastRowLastColumn="0"/>
+            <w:tcW w:w="0" w:type="auto"/>
+            <w:hideMark/>
+          </w:tcPr>
+          <w:p>
+            <w:pPr>
+              <w:spacing w:after="200" w:line="276" w:lineRule="auto"/>
+              <w:rPr>
+                <w:b w:val="0"/>
+                <w:bCs w:val="0"/>
+              </w:rPr>
+            </w:pPr>
+            <w:r>
+              <w:rPr>
+                <w:b w:val="0"/>
+                <w:bCs w:val="0"/>
+              </w:rPr>
+              <w:t>Fig 4.2</w:t>
+            </w:r>
+          </w:p>
+        </w:tc>
+        <w:tc>
+          <w:tcPr>
+            <w:tcW w:w="0" w:type="auto"/>
+            <w:hideMark/>
+          </w:tcPr>
+          <w:p>
+            <w:pPr>
+              <w:spacing w:after="200" w:line="276" w:lineRule="auto"/>
+              <w:cnfStyle w:val="000000100000" w:firstRow="0" w:lastRow="0" w:firstColumn="0" w:lastColumn="0" w:oddVBand="0" w:evenVBand="0" w:oddHBand="1" w:evenHBand="0" w:firstRowFirstColumn="0" w:firstRowLastColumn="0" w:lastRowFirstColumn="0" w:lastRowLastColumn="0"/>
+            </w:pPr>
+            <w:r>
+              <w:t>Streamlit User Interface</w:t>
+            </w:r>
+          </w:p>
+        </w:tc>
+        <w:tc>
+          <w:tcPr>
+            <w:tcW w:w="0" w:type="auto"/>
+            <w:hideMark/>
+          </w:tcPr>
+          <w:p>
+            <w:pPr>
+              <w:spacing w:after="200" w:line="276" w:lineRule="auto"/>
+              <w:cnfStyle w:val="000000100000" w:firstRow="0" w:lastRow="0" w:firstColumn="0" w:lastColumn="0" w:oddVBand="0" w:evenVBand="0" w:oddHBand="1" w:evenHBand="0" w:firstRowFirstColumn="0" w:firstRowLastColumn="0" w:lastRowFirstColumn="0" w:lastRowLastColumn="0"/>
+            </w:pPr>
+            <w:r>
+              <w:t>15</w:t>
+            </w:r>
+          </w:p>
+        </w:tc>
+      </w:tr>
+      <w:tr>
+        <w:tc>
+          <w:tcPr>
+            <w:cnfStyle w:val="001000000000" w:firstRow="0" w:lastRow="0" w:firstColumn="1" w:lastColumn="0" w:oddVBand="0" w:evenVBand="0" w:oddHBand="0" w:evenHBand="0" w:firstRowFirstColumn="0" w:firstRowLastColumn="0" w:lastRowFirstColumn="0" w:lastRowLastColumn="0"/>
+            <w:tcW w:w="0" w:type="auto"/>
+            <w:hideMark/>
+          </w:tcPr>
+          <w:p>
+            <w:pPr>
+              <w:spacing w:after="200" w:line="276" w:lineRule="auto"/>
+              <w:rPr>
+                <w:b w:val="0"/>
+                <w:bCs w:val="0"/>
+              </w:rPr>
+            </w:pPr>
+            <w:r>
+              <w:rPr>
+                <w:b w:val="0"/>
+                <w:bCs w:val="0"/>
+              </w:rPr>
+              <w:t>Fig 5.1</w:t>
+            </w:r>
+          </w:p>
+        </w:tc>
+        <w:tc>
+          <w:tcPr>
+            <w:tcW w:w="0" w:type="auto"/>
+            <w:hideMark/>
+          </w:tcPr>
+          <w:p>
+            <w:pPr>
+              <w:spacing w:after="200" w:line="276" w:lineRule="auto"/>
+              <w:cnfStyle w:val="000000000000" w:firstRow="0" w:lastRow="0" w:firstColumn="0" w:lastColumn="0" w:oddVBand="0" w:evenVBand="0" w:oddHBand="0" w:evenHBand="0" w:firstRowFirstColumn="0" w:firstRowLastColumn="0" w:lastRowFirstColumn="0" w:lastRowLastColumn="0"/>
+            </w:pPr>
+            <w:r>
+              <w:t>Actual vs Predicted Quality Plot</w:t>
+            </w:r>
+          </w:p>
+        </w:tc>
+        <w:tc>
+          <w:tcPr>
+            <w:tcW w:w="0" w:type="auto"/>
+            <w:hideMark/>
+          </w:tcPr>
+          <w:p>
+            <w:pPr>
+              <w:spacing w:after="200" w:line="276" w:lineRule="auto"/>
+              <w:cnfStyle w:val="000000000000" w:firstRow="0" w:lastRow="0" w:firstColumn="0" w:lastColumn="0" w:oddVBand="0" w:evenVBand="0" w:oddHBand="0" w:evenHBand="0" w:firstRowFirstColumn="0" w:firstRowLastColumn="0" w:lastRowFirstColumn="0" w:lastRowLastColumn="0"/>
+            </w:pPr>
+            <w:r>
+              <w:t>17</w:t>
+            </w:r>
+          </w:p>
+        </w:tc>
+      </w:tr>
+      <w:tr>
+        <w:trPr>
+          <w:cnfStyle w:val="000000100000" w:firstRow="0" w:lastRow="0" w:firstColumn="0" w:lastColumn="0" w:oddVBand="0" w:evenVBand="0" w:oddHBand="1" w:evenHBand="0" w:firstRowFirstColumn="0" w:firstRowLastColumn="0" w:lastRowFirstColumn="0" w:lastRowLastColumn="0"/>
+        </w:trPr>
+        <w:tc>
+          <w:tcPr>
+            <w:cnfStyle w:val="001000000000" w:firstRow="0" w:lastRow="0" w:firstColumn="1" w:lastColumn="0" w:oddVBand="0" w:evenVBand="0" w:oddHBand="0" w:evenHBand="0" w:firstRowFirstColumn="0" w:firstRowLastColumn="0" w:lastRowFirstColumn="0" w:lastRowLastColumn="0"/>
+            <w:tcW w:w="0" w:type="auto"/>
+            <w:hideMark/>
+          </w:tcPr>
+          <w:p>
+            <w:pPr>
+              <w:spacing w:after="200" w:line="276" w:lineRule="auto"/>
+              <w:rPr>
+                <w:b w:val="0"/>
+                <w:bCs w:val="0"/>
+              </w:rPr>
+            </w:pPr>
+            <w:r>
+              <w:rPr>
+                <w:b w:val="0"/>
+                <w:bCs w:val="0"/>
+              </w:rPr>
+              <w:t>Fig 5.2</w:t>
+            </w:r>
+          </w:p>
+        </w:tc>
+        <w:tc>
+          <w:tcPr>
+            <w:tcW w:w="0" w:type="auto"/>
+            <w:hideMark/>
+          </w:tcPr>
+          <w:p>
+            <w:pPr>
+              <w:spacing w:after="200" w:line="276" w:lineRule="auto"/>
+              <w:cnfStyle w:val="000000100000" w:firstRow="0" w:lastRow="0" w:firstColumn="0" w:lastColumn="0" w:oddVBand="0" w:evenVBand="0" w:oddHBand="1" w:evenHBand="0" w:firstRowFirstColumn="0" w:firstRowLastColumn="0" w:lastRowFirstColumn="0" w:lastRowLastColumn="0"/>
+            </w:pPr>
+            <w:r>
+              <w:t>Feature Importance Bar Chart</w:t>
+            </w:r>
+          </w:p>
+        </w:tc>
+        <w:tc>
+          <w:tcPr>
+            <w:tcW w:w="0" w:type="auto"/>
+            <w:hideMark/>
+          </w:tcPr>
+          <w:p>
+            <w:pPr>
+              <w:spacing w:after="200" w:line="276" w:lineRule="auto"/>
+              <w:cnfStyle w:val="000000100000" w:firstRow="0" w:lastRow="0" w:firstColumn="0" w:lastColumn="0" w:oddVBand="0" w:evenVBand="0" w:oddHBand="1" w:evenHBand="0" w:firstRowFirstColumn="0" w:firstRowLastColumn="0" w:lastRowFirstColumn="0" w:lastRowLastColumn="0"/>
+            </w:pPr>
+            <w:r>
+              <w:t>18</w:t>
+            </w:r>
+          </w:p>
+        </w:tc>
+      </w:tr>
+    </w:tbl>
+    <w:p>
+      <w:pPr>
         <w:rPr>
           <w:b/>
           <w:bCs/>
           <w:sz w:val="28"/>
           <w:szCs w:val="24"/>
         </w:rPr>
-        <w:t>Professor</w:t>
-      </w:r>
-      <w:r>
+      </w:pPr>
+    </w:p>
+    <w:p>
+      <w:pPr>
         <w:rPr>
           <w:b/>
           <w:bCs/>
           <w:sz w:val="28"/>
           <w:szCs w:val="24"/>
         </w:rPr>
-        <w:t>, Department of AIML, NIET</w:t>
-      </w:r>
-      <w:r>
-        <w:rPr>
+      </w:pPr>
+      <w:r>
+        <w:rPr>
+          <w:b/>
+          <w:bCs/>
           <w:sz w:val="28"/>
           <w:szCs w:val="24"/>
         </w:rPr>
-        <w:t>, for his valuable guidance, encouragement, continuous inspiration, and insightful suggestions throughout our project work. We are highly indebted to him for his meticulous supervision at every phase of the project whenever required. His guidance and support inspired us in numerous ways to successfully accomplish this work.</w:t>
-      </w:r>
-    </w:p>
-    <w:p>
-      <w:pPr>
-        <w:jc w:val="both"/>
-        <w:rPr>
-          <w:sz w:val="28"/>
-          <w:szCs w:val="24"/>
-        </w:rPr>
-      </w:pPr>
-      <w:r>
-        <w:rPr>
-          <w:sz w:val="28"/>
-          <w:szCs w:val="24"/>
-        </w:rPr>
-        <w:t>We also express our sincere thanks to all the faculty and staff members of the Department of AIML for their continuous encouragement.</w:t>
-      </w:r>
-    </w:p>
-    <w:p>
-      <w:pPr>
-        <w:jc w:val="both"/>
-        <w:rPr>
-          <w:sz w:val="28"/>
-          <w:szCs w:val="24"/>
-        </w:rPr>
-      </w:pPr>
-      <w:r>
-        <w:rPr>
-          <w:sz w:val="28"/>
-          <w:szCs w:val="24"/>
-        </w:rPr>
-        <w:t>Finally, we would like to express our gratitude to all those who have directly or indirectly assisted us and whose help and cooperation contributed to the successful completion of this research work.</w:t>
-      </w:r>
-    </w:p>
-    <w:p>
-      <w:pPr>
-        <w:rPr>
-          <w:sz w:val="28"/>
-          <w:szCs w:val="24"/>
-        </w:rPr>
-      </w:pPr>
-      <w:r>
-        <w:rPr>
-          <w:sz w:val="28"/>
-          <w:szCs w:val="24"/>
-        </w:rPr>
-        <w:t>.</w:t>
-      </w:r>
-    </w:p>
-    <w:p>
-      <w:r>
-        <w:br w:type="page"/>
-      </w:r>
-    </w:p>
-    <w:p>
-      <w:pPr>
-        <w:pStyle w:val="Heading1"/>
-        <w:jc w:val="center"/>
-      </w:pPr>
-      <w:r>
-        <w:rPr>
-          <w:rFonts w:ascii="Times New Roman" w:hAnsi="Times New Roman"/>
-          <w:color w:val="000000"/>
-          <w:sz w:val="32"/>
-        </w:rPr>
-        <w:lastRenderedPageBreak/>
-        <w:t>ABSTRACT</w:t>
-      </w:r>
-    </w:p>
-    <w:p>
-      <w:r>
-        <w:br/>
-      </w:r>
-    </w:p>
-    <w:p>
-      <w:pPr>
-        <w:jc w:val="both"/>
-        <w:rPr>
-          <w:color w:val="000000"/>
-          <w:sz w:val="28"/>
-        </w:rPr>
-      </w:pPr>
-      <w:r>
-        <w:rPr>
-          <w:color w:val="000000"/>
-          <w:sz w:val="28"/>
-        </w:rPr>
-        <w:t xml:space="preserve">The quality of wine and vineyard yield is highly dependent on a delicate balance of chemical properties including pH, alcohol concentration, acidity, and sulfites. Traditional assessment relies heavily on human sensory evaluation and complex laboratory analysis, which can be time-consuming, expensive, and often inconsistent. This project introduces a robust and automated </w:t>
-      </w:r>
-      <w:r>
-        <w:rPr>
-          <w:b/>
-          <w:bCs/>
-          <w:color w:val="000000"/>
-          <w:sz w:val="28"/>
-        </w:rPr>
-        <w:t>"Vineyard Quality Assessment Model"</w:t>
-      </w:r>
-      <w:r>
-        <w:rPr>
-          <w:color w:val="000000"/>
-          <w:sz w:val="28"/>
-        </w:rPr>
-        <w:t xml:space="preserve"> that leverages Machine Learning, specifically the </w:t>
-      </w:r>
-      <w:proofErr w:type="spellStart"/>
-      <w:r>
-        <w:rPr>
-          <w:color w:val="000000"/>
-          <w:sz w:val="28"/>
-        </w:rPr>
-        <w:t>XGBoost</w:t>
-      </w:r>
-      <w:proofErr w:type="spellEnd"/>
-      <w:r>
-        <w:rPr>
-          <w:color w:val="000000"/>
-          <w:sz w:val="28"/>
-        </w:rPr>
-        <w:t xml:space="preserve"> regression algorithm, to accurately predict the quality of wine based on its physicochemical properties.</w:t>
-      </w:r>
-    </w:p>
-    <w:p>
-      <w:pPr>
-        <w:jc w:val="both"/>
-        <w:rPr>
-          <w:color w:val="000000"/>
-          <w:sz w:val="28"/>
-        </w:rPr>
-      </w:pPr>
-      <w:r>
-        <w:rPr>
-          <w:color w:val="000000"/>
-          <w:sz w:val="28"/>
-        </w:rPr>
-        <w:t xml:space="preserve">Utilizing the UCI Wine Quality Dataset, our system performs comprehensive data preprocessing, including normalization and feature scaling, followed by hyperparameter tuning using </w:t>
-      </w:r>
-      <w:proofErr w:type="spellStart"/>
-      <w:r>
-        <w:rPr>
-          <w:color w:val="000000"/>
-          <w:sz w:val="28"/>
-        </w:rPr>
-        <w:t>GridSearchCV</w:t>
-      </w:r>
-      <w:proofErr w:type="spellEnd"/>
-      <w:r>
-        <w:rPr>
-          <w:color w:val="000000"/>
-          <w:sz w:val="28"/>
-        </w:rPr>
-        <w:t xml:space="preserve"> to optimize model performance. The trained model demonstrates strong predictive capability and generalization by effectively capturing complex, non-linear relationships between chemical attributes and quality scores.</w:t>
-      </w:r>
-    </w:p>
-    <w:p>
-      <w:pPr>
-        <w:jc w:val="both"/>
-        <w:rPr>
-          <w:color w:val="000000"/>
-          <w:sz w:val="28"/>
-        </w:rPr>
-      </w:pPr>
-      <w:r>
-        <w:rPr>
-          <w:color w:val="000000"/>
-          <w:sz w:val="28"/>
-        </w:rPr>
-        <w:t xml:space="preserve">In addition to the backend model, we developed an intuitive and visually appealing graphical user interface (GUI) using </w:t>
-      </w:r>
-      <w:proofErr w:type="spellStart"/>
-      <w:r>
-        <w:rPr>
-          <w:color w:val="000000"/>
-          <w:sz w:val="28"/>
-        </w:rPr>
-        <w:t>Streamlit</w:t>
-      </w:r>
-      <w:proofErr w:type="spellEnd"/>
-      <w:r>
-        <w:rPr>
-          <w:color w:val="000000"/>
-          <w:sz w:val="28"/>
-        </w:rPr>
-        <w:t>. This interface enables vineyard owners and viticulturists to input chemical parameters manually or upload batch CSV files for large-scale predictions. The system provides instant outputs including predicted quality scores, maturity indicators, risk severity levels, and actionable recommendations based on feature importance analysis.</w:t>
-      </w:r>
-    </w:p>
-    <w:p>
-      <w:pPr>
-        <w:jc w:val="both"/>
-        <w:rPr>
-          <w:color w:val="000000"/>
-          <w:sz w:val="28"/>
-        </w:rPr>
-      </w:pPr>
-      <w:r>
-        <w:rPr>
-          <w:color w:val="000000"/>
-          <w:sz w:val="28"/>
-        </w:rPr>
-        <w:t>Overall, the proposed system bridges the gap between raw chemical data and practical agricultural decision-making. It offers a scalable, efficient, and user-friendly solution that enhances traditional viticulture practices through data-driven insights and real-time analysis</w:t>
-      </w:r>
-    </w:p>
-    <w:p>
-      <w:r>
-        <w:br w:type="page"/>
-      </w:r>
-    </w:p>
-    <w:p>
-      <w:pPr>
-        <w:pStyle w:val="Heading1"/>
-        <w:jc w:val="center"/>
-      </w:pPr>
-      <w:r>
-        <w:rPr>
-          <w:rFonts w:ascii="Times New Roman" w:hAnsi="Times New Roman"/>
-          <w:color w:val="000000"/>
-          <w:sz w:val="32"/>
-        </w:rPr>
-        <w:lastRenderedPageBreak/>
-        <w:t>TABLE OF CONTENTS</w:t>
-      </w:r>
-    </w:p>
-    <w:p>
-      <w:pPr>
-        <w:jc w:val="both"/>
-        <w:rPr>
-          <w:color w:val="000000"/>
-        </w:rPr>
-      </w:pPr>
-      <w:r>
-        <w:rPr>
-          <w:color w:val="000000"/>
-        </w:rPr>
-        <w:br/>
-      </w:r>
-      <w:r>
-        <w:rPr>
-          <w:color w:val="000000"/>
-        </w:rPr>
-        <w:t>Declaration .........................................................................................</w:t>
-      </w:r>
-      <w:r>
-        <w:rPr>
-          <w:color w:val="000000"/>
-        </w:rPr>
-        <w:t>.................................</w:t>
-      </w:r>
-      <w:r>
-        <w:rPr>
-          <w:color w:val="000000"/>
-        </w:rPr>
-        <w:t xml:space="preserve"> </w:t>
-      </w:r>
-      <w:proofErr w:type="spellStart"/>
-      <w:r>
-        <w:rPr>
-          <w:color w:val="000000"/>
-        </w:rPr>
-        <w:t>i</w:t>
-      </w:r>
-      <w:proofErr w:type="spellEnd"/>
-      <w:r>
-        <w:rPr>
-          <w:color w:val="000000"/>
-        </w:rPr>
-        <w:br/>
-        <w:t>Certificate ...........................................................................................</w:t>
-      </w:r>
-      <w:r>
-        <w:rPr>
-          <w:color w:val="000000"/>
-        </w:rPr>
-        <w:t>...............................</w:t>
-      </w:r>
-      <w:r>
-        <w:rPr>
-          <w:color w:val="000000"/>
-        </w:rPr>
-        <w:t xml:space="preserve"> ii</w:t>
-      </w:r>
-      <w:r>
-        <w:rPr>
-          <w:color w:val="000000"/>
-        </w:rPr>
-        <w:br/>
-        <w:t>Acknowledgements ..................................................................</w:t>
-      </w:r>
-      <w:r>
-        <w:rPr>
-          <w:color w:val="000000"/>
-        </w:rPr>
-        <w:t>............................</w:t>
-      </w:r>
-      <w:r>
-        <w:rPr>
-          <w:color w:val="000000"/>
-        </w:rPr>
-        <w:t>............ iii</w:t>
-      </w:r>
-      <w:r>
-        <w:rPr>
-          <w:color w:val="000000"/>
-        </w:rPr>
-        <w:br/>
-        <w:t>Abstract ...................................................................</w:t>
-      </w:r>
-      <w:r>
-        <w:rPr>
-          <w:color w:val="000000"/>
-        </w:rPr>
-        <w:t>...............................</w:t>
-      </w:r>
-      <w:r>
-        <w:rPr>
-          <w:color w:val="000000"/>
-        </w:rPr>
-        <w:t>........................... iv</w:t>
-      </w:r>
-      <w:r>
-        <w:rPr>
-          <w:color w:val="000000"/>
-        </w:rPr>
-        <w:br/>
-        <w:t>List of Tables .....................................</w:t>
-      </w:r>
-      <w:r>
-        <w:rPr>
-          <w:color w:val="000000"/>
-        </w:rPr>
-        <w:t>.............................</w:t>
-      </w:r>
-      <w:r>
-        <w:rPr>
-          <w:color w:val="000000"/>
-        </w:rPr>
-        <w:t>................................................. vii</w:t>
-      </w:r>
-      <w:r>
-        <w:rPr>
-          <w:color w:val="000000"/>
-        </w:rPr>
-        <w:br/>
-        <w:t>List of Figures ............................................</w:t>
-      </w:r>
-      <w:r>
-        <w:rPr>
-          <w:color w:val="000000"/>
-        </w:rPr>
-        <w:t>............................</w:t>
-      </w:r>
-      <w:r>
-        <w:rPr>
-          <w:color w:val="000000"/>
-        </w:rPr>
-        <w:t>......................................... viii</w:t>
-      </w:r>
-      <w:r>
-        <w:rPr>
-          <w:color w:val="000000"/>
-        </w:rPr>
-        <w:br/>
-        <w:t>List of Abbreviations .............................................</w:t>
-      </w:r>
-      <w:r>
-        <w:rPr>
-          <w:color w:val="000000"/>
-        </w:rPr>
-        <w:t>............................</w:t>
-      </w:r>
-      <w:r>
-        <w:rPr>
-          <w:color w:val="000000"/>
-        </w:rPr>
-        <w:t>............................... ix</w:t>
-      </w:r>
-    </w:p>
-    <w:p>
-      <w:pPr>
-        <w:jc w:val="both"/>
-        <w:rPr>
-          <w:color w:val="000000"/>
-        </w:rPr>
-      </w:pPr>
-      <w:r>
-        <w:rPr>
-          <w:color w:val="000000"/>
-        </w:rPr>
-        <w:t>CHAPTER 1: INTRODUCTION ......................</w:t>
-      </w:r>
-      <w:r>
-        <w:rPr>
-          <w:color w:val="000000"/>
-        </w:rPr>
-        <w:t>.................</w:t>
-      </w:r>
-      <w:r>
-        <w:rPr>
-          <w:color w:val="000000"/>
-        </w:rPr>
-        <w:t>........................................... 1–5</w:t>
-      </w:r>
-      <w:r>
-        <w:rPr>
-          <w:color w:val="000000"/>
-        </w:rPr>
-        <w:br/>
-      </w:r>
-      <w:r>
-        <w:rPr>
-          <w:color w:val="000000"/>
-        </w:rPr>
-        <w:t xml:space="preserve"> </w:t>
-      </w:r>
-      <w:r>
-        <w:rPr>
-          <w:color w:val="000000"/>
-        </w:rPr>
-        <w:tab/>
-      </w:r>
-      <w:r>
-        <w:rPr>
-          <w:color w:val="000000"/>
-        </w:rPr>
-        <w:t>1.1 BACKGROUND .......................</w:t>
-      </w:r>
-      <w:r>
-        <w:rPr>
-          <w:color w:val="000000"/>
-        </w:rPr>
-        <w:t>.............</w:t>
-      </w:r>
-      <w:r>
-        <w:rPr>
-          <w:color w:val="000000"/>
-        </w:rPr>
-        <w:t>......................................................... 1</w:t>
-      </w:r>
-      <w:r>
-        <w:rPr>
-          <w:color w:val="000000"/>
-        </w:rPr>
-        <w:br/>
-      </w:r>
-      <w:r>
-        <w:rPr>
-          <w:color w:val="000000"/>
-        </w:rPr>
-        <w:t xml:space="preserve"> </w:t>
-      </w:r>
-      <w:r>
-        <w:rPr>
-          <w:color w:val="000000"/>
-        </w:rPr>
-        <w:tab/>
-      </w:r>
-      <w:r>
-        <w:rPr>
-          <w:color w:val="000000"/>
-        </w:rPr>
-        <w:t xml:space="preserve">1.2 IDENTIFIED ISSUES/RESEARCH GAPS </w:t>
-      </w:r>
-      <w:r>
-        <w:rPr>
-          <w:color w:val="000000"/>
-        </w:rPr>
-        <w:t>……..</w:t>
-      </w:r>
-      <w:r>
-        <w:rPr>
-          <w:color w:val="000000"/>
-        </w:rPr>
-        <w:t>.......................................... 3</w:t>
-      </w:r>
-      <w:r>
-        <w:rPr>
-          <w:color w:val="000000"/>
-        </w:rPr>
-        <w:br/>
-      </w:r>
-      <w:r>
-        <w:rPr>
-          <w:color w:val="000000"/>
-        </w:rPr>
-        <w:t xml:space="preserve"> </w:t>
-      </w:r>
-      <w:r>
-        <w:rPr>
-          <w:color w:val="000000"/>
-        </w:rPr>
-        <w:tab/>
-      </w:r>
-      <w:r>
-        <w:rPr>
-          <w:color w:val="000000"/>
-        </w:rPr>
-        <w:t>1.3 OBJECTIVE AND SCOPE ..........................</w:t>
-      </w:r>
-      <w:r>
-        <w:rPr>
-          <w:color w:val="000000"/>
-        </w:rPr>
-        <w:t>............</w:t>
-      </w:r>
-      <w:r>
-        <w:rPr>
-          <w:color w:val="000000"/>
-        </w:rPr>
-        <w:t>....................................... 4</w:t>
-      </w:r>
-      <w:r>
-        <w:rPr>
-          <w:color w:val="000000"/>
-        </w:rPr>
-        <w:br/>
-      </w:r>
-      <w:r>
-        <w:rPr>
-          <w:color w:val="000000"/>
-        </w:rPr>
-        <w:t xml:space="preserve"> </w:t>
-      </w:r>
-      <w:r>
-        <w:rPr>
-          <w:color w:val="000000"/>
-        </w:rPr>
-        <w:tab/>
-      </w:r>
-      <w:r>
-        <w:rPr>
-          <w:color w:val="000000"/>
-        </w:rPr>
-        <w:t>1.4 PROJECT REPORT ORGANIZATION .......................................</w:t>
-      </w:r>
-      <w:r>
-        <w:rPr>
-          <w:color w:val="000000"/>
-        </w:rPr>
-        <w:t>...........</w:t>
-      </w:r>
-      <w:r>
-        <w:rPr>
-          <w:color w:val="000000"/>
-        </w:rPr>
-        <w:t>....... 5</w:t>
-      </w:r>
-    </w:p>
-    <w:p>
-      <w:pPr>
-        <w:jc w:val="both"/>
-        <w:rPr>
-          <w:color w:val="000000"/>
-        </w:rPr>
-      </w:pPr>
-      <w:r>
-        <w:rPr>
-          <w:color w:val="000000"/>
-        </w:rPr>
-        <w:t>CHAPTER 2: LITERATURE REVIEW ............................</w:t>
-      </w:r>
-      <w:r>
-        <w:rPr>
-          <w:color w:val="000000"/>
-        </w:rPr>
-        <w:t>..............</w:t>
-      </w:r>
-      <w:r>
-        <w:rPr>
-          <w:color w:val="000000"/>
-        </w:rPr>
-        <w:t>............................. 6–8</w:t>
-      </w:r>
-      <w:r>
-        <w:rPr>
-          <w:color w:val="000000"/>
-        </w:rPr>
-        <w:br/>
-      </w:r>
-      <w:r>
-        <w:rPr>
-          <w:color w:val="000000"/>
-        </w:rPr>
-        <w:t xml:space="preserve"> </w:t>
-      </w:r>
-      <w:r>
-        <w:rPr>
-          <w:color w:val="000000"/>
-        </w:rPr>
-        <w:tab/>
-      </w:r>
-      <w:r>
-        <w:rPr>
-          <w:color w:val="000000"/>
-        </w:rPr>
-        <w:t>2.1 Existing Viticulture ML Models ............</w:t>
-      </w:r>
-      <w:r>
-        <w:rPr>
-          <w:color w:val="000000"/>
-        </w:rPr>
-        <w:t>.............</w:t>
-      </w:r>
-      <w:r>
-        <w:rPr>
-          <w:color w:val="000000"/>
-        </w:rPr>
-        <w:t>............................................. 6</w:t>
-      </w:r>
-      <w:r>
-        <w:rPr>
-          <w:color w:val="000000"/>
-        </w:rPr>
-        <w:br/>
-      </w:r>
-      <w:r>
-        <w:rPr>
-          <w:color w:val="000000"/>
-        </w:rPr>
-        <w:t xml:space="preserve"> </w:t>
-      </w:r>
-      <w:r>
-        <w:rPr>
-          <w:color w:val="000000"/>
-        </w:rPr>
-        <w:tab/>
-      </w:r>
-      <w:r>
-        <w:rPr>
-          <w:color w:val="000000"/>
-        </w:rPr>
-        <w:t>2.2</w:t>
-      </w:r>
-      <w:r>
-        <w:rPr>
-          <w:color w:val="000000"/>
-        </w:rPr>
-        <w:t xml:space="preserve"> </w:t>
-      </w:r>
-      <w:r>
-        <w:rPr>
-          <w:color w:val="000000"/>
-        </w:rPr>
-        <w:t>The Rise of Gradient Boosting</w:t>
-      </w:r>
-      <w:r>
-        <w:rPr>
-          <w:color w:val="000000"/>
-        </w:rPr>
-        <w:t xml:space="preserve"> </w:t>
-      </w:r>
-      <w:r>
-        <w:rPr>
-          <w:color w:val="000000"/>
-        </w:rPr>
-        <w:t>.................................</w:t>
-      </w:r>
-      <w:r>
-        <w:rPr>
-          <w:color w:val="000000"/>
-        </w:rPr>
-        <w:t>...............</w:t>
-      </w:r>
-      <w:r>
-        <w:rPr>
-          <w:color w:val="000000"/>
-        </w:rPr>
-        <w:t>........................</w:t>
-      </w:r>
-      <w:r>
-        <w:rPr>
-          <w:color w:val="000000"/>
-        </w:rPr>
-        <w:t>.</w:t>
-      </w:r>
-      <w:r>
-        <w:rPr>
-          <w:color w:val="000000"/>
-        </w:rPr>
-        <w:t>7</w:t>
-      </w:r>
-    </w:p>
-    <w:p>
-      <w:pPr>
-        <w:jc w:val="both"/>
-        <w:rPr>
-          <w:color w:val="000000"/>
-        </w:rPr>
-      </w:pPr>
-      <w:r>
-        <w:rPr>
-          <w:color w:val="000000"/>
-        </w:rPr>
-        <w:t>CHAPTER 3: REQUIREMENTS AND ANALYSIS ..........................</w:t>
-      </w:r>
-      <w:r>
-        <w:rPr>
-          <w:color w:val="000000"/>
-        </w:rPr>
-        <w:t>........</w:t>
-      </w:r>
-      <w:r>
-        <w:rPr>
-          <w:color w:val="000000"/>
-        </w:rPr>
-        <w:t>............... 9–11</w:t>
-      </w:r>
-      <w:r>
-        <w:rPr>
-          <w:color w:val="000000"/>
-        </w:rPr>
-        <w:br/>
-      </w:r>
-      <w:r>
-        <w:rPr>
-          <w:color w:val="000000"/>
-        </w:rPr>
-        <w:t xml:space="preserve"> </w:t>
-      </w:r>
-      <w:r>
-        <w:rPr>
-          <w:color w:val="000000"/>
-        </w:rPr>
-        <w:tab/>
-      </w:r>
-      <w:r>
-        <w:rPr>
-          <w:color w:val="000000"/>
-        </w:rPr>
-        <w:t>3.1 Hardware Requirements .........................</w:t>
-      </w:r>
-      <w:r>
-        <w:rPr>
-          <w:color w:val="000000"/>
-        </w:rPr>
-        <w:t>..................</w:t>
-      </w:r>
-      <w:r>
-        <w:rPr>
-          <w:color w:val="000000"/>
-        </w:rPr>
-        <w:t>........................................ 9</w:t>
-      </w:r>
-      <w:r>
-        <w:rPr>
-          <w:color w:val="000000"/>
-        </w:rPr>
-        <w:br/>
-      </w:r>
-      <w:r>
-        <w:rPr>
-          <w:color w:val="000000"/>
-        </w:rPr>
-        <w:t xml:space="preserve"> </w:t>
-      </w:r>
-      <w:r>
-        <w:rPr>
-          <w:color w:val="000000"/>
-        </w:rPr>
-        <w:tab/>
-      </w:r>
-      <w:r>
-        <w:rPr>
-          <w:color w:val="000000"/>
-        </w:rPr>
-        <w:t>3.2 Software Requirements ...............................</w:t>
-      </w:r>
-      <w:r>
-        <w:rPr>
-          <w:color w:val="000000"/>
-        </w:rPr>
-        <w:t>.................</w:t>
-      </w:r>
-      <w:r>
-        <w:rPr>
-          <w:color w:val="000000"/>
-        </w:rPr>
-        <w:t>.................................. 10</w:t>
-      </w:r>
-      <w:r>
-        <w:rPr>
-          <w:color w:val="000000"/>
-        </w:rPr>
-        <w:br/>
-      </w:r>
-      <w:r>
-        <w:rPr>
-          <w:color w:val="000000"/>
-        </w:rPr>
-        <w:t xml:space="preserve"> </w:t>
-      </w:r>
-      <w:r>
-        <w:rPr>
-          <w:color w:val="000000"/>
-        </w:rPr>
-        <w:tab/>
-      </w:r>
-      <w:r>
-        <w:rPr>
-          <w:color w:val="000000"/>
-        </w:rPr>
-        <w:t>3.3 Dataset Analysis ....................................................................</w:t>
-      </w:r>
-      <w:r>
-        <w:rPr>
-          <w:color w:val="000000"/>
-        </w:rPr>
-        <w:t>.................</w:t>
-      </w:r>
-      <w:r>
-        <w:rPr>
-          <w:color w:val="000000"/>
-        </w:rPr>
-        <w:t>........ 11</w:t>
-      </w:r>
-    </w:p>
-    <w:p>
-      <w:pPr>
-        <w:jc w:val="both"/>
-        <w:rPr>
-          <w:color w:val="000000"/>
-        </w:rPr>
-      </w:pPr>
-      <w:r>
-        <w:rPr>
-          <w:color w:val="000000"/>
-        </w:rPr>
-        <w:t>CHAPTER 4: PROPOSED METHODOLOGY ............................</w:t>
-      </w:r>
-      <w:r>
-        <w:rPr>
-          <w:color w:val="000000"/>
-        </w:rPr>
-        <w:t>..........</w:t>
-      </w:r>
-      <w:r>
-        <w:rPr>
-          <w:color w:val="000000"/>
-        </w:rPr>
-        <w:t>.................. 12–16</w:t>
-      </w:r>
-      <w:r>
-        <w:rPr>
-          <w:color w:val="000000"/>
-        </w:rPr>
-        <w:br/>
-      </w:r>
-      <w:r>
-        <w:rPr>
-          <w:color w:val="000000"/>
-        </w:rPr>
-        <w:t xml:space="preserve"> </w:t>
-      </w:r>
-      <w:r>
-        <w:rPr>
-          <w:color w:val="000000"/>
-        </w:rPr>
-        <w:tab/>
-      </w:r>
-      <w:r>
-        <w:rPr>
-          <w:color w:val="000000"/>
-        </w:rPr>
-        <w:t>4.1 System Architecture .........................................</w:t>
-      </w:r>
-      <w:r>
-        <w:rPr>
-          <w:color w:val="000000"/>
-        </w:rPr>
-        <w:t>................</w:t>
-      </w:r>
-      <w:r>
-        <w:rPr>
-          <w:color w:val="000000"/>
-        </w:rPr>
-        <w:t>.............................. 12</w:t>
-      </w:r>
-      <w:r>
-        <w:rPr>
-          <w:color w:val="000000"/>
-        </w:rPr>
-        <w:br/>
-      </w:r>
-      <w:r>
-        <w:rPr>
-          <w:color w:val="000000"/>
-        </w:rPr>
-        <w:t xml:space="preserve"> </w:t>
-      </w:r>
-      <w:r>
-        <w:rPr>
-          <w:color w:val="000000"/>
-        </w:rPr>
-        <w:tab/>
-      </w:r>
-      <w:r>
-        <w:rPr>
-          <w:color w:val="000000"/>
-        </w:rPr>
-        <w:t>4.2 Data Preprocessing ..............................................</w:t>
-      </w:r>
-      <w:r>
-        <w:rPr>
-          <w:color w:val="000000"/>
-        </w:rPr>
-        <w:t>..................</w:t>
-      </w:r>
-      <w:r>
-        <w:rPr>
-          <w:color w:val="000000"/>
-        </w:rPr>
-        <w:t>......................... 13</w:t>
-      </w:r>
-      <w:r>
-        <w:rPr>
-          <w:color w:val="000000"/>
-        </w:rPr>
-        <w:br/>
-      </w:r>
-      <w:r>
-        <w:rPr>
-          <w:color w:val="000000"/>
-        </w:rPr>
-        <w:t xml:space="preserve"> </w:t>
-      </w:r>
-      <w:r>
-        <w:rPr>
-          <w:color w:val="000000"/>
-        </w:rPr>
-        <w:tab/>
-      </w:r>
-      <w:r>
-        <w:rPr>
-          <w:color w:val="000000"/>
-        </w:rPr>
-        <w:t>4.3 Model Training and Tuning ......................................</w:t>
-      </w:r>
-      <w:r>
-        <w:rPr>
-          <w:color w:val="000000"/>
-        </w:rPr>
-        <w:t>...............</w:t>
-      </w:r>
-      <w:r>
-        <w:rPr>
-          <w:color w:val="000000"/>
-        </w:rPr>
-        <w:t>...................... 14</w:t>
-      </w:r>
-      <w:r>
-        <w:rPr>
-          <w:color w:val="000000"/>
-        </w:rPr>
-        <w:br/>
-      </w:r>
-      <w:r>
-        <w:rPr>
-          <w:color w:val="000000"/>
-        </w:rPr>
-        <w:t xml:space="preserve"> </w:t>
-      </w:r>
-      <w:r>
-        <w:rPr>
-          <w:color w:val="000000"/>
-        </w:rPr>
-        <w:tab/>
-      </w:r>
-      <w:r>
-        <w:rPr>
-          <w:color w:val="000000"/>
-        </w:rPr>
-        <w:t>4.4 Graphical User Interface (GUI) ................................................</w:t>
-      </w:r>
-      <w:r>
-        <w:rPr>
-          <w:color w:val="000000"/>
-        </w:rPr>
-        <w:t>...............</w:t>
-      </w:r>
-      <w:r>
-        <w:rPr>
-          <w:color w:val="000000"/>
-        </w:rPr>
-        <w:t>...... 15</w:t>
-      </w:r>
-    </w:p>
-    <w:p>
-      <w:pPr>
-        <w:jc w:val="both"/>
-        <w:rPr>
-          <w:color w:val="000000"/>
-        </w:rPr>
-      </w:pPr>
-      <w:r>
-        <w:rPr>
-          <w:color w:val="000000"/>
-        </w:rPr>
-        <w:t>CHAPTER 5: RESULTS .............................................................................</w:t>
-      </w:r>
-      <w:r>
-        <w:rPr>
-          <w:color w:val="000000"/>
-        </w:rPr>
-        <w:t>..............</w:t>
-      </w:r>
-      <w:r>
-        <w:rPr>
-          <w:color w:val="000000"/>
-        </w:rPr>
-        <w:t xml:space="preserve"> 17–19</w:t>
-      </w:r>
-      <w:r>
-        <w:rPr>
-          <w:color w:val="000000"/>
-        </w:rPr>
-        <w:br/>
-      </w:r>
-      <w:r>
-        <w:rPr>
-          <w:color w:val="000000"/>
-        </w:rPr>
-        <w:t xml:space="preserve"> </w:t>
-      </w:r>
-      <w:r>
-        <w:rPr>
-          <w:color w:val="000000"/>
-        </w:rPr>
-        <w:tab/>
-      </w:r>
-      <w:r>
-        <w:rPr>
-          <w:color w:val="000000"/>
-        </w:rPr>
-        <w:t>5.1 Model Evaluation Metrics ............................................................</w:t>
-      </w:r>
-      <w:r>
-        <w:rPr>
-          <w:color w:val="000000"/>
-        </w:rPr>
-        <w:t>...............</w:t>
-      </w:r>
-      <w:r>
-        <w:rPr>
-          <w:color w:val="000000"/>
-        </w:rPr>
-        <w:t>... 17</w:t>
-      </w:r>
-      <w:r>
-        <w:rPr>
-          <w:color w:val="000000"/>
-        </w:rPr>
-        <w:br/>
-      </w:r>
-      <w:r>
-        <w:rPr>
-          <w:color w:val="000000"/>
-        </w:rPr>
-        <w:t xml:space="preserve"> </w:t>
-      </w:r>
-      <w:r>
-        <w:rPr>
-          <w:color w:val="000000"/>
-        </w:rPr>
-        <w:tab/>
-      </w:r>
-      <w:r>
-        <w:rPr>
-          <w:color w:val="000000"/>
-        </w:rPr>
-        <w:t>5.2 Feature Importance Analysis .........................................................</w:t>
-      </w:r>
-      <w:r>
-        <w:rPr>
-          <w:color w:val="000000"/>
-        </w:rPr>
-        <w:t>................</w:t>
-      </w:r>
-      <w:r>
-        <w:rPr>
-          <w:color w:val="000000"/>
-        </w:rPr>
-        <w:t xml:space="preserve"> 18</w:t>
-      </w:r>
-    </w:p>
-    <w:p>
-      <w:pPr>
-        <w:jc w:val="both"/>
-        <w:rPr>
-          <w:color w:val="000000"/>
-        </w:rPr>
-      </w:pPr>
-      <w:r>
-        <w:rPr>
-          <w:color w:val="000000"/>
-        </w:rPr>
-        <w:t>CHAPTER 6: CONCLUSION AND FUTURE WORK ....................................</w:t>
-      </w:r>
-      <w:r>
-        <w:rPr>
-          <w:color w:val="000000"/>
-        </w:rPr>
-        <w:t>.......</w:t>
-      </w:r>
-      <w:r>
-        <w:rPr>
-          <w:color w:val="000000"/>
-        </w:rPr>
-        <w:t xml:space="preserve"> 20–21</w:t>
-      </w:r>
-      <w:r>
-        <w:rPr>
-          <w:color w:val="000000"/>
-        </w:rPr>
-        <w:br/>
-      </w:r>
-      <w:r>
-        <w:rPr>
-          <w:color w:val="000000"/>
-        </w:rPr>
-        <w:t xml:space="preserve"> </w:t>
-      </w:r>
-      <w:r>
-        <w:rPr>
-          <w:color w:val="000000"/>
-        </w:rPr>
-        <w:tab/>
-      </w:r>
-      <w:r>
-        <w:rPr>
-          <w:color w:val="000000"/>
-        </w:rPr>
-        <w:t>6.1 Conclusion .....................................................................................</w:t>
-      </w:r>
-      <w:r>
-        <w:rPr>
-          <w:color w:val="000000"/>
-        </w:rPr>
-        <w:t>................</w:t>
-      </w:r>
-      <w:r>
-        <w:rPr>
-          <w:color w:val="000000"/>
-        </w:rPr>
-        <w:t xml:space="preserve"> 20</w:t>
-      </w:r>
-      <w:r>
-        <w:rPr>
-          <w:color w:val="000000"/>
-        </w:rPr>
-        <w:br/>
-      </w:r>
-      <w:r>
-        <w:rPr>
-          <w:color w:val="000000"/>
-        </w:rPr>
-        <w:t xml:space="preserve"> </w:t>
-      </w:r>
-      <w:r>
-        <w:rPr>
-          <w:color w:val="000000"/>
-        </w:rPr>
-        <w:tab/>
-      </w:r>
-      <w:r>
-        <w:rPr>
-          <w:color w:val="000000"/>
-        </w:rPr>
-        <w:t>6.2 Future Scope .................................................................................</w:t>
-      </w:r>
-      <w:r>
-        <w:rPr>
-          <w:color w:val="000000"/>
-        </w:rPr>
-        <w:t>.………….</w:t>
-      </w:r>
-      <w:r>
-        <w:rPr>
-          <w:color w:val="000000"/>
-        </w:rPr>
-        <w:t>21</w:t>
-      </w:r>
-    </w:p>
-    <w:p>
-      <w:pPr>
-        <w:jc w:val="both"/>
-        <w:rPr>
-          <w:color w:val="000000"/>
-        </w:rPr>
-      </w:pPr>
-      <w:r>
-        <w:rPr>
-          <w:color w:val="000000"/>
-        </w:rPr>
-        <w:t>REFERENCES ....................................................................................</w:t>
-      </w:r>
-      <w:r>
-        <w:rPr>
-          <w:color w:val="000000"/>
-        </w:rPr>
-        <w:t>.......................</w:t>
-      </w:r>
-      <w:r>
-        <w:rPr>
-          <w:color w:val="000000"/>
-        </w:rPr>
-        <w:t>..... 22</w:t>
-      </w:r>
-      <w:r>
-        <w:rPr>
-          <w:color w:val="000000"/>
-        </w:rPr>
-        <w:br/>
-        <w:t>APPENDICES / ANNEXURES .................................................................</w:t>
-      </w:r>
-      <w:r>
-        <w:rPr>
-          <w:color w:val="000000"/>
-        </w:rPr>
-        <w:t>......................</w:t>
-      </w:r>
-      <w:r>
-        <w:rPr>
-          <w:color w:val="000000"/>
-        </w:rPr>
-        <w:t>23</w:t>
-      </w:r>
-    </w:p>
-    <w:p/>
+        <w:t>LIST OF ABBREVIATIONS</w:t>
+      </w:r>
+    </w:p>
+    <w:tbl>
+      <w:tblPr>
+        <w:tblStyle w:val="PlainTable1"/>
+        <w:tblW w:w="0" w:type="auto"/>
+        <w:tblLook w:val="04A0" w:firstRow="1" w:lastRow="0" w:firstColumn="1" w:lastColumn="0" w:noHBand="0" w:noVBand="1"/>
+      </w:tblPr>
+      <w:tblGrid>
+        <w:gridCol w:w="1577"/>
+        <w:gridCol w:w="3642"/>
+      </w:tblGrid>
+      <w:tr>
+        <w:trPr>
+          <w:cnfStyle w:val="100000000000" w:firstRow="1" w:lastRow="0" w:firstColumn="0" w:lastColumn="0" w:oddVBand="0" w:evenVBand="0" w:oddHBand="0" w:evenHBand="0" w:firstRowFirstColumn="0" w:firstRowLastColumn="0" w:lastRowFirstColumn="0" w:lastRowLastColumn="0"/>
+        </w:trPr>
+        <w:tc>
+          <w:tcPr>
+            <w:cnfStyle w:val="001000000000" w:firstRow="0" w:lastRow="0" w:firstColumn="1" w:lastColumn="0" w:oddVBand="0" w:evenVBand="0" w:oddHBand="0" w:evenHBand="0" w:firstRowFirstColumn="0" w:firstRowLastColumn="0" w:lastRowFirstColumn="0" w:lastRowLastColumn="0"/>
+            <w:tcW w:w="0" w:type="auto"/>
+            <w:hideMark/>
+          </w:tcPr>
+          <w:p>
+            <w:pPr>
+              <w:spacing w:after="200" w:line="276" w:lineRule="auto"/>
+            </w:pPr>
+            <w:r>
+              <w:t>Abbreviation</w:t>
+            </w:r>
+          </w:p>
+        </w:tc>
+        <w:tc>
+          <w:tcPr>
+            <w:tcW w:w="0" w:type="auto"/>
+            <w:hideMark/>
+          </w:tcPr>
+          <w:p>
+            <w:pPr>
+              <w:spacing w:after="200" w:line="276" w:lineRule="auto"/>
+              <w:cnfStyle w:val="100000000000" w:firstRow="1" w:lastRow="0" w:firstColumn="0" w:lastColumn="0" w:oddVBand="0" w:evenVBand="0" w:oddHBand="0" w:evenHBand="0" w:firstRowFirstColumn="0" w:firstRowLastColumn="0" w:lastRowFirstColumn="0" w:lastRowLastColumn="0"/>
+            </w:pPr>
+            <w:r>
+              <w:t>Full Form</w:t>
+            </w:r>
+          </w:p>
+        </w:tc>
+      </w:tr>
+      <w:tr>
+        <w:trPr>
+          <w:cnfStyle w:val="000000100000" w:firstRow="0" w:lastRow="0" w:firstColumn="0" w:lastColumn="0" w:oddVBand="0" w:evenVBand="0" w:oddHBand="1" w:evenHBand="0" w:firstRowFirstColumn="0" w:firstRowLastColumn="0" w:lastRowFirstColumn="0" w:lastRowLastColumn="0"/>
+        </w:trPr>
+        <w:tc>
+          <w:tcPr>
+            <w:cnfStyle w:val="001000000000" w:firstRow="0" w:lastRow="0" w:firstColumn="1" w:lastColumn="0" w:oddVBand="0" w:evenVBand="0" w:oddHBand="0" w:evenHBand="0" w:firstRowFirstColumn="0" w:firstRowLastColumn="0" w:lastRowFirstColumn="0" w:lastRowLastColumn="0"/>
+            <w:tcW w:w="0" w:type="auto"/>
+            <w:hideMark/>
+          </w:tcPr>
+          <w:p>
+            <w:pPr>
+              <w:spacing w:after="200" w:line="276" w:lineRule="auto"/>
+              <w:rPr>
+                <w:b w:val="0"/>
+                <w:bCs w:val="0"/>
+              </w:rPr>
+            </w:pPr>
+            <w:r>
+              <w:rPr>
+                <w:b w:val="0"/>
+                <w:bCs w:val="0"/>
+              </w:rPr>
+              <w:t>AI</w:t>
+            </w:r>
+          </w:p>
+        </w:tc>
+        <w:tc>
+          <w:tcPr>
+            <w:tcW w:w="0" w:type="auto"/>
+            <w:hideMark/>
+          </w:tcPr>
+          <w:p>
+            <w:pPr>
+              <w:spacing w:after="200" w:line="276" w:lineRule="auto"/>
+              <w:cnfStyle w:val="000000100000" w:firstRow="0" w:lastRow="0" w:firstColumn="0" w:lastColumn="0" w:oddVBand="0" w:evenVBand="0" w:oddHBand="1" w:evenHBand="0" w:firstRowFirstColumn="0" w:firstRowLastColumn="0" w:lastRowFirstColumn="0" w:lastRowLastColumn="0"/>
+            </w:pPr>
+            <w:r>
+              <w:t>Artificial Intelligence</w:t>
+            </w:r>
+          </w:p>
+        </w:tc>
+      </w:tr>
+      <w:tr>
+        <w:tc>
+          <w:tcPr>
+            <w:cnfStyle w:val="001000000000" w:firstRow="0" w:lastRow="0" w:firstColumn="1" w:lastColumn="0" w:oddVBand="0" w:evenVBand="0" w:oddHBand="0" w:evenHBand="0" w:firstRowFirstColumn="0" w:firstRowLastColumn="0" w:lastRowFirstColumn="0" w:lastRowLastColumn="0"/>
+            <w:tcW w:w="0" w:type="auto"/>
+            <w:hideMark/>
+          </w:tcPr>
+          <w:p>
+            <w:pPr>
+              <w:spacing w:after="200" w:line="276" w:lineRule="auto"/>
+              <w:rPr>
+                <w:b w:val="0"/>
+                <w:bCs w:val="0"/>
+              </w:rPr>
+            </w:pPr>
+            <w:r>
+              <w:rPr>
+                <w:b w:val="0"/>
+                <w:bCs w:val="0"/>
+              </w:rPr>
+              <w:t>ML</w:t>
+            </w:r>
+          </w:p>
+        </w:tc>
+        <w:tc>
+          <w:tcPr>
+            <w:tcW w:w="0" w:type="auto"/>
+            <w:hideMark/>
+          </w:tcPr>
+          <w:p>
+            <w:pPr>
+              <w:spacing w:after="200" w:line="276" w:lineRule="auto"/>
+              <w:cnfStyle w:val="000000000000" w:firstRow="0" w:lastRow="0" w:firstColumn="0" w:lastColumn="0" w:oddVBand="0" w:evenVBand="0" w:oddHBand="0" w:evenHBand="0" w:firstRowFirstColumn="0" w:firstRowLastColumn="0" w:lastRowFirstColumn="0" w:lastRowLastColumn="0"/>
+            </w:pPr>
+            <w:r>
+              <w:t>Machine Learning</w:t>
+            </w:r>
+          </w:p>
+        </w:tc>
+      </w:tr>
+      <w:tr>
+        <w:trPr>
+          <w:cnfStyle w:val="000000100000" w:firstRow="0" w:lastRow="0" w:firstColumn="0" w:lastColumn="0" w:oddVBand="0" w:evenVBand="0" w:oddHBand="1" w:evenHBand="0" w:firstRowFirstColumn="0" w:firstRowLastColumn="0" w:lastRowFirstColumn="0" w:lastRowLastColumn="0"/>
+        </w:trPr>
+        <w:tc>
+          <w:tcPr>
+            <w:cnfStyle w:val="001000000000" w:firstRow="0" w:lastRow="0" w:firstColumn="1" w:lastColumn="0" w:oddVBand="0" w:evenVBand="0" w:oddHBand="0" w:evenHBand="0" w:firstRowFirstColumn="0" w:firstRowLastColumn="0" w:lastRowFirstColumn="0" w:lastRowLastColumn="0"/>
+            <w:tcW w:w="0" w:type="auto"/>
+            <w:hideMark/>
+          </w:tcPr>
+          <w:p>
+            <w:pPr>
+              <w:spacing w:after="200" w:line="276" w:lineRule="auto"/>
+              <w:rPr>
+                <w:b w:val="0"/>
+                <w:bCs w:val="0"/>
+              </w:rPr>
+            </w:pPr>
+            <w:r>
+              <w:rPr>
+                <w:b w:val="0"/>
+                <w:bCs w:val="0"/>
+              </w:rPr>
+              <w:t>GUI</w:t>
+            </w:r>
+          </w:p>
+        </w:tc>
+        <w:tc>
+          <w:tcPr>
+            <w:tcW w:w="0" w:type="auto"/>
+            <w:hideMark/>
+          </w:tcPr>
+          <w:p>
+            <w:pPr>
+              <w:spacing w:after="200" w:line="276" w:lineRule="auto"/>
+              <w:cnfStyle w:val="000000100000" w:firstRow="0" w:lastRow="0" w:firstColumn="0" w:lastColumn="0" w:oddVBand="0" w:evenVBand="0" w:oddHBand="1" w:evenHBand="0" w:firstRowFirstColumn="0" w:firstRowLastColumn="0" w:lastRowFirstColumn="0" w:lastRowLastColumn="0"/>
+            </w:pPr>
+            <w:r>
+              <w:t>Graphical User Interface</w:t>
+            </w:r>
+          </w:p>
+        </w:tc>
+      </w:tr>
+      <w:tr>
+        <w:tc>
+          <w:tcPr>
+            <w:cnfStyle w:val="001000000000" w:firstRow="0" w:lastRow="0" w:firstColumn="1" w:lastColumn="0" w:oddVBand="0" w:evenVBand="0" w:oddHBand="0" w:evenHBand="0" w:firstRowFirstColumn="0" w:firstRowLastColumn="0" w:lastRowFirstColumn="0" w:lastRowLastColumn="0"/>
+            <w:tcW w:w="0" w:type="auto"/>
+            <w:hideMark/>
+          </w:tcPr>
+          <w:p>
+            <w:pPr>
+              <w:spacing w:after="200" w:line="276" w:lineRule="auto"/>
+              <w:rPr>
+                <w:b w:val="0"/>
+                <w:bCs w:val="0"/>
+              </w:rPr>
+            </w:pPr>
+            <w:r>
+              <w:rPr>
+                <w:b w:val="0"/>
+                <w:bCs w:val="0"/>
+              </w:rPr>
+              <w:t>UCI</w:t>
+            </w:r>
+          </w:p>
+        </w:tc>
+        <w:tc>
+          <w:tcPr>
+            <w:tcW w:w="0" w:type="auto"/>
+            <w:hideMark/>
+          </w:tcPr>
+          <w:p>
+            <w:pPr>
+              <w:spacing w:after="200" w:line="276" w:lineRule="auto"/>
+              <w:cnfStyle w:val="000000000000" w:firstRow="0" w:lastRow="0" w:firstColumn="0" w:lastColumn="0" w:oddVBand="0" w:evenVBand="0" w:oddHBand="0" w:evenHBand="0" w:firstRowFirstColumn="0" w:firstRowLastColumn="0" w:lastRowFirstColumn="0" w:lastRowLastColumn="0"/>
+            </w:pPr>
+            <w:r>
+              <w:t>University of California, Irvine</w:t>
+            </w:r>
+          </w:p>
+        </w:tc>
+      </w:tr>
+      <w:tr>
+        <w:trPr>
+          <w:cnfStyle w:val="000000100000" w:firstRow="0" w:lastRow="0" w:firstColumn="0" w:lastColumn="0" w:oddVBand="0" w:evenVBand="0" w:oddHBand="1" w:evenHBand="0" w:firstRowFirstColumn="0" w:firstRowLastColumn="0" w:lastRowFirstColumn="0" w:lastRowLastColumn="0"/>
+        </w:trPr>
+        <w:tc>
+          <w:tcPr>
+            <w:cnfStyle w:val="001000000000" w:firstRow="0" w:lastRow="0" w:firstColumn="1" w:lastColumn="0" w:oddVBand="0" w:evenVBand="0" w:oddHBand="0" w:evenHBand="0" w:firstRowFirstColumn="0" w:firstRowLastColumn="0" w:lastRowFirstColumn="0" w:lastRowLastColumn="0"/>
+            <w:tcW w:w="0" w:type="auto"/>
+            <w:hideMark/>
+          </w:tcPr>
+          <w:p>
+            <w:pPr>
+              <w:spacing w:after="200" w:line="276" w:lineRule="auto"/>
+              <w:rPr>
+                <w:b w:val="0"/>
+                <w:bCs w:val="0"/>
+              </w:rPr>
+            </w:pPr>
+            <w:r>
+              <w:rPr>
+                <w:b w:val="0"/>
+                <w:bCs w:val="0"/>
+              </w:rPr>
+              <w:t>MAE</w:t>
+            </w:r>
+          </w:p>
+        </w:tc>
+        <w:tc>
+          <w:tcPr>
+            <w:tcW w:w="0" w:type="auto"/>
+            <w:hideMark/>
+          </w:tcPr>
+          <w:p>
+            <w:pPr>
+              <w:spacing w:after="200" w:line="276" w:lineRule="auto"/>
+              <w:cnfStyle w:val="000000100000" w:firstRow="0" w:lastRow="0" w:firstColumn="0" w:lastColumn="0" w:oddVBand="0" w:evenVBand="0" w:oddHBand="1" w:evenHBand="0" w:firstRowFirstColumn="0" w:firstRowLastColumn="0" w:lastRowFirstColumn="0" w:lastRowLastColumn="0"/>
+            </w:pPr>
+            <w:r>
+              <w:t>Mean Absolute Error</w:t>
+            </w:r>
+          </w:p>
+        </w:tc>
+      </w:tr>
+      <w:tr>
+        <w:tc>
+          <w:tcPr>
+            <w:cnfStyle w:val="001000000000" w:firstRow="0" w:lastRow="0" w:firstColumn="1" w:lastColumn="0" w:oddVBand="0" w:evenVBand="0" w:oddHBand="0" w:evenHBand="0" w:firstRowFirstColumn="0" w:firstRowLastColumn="0" w:lastRowFirstColumn="0" w:lastRowLastColumn="0"/>
+            <w:tcW w:w="0" w:type="auto"/>
+            <w:hideMark/>
+          </w:tcPr>
+          <w:p>
+            <w:pPr>
+              <w:spacing w:after="200" w:line="276" w:lineRule="auto"/>
+              <w:rPr>
+                <w:b w:val="0"/>
+                <w:bCs w:val="0"/>
+              </w:rPr>
+            </w:pPr>
+            <w:r>
+              <w:rPr>
+                <w:b w:val="0"/>
+                <w:bCs w:val="0"/>
+              </w:rPr>
+              <w:t>RMSE</w:t>
+            </w:r>
+          </w:p>
+        </w:tc>
+        <w:tc>
+          <w:tcPr>
+            <w:tcW w:w="0" w:type="auto"/>
+            <w:hideMark/>
+          </w:tcPr>
+          <w:p>
+            <w:pPr>
+              <w:spacing w:after="200" w:line="276" w:lineRule="auto"/>
+              <w:cnfStyle w:val="000000000000" w:firstRow="0" w:lastRow="0" w:firstColumn="0" w:lastColumn="0" w:oddVBand="0" w:evenVBand="0" w:oddHBand="0" w:evenHBand="0" w:firstRowFirstColumn="0" w:firstRowLastColumn="0" w:lastRowFirstColumn="0" w:lastRowLastColumn="0"/>
+            </w:pPr>
+            <w:r>
+              <w:t>Root Mean Squared Error</w:t>
+            </w:r>
+          </w:p>
+        </w:tc>
+      </w:tr>
+      <w:tr>
+        <w:trPr>
+          <w:cnfStyle w:val="000000100000" w:firstRow="0" w:lastRow="0" w:firstColumn="0" w:lastColumn="0" w:oddVBand="0" w:evenVBand="0" w:oddHBand="1" w:evenHBand="0" w:firstRowFirstColumn="0" w:firstRowLastColumn="0" w:lastRowFirstColumn="0" w:lastRowLastColumn="0"/>
+        </w:trPr>
+        <w:tc>
+          <w:tcPr>
+            <w:cnfStyle w:val="001000000000" w:firstRow="0" w:lastRow="0" w:firstColumn="1" w:lastColumn="0" w:oddVBand="0" w:evenVBand="0" w:oddHBand="0" w:evenHBand="0" w:firstRowFirstColumn="0" w:firstRowLastColumn="0" w:lastRowFirstColumn="0" w:lastRowLastColumn="0"/>
+            <w:tcW w:w="0" w:type="auto"/>
+            <w:hideMark/>
+          </w:tcPr>
+          <w:p>
+            <w:pPr>
+              <w:spacing w:after="200" w:line="276" w:lineRule="auto"/>
+              <w:rPr>
+                <w:b w:val="0"/>
+                <w:bCs w:val="0"/>
+              </w:rPr>
+            </w:pPr>
+            <w:r>
+              <w:rPr>
+                <w:b w:val="0"/>
+                <w:bCs w:val="0"/>
+              </w:rPr>
+              <w:t>R²</w:t>
+            </w:r>
+          </w:p>
+        </w:tc>
+        <w:tc>
+          <w:tcPr>
+            <w:tcW w:w="0" w:type="auto"/>
+            <w:hideMark/>
+          </w:tcPr>
+          <w:p>
+            <w:pPr>
+              <w:spacing w:after="200" w:line="276" w:lineRule="auto"/>
+              <w:cnfStyle w:val="000000100000" w:firstRow="0" w:lastRow="0" w:firstColumn="0" w:lastColumn="0" w:oddVBand="0" w:evenVBand="0" w:oddHBand="1" w:evenHBand="0" w:firstRowFirstColumn="0" w:firstRowLastColumn="0" w:lastRowFirstColumn="0" w:lastRowLastColumn="0"/>
+            </w:pPr>
+            <w:r>
+              <w:t>R-squared</w:t>
+            </w:r>
+          </w:p>
+        </w:tc>
+      </w:tr>
+      <w:tr>
+        <w:tc>
+          <w:tcPr>
+            <w:cnfStyle w:val="001000000000" w:firstRow="0" w:lastRow="0" w:firstColumn="1" w:lastColumn="0" w:oddVBand="0" w:evenVBand="0" w:oddHBand="0" w:evenHBand="0" w:firstRowFirstColumn="0" w:firstRowLastColumn="0" w:lastRowFirstColumn="0" w:lastRowLastColumn="0"/>
+            <w:tcW w:w="0" w:type="auto"/>
+            <w:hideMark/>
+          </w:tcPr>
+          <w:p>
+            <w:pPr>
+              <w:spacing w:after="200" w:line="276" w:lineRule="auto"/>
+              <w:rPr>
+                <w:b w:val="0"/>
+                <w:bCs w:val="0"/>
+              </w:rPr>
+            </w:pPr>
+            <w:r>
+              <w:rPr>
+                <w:b w:val="0"/>
+                <w:bCs w:val="0"/>
+              </w:rPr>
+              <w:t>CSV</w:t>
+            </w:r>
+          </w:p>
+        </w:tc>
+        <w:tc>
+          <w:tcPr>
+            <w:tcW w:w="0" w:type="auto"/>
+            <w:hideMark/>
+          </w:tcPr>
+          <w:p>
+            <w:pPr>
+              <w:spacing w:after="200" w:line="276" w:lineRule="auto"/>
+              <w:cnfStyle w:val="000000000000" w:firstRow="0" w:lastRow="0" w:firstColumn="0" w:lastColumn="0" w:oddVBand="0" w:evenVBand="0" w:oddHBand="0" w:evenHBand="0" w:firstRowFirstColumn="0" w:firstRowLastColumn="0" w:lastRowFirstColumn="0" w:lastRowLastColumn="0"/>
+            </w:pPr>
+            <w:r>
+              <w:t>Comma Separated Values</w:t>
+            </w:r>
+          </w:p>
+        </w:tc>
+      </w:tr>
+      <w:tr>
+        <w:trPr>
+          <w:cnfStyle w:val="000000100000" w:firstRow="0" w:lastRow="0" w:firstColumn="0" w:lastColumn="0" w:oddVBand="0" w:evenVBand="0" w:oddHBand="1" w:evenHBand="0" w:firstRowFirstColumn="0" w:firstRowLastColumn="0" w:lastRowFirstColumn="0" w:lastRowLastColumn="0"/>
+        </w:trPr>
+        <w:tc>
+          <w:tcPr>
+            <w:cnfStyle w:val="001000000000" w:firstRow="0" w:lastRow="0" w:firstColumn="1" w:lastColumn="0" w:oddVBand="0" w:evenVBand="0" w:oddHBand="0" w:evenHBand="0" w:firstRowFirstColumn="0" w:firstRowLastColumn="0" w:lastRowFirstColumn="0" w:lastRowLastColumn="0"/>
+            <w:tcW w:w="0" w:type="auto"/>
+            <w:hideMark/>
+          </w:tcPr>
+          <w:p>
+            <w:pPr>
+              <w:spacing w:after="200" w:line="276" w:lineRule="auto"/>
+              <w:rPr>
+                <w:b w:val="0"/>
+                <w:bCs w:val="0"/>
+              </w:rPr>
+            </w:pPr>
+            <w:r>
+              <w:rPr>
+                <w:b w:val="0"/>
+                <w:bCs w:val="0"/>
+              </w:rPr>
+              <w:t>API</w:t>
+            </w:r>
+          </w:p>
+        </w:tc>
+        <w:tc>
+          <w:tcPr>
+            <w:tcW w:w="0" w:type="auto"/>
+            <w:hideMark/>
+          </w:tcPr>
+          <w:p>
+            <w:pPr>
+              <w:spacing w:after="200" w:line="276" w:lineRule="auto"/>
+              <w:cnfStyle w:val="000000100000" w:firstRow="0" w:lastRow="0" w:firstColumn="0" w:lastColumn="0" w:oddVBand="0" w:evenVBand="0" w:oddHBand="1" w:evenHBand="0" w:firstRowFirstColumn="0" w:firstRowLastColumn="0" w:lastRowFirstColumn="0" w:lastRowLastColumn="0"/>
+            </w:pPr>
+            <w:r>
+              <w:t>Application Programming Interface</w:t>
+            </w:r>
+          </w:p>
+        </w:tc>
+      </w:tr>
+    </w:tbl>
     <w:p>
       <w:pPr>
         <w:jc w:val="center"/>
@@ -2376,15 +3471,7 @@
         <w:jc w:val="both"/>
       </w:pPr>
       <w:r>
-        <w:t xml:space="preserve">Designing and implementing an interactive web-based interface using </w:t>
-      </w:r>
-      <w:proofErr w:type="spellStart"/>
-      <w:r>
-        <w:t>Streamlit</w:t>
-      </w:r>
-      <w:proofErr w:type="spellEnd"/>
-      <w:r>
-        <w:t xml:space="preserve">. </w:t>
+        <w:t xml:space="preserve">Designing and implementing an interactive web-based interface using Streamlit. </w:t>
       </w:r>
     </w:p>
     <w:p>
@@ -3027,15 +4114,7 @@
         <w:jc w:val="both"/>
       </w:pPr>
       <w:r>
-        <w:t>Scikit-</w:t>
-      </w:r>
-      <w:proofErr w:type="gramStart"/>
-      <w:r>
-        <w:t>learn</w:t>
-      </w:r>
-      <w:proofErr w:type="gramEnd"/>
-      <w:r>
-        <w:t xml:space="preserve"> for preprocessing and model evaluation </w:t>
+        <w:t xml:space="preserve">Scikit-learn for preprocessing and model evaluation </w:t>
       </w:r>
     </w:p>
     <w:p>
@@ -3088,15 +4167,7 @@
         <w:t>Frontend Framework:</w:t>
       </w:r>
       <w:r>
-        <w:t xml:space="preserve"> </w:t>
-      </w:r>
-      <w:proofErr w:type="spellStart"/>
-      <w:r>
-        <w:t>Streamlit</w:t>
-      </w:r>
-      <w:proofErr w:type="spellEnd"/>
-      <w:r>
-        <w:t xml:space="preserve"> for building the graphical user interface </w:t>
+        <w:t xml:space="preserve"> Streamlit for building the graphical user interface </w:t>
       </w:r>
     </w:p>
     <w:p>
@@ -3171,15 +4242,15 @@
         <w:jc w:val="both"/>
       </w:pPr>
       <w:r>
-        <w:t xml:space="preserve">The dataset does not contain missing values, which simplifies preprocessing. However, the features exist on different numerical scales—for example, sulfur dioxide values can be significantly larger than chlorides—leading to potential bias during model training. To address this, feature scaling techniques such as </w:t>
+        <w:t xml:space="preserve">The dataset does not contain missing values, which simplifies preprocessing. However, the features exist on different numerical scales—for example, sulfur dioxide values can be significantly larger than chlorides. Although feature scaling is commonly used to address such differences, it was not required in our final implementation, as </w:t>
       </w:r>
       <w:proofErr w:type="spellStart"/>
       <w:r>
-        <w:t>StandardScaler</w:t>
+        <w:t>XGBoost</w:t>
       </w:r>
       <w:proofErr w:type="spellEnd"/>
       <w:r>
-        <w:t xml:space="preserve"> are applied to normalize the data.</w:t>
+        <w:t xml:space="preserve"> is inherently scale-invariant.</w:t>
       </w:r>
     </w:p>
     <w:p>
@@ -3473,19 +4544,15 @@
         <w:jc w:val="both"/>
       </w:pPr>
       <w:r>
-        <w:t xml:space="preserve">Feature scaling is applied using the </w:t>
+        <w:t xml:space="preserve">Although feature scaling is commonly used to normalize input features, it was not required in our final implementation, as </w:t>
       </w:r>
       <w:proofErr w:type="spellStart"/>
       <w:r>
-        <w:rPr>
-          <w:b/>
-          <w:bCs/>
-        </w:rPr>
-        <w:t>StandardScaler</w:t>
+        <w:t>XGBoost</w:t>
       </w:r>
       <w:proofErr w:type="spellEnd"/>
       <w:r>
-        <w:t xml:space="preserve"> technique, which normalizes all input features to have a mean of 0 and a standard deviation of 1. This step ensures that features with larger numerical ranges do not dominate the learning process.</w:t>
+        <w:t xml:space="preserve"> is inherently scale-invariant and does not depend on feature magnitude.</w:t>
       </w:r>
     </w:p>
     <w:p>
@@ -3494,7 +4561,7 @@
       </w:pPr>
       <w:r>
         <w:lastRenderedPageBreak/>
-        <w:t>Additionally, the dataset is checked for inconsistencies, outliers, and redundant data. Since the dataset does not contain missing values, no imputation techniques are required. The cleaned and normalized data is then used for model training.</w:t>
+        <w:t>Additionally, the dataset is checked for inconsistencies, outliers, and redundant data. Since the dataset does not contain missing values, no imputation techniques are required. The cleaned data is then directly used for model training.</w:t>
       </w:r>
     </w:p>
     <w:p>
@@ -3651,7 +4718,6 @@
       <w:r>
         <w:t xml:space="preserve">To make the system accessible and user-friendly, a web-based graphical user interface is developed using </w:t>
       </w:r>
-      <w:proofErr w:type="spellStart"/>
       <w:r>
         <w:rPr>
           <w:b/>
@@ -3659,7 +4725,6 @@
         </w:rPr>
         <w:t>Streamlit</w:t>
       </w:r>
-      <w:proofErr w:type="spellEnd"/>
       <w:r>
         <w:t>. The interface is designed to be simple, responsive, and visually appealing.</w:t>
       </w:r>
@@ -3708,13 +4773,8 @@
       <w:pPr>
         <w:jc w:val="both"/>
       </w:pPr>
-      <w:proofErr w:type="gramStart"/>
-      <w:r>
-        <w:t>The GUI</w:t>
-      </w:r>
-      <w:proofErr w:type="gramEnd"/>
-      <w:r>
-        <w:t xml:space="preserve"> bridges the gap between complex machine learning models and real-world users by providing an intuitive platform for interaction.</w:t>
+      <w:r>
+        <w:t>The GUI bridges the gap between complex machine learning models and real-world users by providing an intuitive platform for interaction.</w:t>
       </w:r>
     </w:p>
     <w:p>
@@ -4272,15 +5332,7 @@
         <w:t>Fig 5.2</w:t>
       </w:r>
       <w:r>
-        <w:t xml:space="preserve"> presents the </w:t>
-      </w:r>
-      <w:proofErr w:type="gramStart"/>
-      <w:r>
-        <w:t>feature</w:t>
-      </w:r>
-      <w:proofErr w:type="gramEnd"/>
-      <w:r>
-        <w:t xml:space="preserve"> importance distribution, clearly highlighting the relative contribution of each chemical parameter.</w:t>
+        <w:t xml:space="preserve"> presents the feature importance distribution, clearly highlighting the relative contribution of each chemical parameter.</w:t>
       </w:r>
     </w:p>
     <w:p>
@@ -4724,15 +5776,7 @@
         <w:jc w:val="both"/>
       </w:pPr>
       <w:r>
-        <w:t xml:space="preserve">The model achieved strong performance with low prediction </w:t>
-      </w:r>
-      <w:proofErr w:type="gramStart"/>
-      <w:r>
-        <w:t>error</w:t>
-      </w:r>
-      <w:proofErr w:type="gramEnd"/>
-      <w:r>
-        <w:t xml:space="preserve"> and good generalization capability, demonstrating its reliability for real-world applications. In addition to accurate predictions, the system provides interpretability through feature importance analysis, allowing users to understand the influence of different parameters such as alcohol content and acidity on wine quality.</w:t>
+        <w:t>The model achieved strong performance with low prediction error and good generalization capability, demonstrating its reliability for real-world applications. In addition to accurate predictions, the system provides interpretability through feature importance analysis, allowing users to understand the influence of different parameters such as alcohol content and acidity on wine quality.</w:t>
       </w:r>
     </w:p>
     <w:p>
@@ -5198,42 +6242,14 @@
         <w:rPr>
           <w:color w:val="000000"/>
         </w:rPr>
-        <w:t xml:space="preserve">[4] </w:t>
-      </w:r>
-      <w:proofErr w:type="spellStart"/>
-      <w:r>
-        <w:rPr>
-          <w:color w:val="000000"/>
-        </w:rPr>
-        <w:t>Streamlit</w:t>
-      </w:r>
-      <w:proofErr w:type="spellEnd"/>
-      <w:r>
-        <w:rPr>
-          <w:color w:val="000000"/>
-        </w:rPr>
-        <w:t xml:space="preserve"> Inc.,</w:t>
+        <w:t>[4] Streamlit Inc.,</w:t>
       </w:r>
       <w:r>
         <w:rPr>
           <w:color w:val="000000"/>
         </w:rPr>
         <w:br/>
-        <w:t>“</w:t>
-      </w:r>
-      <w:proofErr w:type="spellStart"/>
-      <w:r>
-        <w:rPr>
-          <w:color w:val="000000"/>
-        </w:rPr>
-        <w:t>Streamlit</w:t>
-      </w:r>
-      <w:proofErr w:type="spellEnd"/>
-      <w:r>
-        <w:rPr>
-          <w:color w:val="000000"/>
-        </w:rPr>
-        <w:t xml:space="preserve"> Documentation – Build and Deploy Data Apps,”</w:t>
+        <w:t>“Streamlit Documentation – Build and Deploy Data Apps,”</w:t>
       </w:r>
       <w:r>
         <w:rPr>
